--- a/Assignment3/Quality Assurance.docx
+++ b/Assignment3/Quality Assurance.docx
@@ -310,32 +310,8 @@
         </w:rPr>
         <w:t xml:space="preserve">  </w:t>
       </w:r>
-      <w:r>
-        <w:rPr>
-          <w:b/>
-          <w:bCs/>
-        </w:rPr>
-        <w:t xml:space="preserve">State Management Testing: </w:t>
-      </w:r>
-    </w:p>
-    <w:p>
-      <w:r>
-        <w:t xml:space="preserve">Tests will ensure that the </w:t>
-      </w:r>
-      <w:proofErr w:type="spellStart"/>
-      <w:proofErr w:type="gramStart"/>
-      <w:r>
-        <w:t>notifyListeners</w:t>
-      </w:r>
-      <w:proofErr w:type="spellEnd"/>
-      <w:r>
-        <w:t>(</w:t>
-      </w:r>
-      <w:proofErr w:type="gramEnd"/>
-      <w:r>
-        <w:t>) method is triggered correctly in the Provider, confirming the Observer Pattern successfully notifies the UI of data changes.</w:t>
-      </w:r>
-    </w:p>
+    </w:p>
+    <w:p/>
     <w:p>
       <w:pPr>
         <w:rPr>

--- a/Assignment3/Quality Assurance.docx
+++ b/Assignment3/Quality Assurance.docx
@@ -37,16 +37,7 @@
           <w:sz w:val="28"/>
           <w:szCs w:val="28"/>
         </w:rPr>
-        <w:t>1.</w:t>
-      </w:r>
-      <w:r>
-        <w:rPr>
-          <w:b/>
-          <w:bCs/>
-          <w:sz w:val="28"/>
-          <w:szCs w:val="28"/>
-        </w:rPr>
-        <w:t>Quality Assurance Strategy</w:t>
+        <w:t>1.Quality Assurance Strategy</w:t>
       </w:r>
     </w:p>
     <w:p>
@@ -179,7 +170,6 @@
       <w:r>
         <w:t xml:space="preserve">Using the </w:t>
       </w:r>
-      <w:proofErr w:type="spellStart"/>
       <w:r>
         <w:t>I</w:t>
       </w:r>
@@ -189,11 +179,9 @@
       <w:r>
         <w:t>Service</w:t>
       </w:r>
-      <w:proofErr w:type="spellEnd"/>
       <w:r>
         <w:t xml:space="preserve"> and </w:t>
       </w:r>
-      <w:proofErr w:type="spellStart"/>
       <w:r>
         <w:t>I</w:t>
       </w:r>
@@ -203,7 +191,6 @@
       <w:r>
         <w:t>Service</w:t>
       </w:r>
-      <w:proofErr w:type="spellEnd"/>
       <w:r>
         <w:t>, we will create mock services to simulate backend responses. This allows us to test the UI logic without an active internet connection or Firebase dependency.</w:t>
       </w:r>
@@ -226,26 +213,8 @@
         <w:t xml:space="preserve"> </w:t>
       </w:r>
       <w:r>
-        <w:t xml:space="preserve">The </w:t>
-      </w:r>
-      <w:proofErr w:type="spellStart"/>
-      <w:r>
-        <w:t>score_</w:t>
-      </w:r>
-      <w:proofErr w:type="gramStart"/>
-      <w:r>
-        <w:t>calculator.dart</w:t>
-      </w:r>
-      <w:proofErr w:type="spellEnd"/>
-      <w:proofErr w:type="gramEnd"/>
-      <w:r>
-        <w:t xml:space="preserve"> will be tested with diverse input sets (Binary and Likert scales) to ensure the mathematical output remains within the 0-100 </w:t>
-      </w:r>
-      <w:proofErr w:type="gramStart"/>
-      <w:r>
-        <w:t>range .</w:t>
-      </w:r>
-      <w:proofErr w:type="gramEnd"/>
+        <w:t>The score_calculator.dart will be tested with diverse input sets (Binary and Likert scales) to ensure the mathematical output remains within the 0-100 range .</w:t>
+      </w:r>
     </w:p>
     <w:p>
       <w:r>
@@ -267,31 +236,7 @@
         </w:rPr>
       </w:pPr>
       <w:r>
-        <w:t xml:space="preserve"> We will verify that raw JSON data from </w:t>
-      </w:r>
-      <w:proofErr w:type="spellStart"/>
-      <w:r>
-        <w:t>Firestore</w:t>
-      </w:r>
-      <w:proofErr w:type="spellEnd"/>
-      <w:r>
-        <w:t xml:space="preserve"> is correctly mapped to our </w:t>
-      </w:r>
-      <w:proofErr w:type="spellStart"/>
-      <w:r>
-        <w:t>UserModel</w:t>
-      </w:r>
-      <w:proofErr w:type="spellEnd"/>
-      <w:r>
-        <w:t xml:space="preserve"> and </w:t>
-      </w:r>
-      <w:proofErr w:type="spellStart"/>
-      <w:r>
-        <w:t>SurveyModel</w:t>
-      </w:r>
-      <w:proofErr w:type="spellEnd"/>
-      <w:r>
-        <w:t xml:space="preserve"> classes.</w:t>
+        <w:t xml:space="preserve"> We will verify that raw JSON data from Firestore is correctly mapped to our UserModel and SurveyModel classes.</w:t>
       </w:r>
     </w:p>
     <w:p>
@@ -405,45 +350,8 @@
         <w:t>Service-to-Database Flow:</w:t>
       </w:r>
       <w:r>
-        <w:t xml:space="preserve"> We will verify that surveys submitted via the </w:t>
-      </w:r>
-      <w:proofErr w:type="spellStart"/>
-      <w:r>
-        <w:t>SurveyService</w:t>
-      </w:r>
-      <w:proofErr w:type="spellEnd"/>
-      <w:r>
-        <w:t xml:space="preserve"> are correctly stored in Cloud </w:t>
-      </w:r>
-      <w:proofErr w:type="spellStart"/>
-      <w:r>
-        <w:t>Firestore</w:t>
-      </w:r>
-      <w:proofErr w:type="spellEnd"/>
-      <w:r>
-        <w:t xml:space="preserve"> under the specific path /</w:t>
-      </w:r>
-      <w:proofErr w:type="gramStart"/>
-      <w:r>
-        <w:t>users/{</w:t>
-      </w:r>
-      <w:proofErr w:type="spellStart"/>
-      <w:r>
-        <w:t>uid</w:t>
-      </w:r>
-      <w:proofErr w:type="spellEnd"/>
-      <w:r>
-        <w:t>}/</w:t>
-      </w:r>
-      <w:proofErr w:type="gramEnd"/>
-      <w:r>
-        <w:t xml:space="preserve">surveys/ with accurate </w:t>
-      </w:r>
-      <w:proofErr w:type="gramStart"/>
-      <w:r>
-        <w:t>timestamps .</w:t>
-      </w:r>
-      <w:proofErr w:type="gramEnd"/>
+        <w:t xml:space="preserve"> We will verify that surveys submitted via the SurveyService are correctly stored in Cloud Firestore under the specific path /users/{uid}/surveys/ with accurate timestamps .</w:t>
+      </w:r>
     </w:p>
     <w:p>
       <w:r>
@@ -457,21 +365,8 @@
         <w:t>Authentication Integration:</w:t>
       </w:r>
       <w:r>
-        <w:t xml:space="preserve"> The flow from the Firebase Auth SDK login to fetching the user's profile from </w:t>
-      </w:r>
-      <w:proofErr w:type="spellStart"/>
-      <w:r>
-        <w:t>Firestore</w:t>
-      </w:r>
-      <w:proofErr w:type="spellEnd"/>
-      <w:r>
-        <w:t xml:space="preserve"> will be validated to ensure end-to-end data </w:t>
-      </w:r>
-      <w:proofErr w:type="gramStart"/>
-      <w:r>
-        <w:t>integrity .</w:t>
-      </w:r>
-      <w:proofErr w:type="gramEnd"/>
+        <w:t xml:space="preserve"> The flow from the Firebase Auth SDK login to fetching the user's profile from Firestore will be validated to ensure end-to-end data integrity .</w:t>
+      </w:r>
     </w:p>
     <w:p>
       <w:pPr>
@@ -607,20 +502,7 @@
         <w:t xml:space="preserve"> </w:t>
       </w:r>
       <w:r>
-        <w:t xml:space="preserve">All mathematical logic within </w:t>
-      </w:r>
-      <w:proofErr w:type="spellStart"/>
-      <w:r>
-        <w:t>score_</w:t>
-      </w:r>
-      <w:proofErr w:type="gramStart"/>
-      <w:r>
-        <w:t>calculator.dart</w:t>
-      </w:r>
-      <w:proofErr w:type="spellEnd"/>
-      <w:proofErr w:type="gramEnd"/>
-      <w:r>
-        <w:t xml:space="preserve"> and business rules for the scoring engine will be covered by automated tests to ensure accuracy.</w:t>
+        <w:t>All mathematical logic within score_calculator.dart and business rules for the scoring engine will be covered by automated tests to ensure accuracy.</w:t>
       </w:r>
     </w:p>
     <w:p>
@@ -638,23 +520,10 @@
         <w:t>State Management Validation:</w:t>
       </w:r>
       <w:r>
-        <w:t xml:space="preserve"> Automated scripts will verify that the </w:t>
-      </w:r>
-      <w:proofErr w:type="spellStart"/>
-      <w:proofErr w:type="gramStart"/>
-      <w:r>
-        <w:t>notifyListeners</w:t>
-      </w:r>
-      <w:proofErr w:type="spellEnd"/>
-      <w:r>
-        <w:t>(</w:t>
-      </w:r>
-      <w:proofErr w:type="gramEnd"/>
-      <w:r>
-        <w:t xml:space="preserve">) method in our Providers correctly triggers UI updates, confirming the functional integrity of the </w:t>
-      </w:r>
-      <w:r>
-        <w:t>Observer Pattern.</w:t>
+        <w:t xml:space="preserve"> Automated scripts will verify that the notifyListeners() method in our Providers correctly triggers UI updates</w:t>
+      </w:r>
+      <w:r>
+        <w:t>.</w:t>
       </w:r>
     </w:p>
     <w:p>
@@ -672,31 +541,7 @@
         <w:t>Data Model Integrity:</w:t>
       </w:r>
       <w:r>
-        <w:t xml:space="preserve"> Automated tests will confirm that raw JSON data from </w:t>
-      </w:r>
-      <w:proofErr w:type="spellStart"/>
-      <w:r>
-        <w:t>Firestore</w:t>
-      </w:r>
-      <w:proofErr w:type="spellEnd"/>
-      <w:r>
-        <w:t xml:space="preserve"> is correctly serialized and deserialized into our </w:t>
-      </w:r>
-      <w:proofErr w:type="spellStart"/>
-      <w:r>
-        <w:t>UserModel</w:t>
-      </w:r>
-      <w:proofErr w:type="spellEnd"/>
-      <w:r>
-        <w:t xml:space="preserve"> and </w:t>
-      </w:r>
-      <w:proofErr w:type="spellStart"/>
-      <w:r>
-        <w:t>SurveyModel</w:t>
-      </w:r>
-      <w:proofErr w:type="spellEnd"/>
-      <w:r>
-        <w:t xml:space="preserve"> classes.</w:t>
+        <w:t xml:space="preserve"> Automated tests will confirm that raw JSON data from Firestore is correctly serialized and deserialized into our UserModel and SurveyModel classes.</w:t>
       </w:r>
     </w:p>
     <w:p>
@@ -759,7 +604,6 @@
           <w:b/>
           <w:bCs/>
         </w:rPr>
-        <w:lastRenderedPageBreak/>
         <w:t>Performance Monitoring:</w:t>
       </w:r>
       <w:r>
@@ -769,15 +613,7 @@
         <w:t>We</w:t>
       </w:r>
       <w:r>
-        <w:t xml:space="preserve"> will manually monitor that the initial load size stays under 20MB and that authentication actions </w:t>
-      </w:r>
-      <w:proofErr w:type="gramStart"/>
-      <w:r>
-        <w:t>complete</w:t>
-      </w:r>
-      <w:proofErr w:type="gramEnd"/>
-      <w:r>
-        <w:t xml:space="preserve"> within the 5-second threshold.</w:t>
+        <w:t xml:space="preserve"> will manually monitor that the initial load size stays under 20MB and that authentication actions complete within the 5-second threshold.</w:t>
       </w:r>
     </w:p>
     <w:p>
@@ -792,16 +628,11 @@
           <w:b/>
           <w:bCs/>
         </w:rPr>
+        <w:lastRenderedPageBreak/>
         <w:t>Responsive Audits:</w:t>
       </w:r>
       <w:r>
-        <w:t xml:space="preserve"> The adaptability </w:t>
-      </w:r>
-      <w:r>
-        <w:t xml:space="preserve">of the UI </w:t>
-      </w:r>
-      <w:r>
-        <w:t>across different browser window sizes will be manually inspected.</w:t>
+        <w:t xml:space="preserve"> The adaptability of the UI across different browser window sizes will be manually inspected.</w:t>
       </w:r>
     </w:p>
     <w:p>
@@ -984,18 +815,7 @@
               <w:t>Response Time</w:t>
             </w:r>
             <w:r>
-              <w:t xml:space="preserve">: The duration between a user action (e.g., clicking Login) and the system's response </w:t>
-            </w:r>
-            <w:r>
-              <w:t xml:space="preserve">must be within 5 </w:t>
-            </w:r>
-            <w:proofErr w:type="gramStart"/>
-            <w:r>
-              <w:t>seconds.(</w:t>
-            </w:r>
-            <w:proofErr w:type="gramEnd"/>
-            <w:r>
-              <w:t xml:space="preserve"> Target: &lt;5 seconds)</w:t>
+              <w:t>: The duration between a user action (e.g., clicking Login) and the system's response must be within 5 seconds.( Target: &lt;5 seconds)</w:t>
             </w:r>
           </w:p>
         </w:tc>
@@ -1040,19 +860,8 @@
                 <w:lang w:val="tr-TR"/>
               </w:rPr>
             </w:pPr>
-            <w:proofErr w:type="gramStart"/>
             <w:r>
-              <w:t>Our</w:t>
-            </w:r>
-            <w:r>
-              <w:t xml:space="preserve"> </w:t>
-            </w:r>
-            <w:r>
-              <w:t xml:space="preserve"> Singleton</w:t>
-            </w:r>
-            <w:proofErr w:type="gramEnd"/>
-            <w:r>
-              <w:t xml:space="preserve"> Pattern in lib/services/ saves RAM by preventing redundant service instances.</w:t>
+              <w:t>Our  Singleton Pattern in lib/services/ saves RAM by preventing redundant service instances.</w:t>
             </w:r>
           </w:p>
         </w:tc>
@@ -1131,19 +940,13 @@
               </w:rPr>
             </w:pPr>
             <w:r>
-              <w:t>We want to be able to switch our database (</w:t>
-            </w:r>
-            <w:r>
-              <w:t>for example</w:t>
+              <w:t>We want to be able to switch our database (for example</w:t>
             </w:r>
             <w:r>
               <w:t>,</w:t>
             </w:r>
             <w:r>
-              <w:t xml:space="preserve"> </w:t>
-            </w:r>
-            <w:r>
-              <w:t>from Firebase to another) without rewriting the whole UI.</w:t>
+              <w:t xml:space="preserve"> from Firebase to another) without rewriting the whole UI.</w:t>
             </w:r>
           </w:p>
         </w:tc>
@@ -1248,21 +1051,7 @@
               <w:t xml:space="preserve">Data Consistency Rate: </w:t>
             </w:r>
             <w:r>
-              <w:t xml:space="preserve">We verify that 100% of service calls </w:t>
-            </w:r>
-            <w:proofErr w:type="gramStart"/>
-            <w:r>
-              <w:t>return</w:t>
-            </w:r>
-            <w:proofErr w:type="gramEnd"/>
-            <w:r>
-              <w:t xml:space="preserve"> the same global state (</w:t>
-            </w:r>
-            <w:r>
-              <w:t xml:space="preserve">such as </w:t>
-            </w:r>
-            <w:r>
-              <w:t>Auth status)</w:t>
+              <w:t>We verify that 100% of service calls return the same global state (such as Auth status)</w:t>
             </w:r>
             <w:r>
               <w:t>,</w:t>
@@ -2316,6 +2105,7 @@
   <w:style w:type="character" w:default="1" w:styleId="DefaultParagraphFont">
     <w:name w:val="Default Paragraph Font"/>
     <w:uiPriority w:val="1"/>
+    <w:semiHidden/>
     <w:unhideWhenUsed/>
   </w:style>
   <w:style w:type="table" w:default="1" w:styleId="TableNormal">

--- a/Assignment3/Quality Assurance.docx
+++ b/Assignment3/Quality Assurance.docx
@@ -88,6 +88,7 @@
           <w:lang w:val="tr-TR"/>
         </w:rPr>
       </w:pPr>
+      <w:proofErr w:type="spellStart"/>
       <w:r>
         <w:rPr>
           <w:b/>
@@ -96,11 +97,10 @@
           <w:szCs w:val="28"/>
           <w:lang w:val="tr-TR"/>
         </w:rPr>
-        <w:t>Testing Methodologies</w:t>
-      </w:r>
-    </w:p>
-    <w:p>
-      <w:pPr>
+        <w:t>Testing</w:t>
+      </w:r>
+      <w:proofErr w:type="spellEnd"/>
+      <w:r>
         <w:rPr>
           <w:b/>
           <w:bCs/>
@@ -108,7 +108,9 @@
           <w:szCs w:val="28"/>
           <w:lang w:val="tr-TR"/>
         </w:rPr>
-      </w:pPr>
+        <w:t xml:space="preserve"> </w:t>
+      </w:r>
+      <w:proofErr w:type="spellStart"/>
       <w:r>
         <w:rPr>
           <w:b/>
@@ -117,163 +119,9 @@
           <w:szCs w:val="28"/>
           <w:lang w:val="tr-TR"/>
         </w:rPr>
-        <w:t>Unit Testing:</w:t>
-      </w:r>
-    </w:p>
-    <w:p>
-      <w:pPr>
-        <w:rPr>
-          <w:b/>
-          <w:bCs/>
-        </w:rPr>
-      </w:pPr>
-      <w:r>
-        <w:t>This methodology focuses on the smallest testable parts of the applicatio</w:t>
-      </w:r>
-      <w:r>
-        <w:t>n</w:t>
-      </w:r>
-      <w:r>
-        <w:rPr>
-          <w:b/>
-          <w:bCs/>
-        </w:rPr>
-        <w:t>.</w:t>
-      </w:r>
-    </w:p>
-    <w:p>
-      <w:pPr>
-        <w:rPr>
-          <w:b/>
-          <w:bCs/>
-        </w:rPr>
-      </w:pPr>
-      <w:r>
-        <w:t xml:space="preserve">  </w:t>
-      </w:r>
-      <w:r>
-        <w:rPr>
-          <w:b/>
-          <w:bCs/>
-        </w:rPr>
-        <w:t>Mocking Service Interfaces:</w:t>
-      </w:r>
-    </w:p>
-    <w:p>
-      <w:r>
-        <w:rPr>
-          <w:b/>
-          <w:bCs/>
-        </w:rPr>
-        <w:t xml:space="preserve"> </w:t>
-      </w:r>
-      <w:r>
-        <w:t xml:space="preserve">Using the </w:t>
-      </w:r>
-      <w:r>
-        <w:t>I</w:t>
-      </w:r>
-      <w:r>
-        <w:t>Auth</w:t>
-      </w:r>
-      <w:r>
-        <w:t>Service</w:t>
-      </w:r>
-      <w:r>
-        <w:t xml:space="preserve"> and </w:t>
-      </w:r>
-      <w:r>
-        <w:t>I</w:t>
-      </w:r>
-      <w:r>
-        <w:t>Survey</w:t>
-      </w:r>
-      <w:r>
-        <w:t>Service</w:t>
-      </w:r>
-      <w:r>
-        <w:t>, we will create mock services to simulate backend responses. This allows us to test the UI logic without an active internet connection or Firebase dependency.</w:t>
-      </w:r>
-    </w:p>
-    <w:p>
-      <w:r>
-        <w:rPr>
-          <w:b/>
-          <w:bCs/>
-        </w:rPr>
-        <w:t xml:space="preserve">  Business Logic Validation:</w:t>
-      </w:r>
-    </w:p>
-    <w:p>
-      <w:r>
-        <w:rPr>
-          <w:b/>
-          <w:bCs/>
-        </w:rPr>
-        <w:t xml:space="preserve"> </w:t>
-      </w:r>
-      <w:r>
-        <w:t>The score_calculator.dart will be tested with diverse input sets (Binary and Likert scales) to ensure the mathematical output remains within the 0-100 range .</w:t>
-      </w:r>
-    </w:p>
-    <w:p>
-      <w:r>
-        <w:rPr>
-          <w:b/>
-          <w:bCs/>
-        </w:rPr>
-        <w:t>Model Mapping (Serialization</w:t>
-      </w:r>
-      <w:r>
-        <w:t>):</w:t>
-      </w:r>
-    </w:p>
-    <w:p>
-      <w:pPr>
-        <w:rPr>
-          <w:b/>
-          <w:bCs/>
-        </w:rPr>
-      </w:pPr>
-      <w:r>
-        <w:t xml:space="preserve"> We will verify that raw JSON data from Firestore is correctly mapped to our UserModel and SurveyModel classes.</w:t>
-      </w:r>
-    </w:p>
-    <w:p>
-      <w:pPr>
-        <w:rPr>
-          <w:b/>
-          <w:bCs/>
-        </w:rPr>
-      </w:pPr>
-      <w:r>
-        <w:rPr>
-          <w:b/>
-          <w:bCs/>
-          <w:sz w:val="28"/>
-          <w:szCs w:val="28"/>
-        </w:rPr>
-        <w:t xml:space="preserve">  </w:t>
-      </w:r>
-    </w:p>
-    <w:p/>
-    <w:p>
-      <w:pPr>
-        <w:rPr>
-          <w:b/>
-          <w:bCs/>
-          <w:lang w:val="tr-TR"/>
-        </w:rPr>
-      </w:pPr>
-    </w:p>
-    <w:p>
-      <w:pPr>
-        <w:rPr>
-          <w:b/>
-          <w:bCs/>
-          <w:lang w:val="tr-TR"/>
-        </w:rPr>
-      </w:pPr>
+        <w:t>Methodologies</w:t>
+      </w:r>
+      <w:proofErr w:type="spellEnd"/>
     </w:p>
     <w:p>
       <w:pPr>
@@ -285,6 +133,7 @@
           <w:lang w:val="tr-TR"/>
         </w:rPr>
       </w:pPr>
+      <w:proofErr w:type="spellStart"/>
       <w:r>
         <w:rPr>
           <w:b/>
@@ -293,9 +142,9 @@
           <w:szCs w:val="28"/>
           <w:lang w:val="tr-TR"/>
         </w:rPr>
-        <w:lastRenderedPageBreak/>
-        <w:t>Integration</w:t>
-      </w:r>
+        <w:t>Unit</w:t>
+      </w:r>
+      <w:proofErr w:type="spellEnd"/>
       <w:r>
         <w:rPr>
           <w:b/>
@@ -304,72 +153,10 @@
           <w:szCs w:val="28"/>
           <w:lang w:val="tr-TR"/>
         </w:rPr>
-        <w:t xml:space="preserve"> Testing:</w:t>
-      </w:r>
-    </w:p>
-    <w:p>
-      <w:pPr>
-        <w:rPr>
-          <w:lang w:val="tr-TR"/>
-        </w:rPr>
-      </w:pPr>
-      <w:r>
-        <w:rPr>
-          <w:lang w:val="tr-TR"/>
-        </w:rPr>
-        <w:t xml:space="preserve">This methodology </w:t>
-      </w:r>
-      <w:r>
-        <w:rPr>
-          <w:lang w:val="tr-TR"/>
-        </w:rPr>
-        <w:t xml:space="preserve">verifies the interaction between integrated units and external </w:t>
-      </w:r>
-      <w:r>
-        <w:rPr>
-          <w:lang w:val="tr-TR"/>
-        </w:rPr>
-        <w:t>services</w:t>
-      </w:r>
-      <w:r>
-        <w:rPr>
-          <w:lang w:val="tr-TR"/>
-        </w:rPr>
-        <w:t>.</w:t>
-      </w:r>
-    </w:p>
-    <w:p>
-      <w:r>
         <w:t xml:space="preserve"> </w:t>
       </w:r>
-      <w:r>
-        <w:rPr>
-          <w:b/>
-          <w:bCs/>
-        </w:rPr>
-        <w:t>Service-to-Database Flow:</w:t>
-      </w:r>
-      <w:r>
-        <w:t xml:space="preserve"> We will verify that surveys submitted via the SurveyService are correctly stored in Cloud Firestore under the specific path /users/{uid}/surveys/ with accurate timestamps .</w:t>
-      </w:r>
-    </w:p>
-    <w:p>
-      <w:r>
-        <w:t xml:space="preserve"> </w:t>
-      </w:r>
-      <w:r>
-        <w:rPr>
-          <w:b/>
-          <w:bCs/>
-        </w:rPr>
-        <w:t>Authentication Integration:</w:t>
-      </w:r>
-      <w:r>
-        <w:t xml:space="preserve"> The flow from the Firebase Auth SDK login to fetching the user's profile from Firestore will be validated to ensure end-to-end data integrity .</w:t>
-      </w:r>
-    </w:p>
-    <w:p>
-      <w:pPr>
+      <w:proofErr w:type="spellStart"/>
+      <w:r>
         <w:rPr>
           <w:b/>
           <w:bCs/>
@@ -377,7 +164,9 @@
           <w:szCs w:val="28"/>
           <w:lang w:val="tr-TR"/>
         </w:rPr>
-      </w:pPr>
+        <w:t>Testing</w:t>
+      </w:r>
+      <w:proofErr w:type="spellEnd"/>
       <w:r>
         <w:rPr>
           <w:b/>
@@ -386,9 +175,212 @@
           <w:szCs w:val="28"/>
           <w:lang w:val="tr-TR"/>
         </w:rPr>
-        <w:t>Usability Testing</w:t>
-      </w:r>
-      <w:r>
+        <w:t>:</w:t>
+      </w:r>
+    </w:p>
+    <w:p>
+      <w:pPr>
+        <w:rPr>
+          <w:b/>
+          <w:bCs/>
+        </w:rPr>
+      </w:pPr>
+      <w:r>
+        <w:t>This methodology focuses on the smallest testable parts of the applicatio</w:t>
+      </w:r>
+      <w:r>
+        <w:t>n</w:t>
+      </w:r>
+      <w:r>
+        <w:rPr>
+          <w:b/>
+          <w:bCs/>
+        </w:rPr>
+        <w:t>.</w:t>
+      </w:r>
+    </w:p>
+    <w:p>
+      <w:pPr>
+        <w:rPr>
+          <w:b/>
+          <w:bCs/>
+        </w:rPr>
+      </w:pPr>
+      <w:r>
+        <w:t xml:space="preserve">  </w:t>
+      </w:r>
+      <w:r>
+        <w:rPr>
+          <w:b/>
+          <w:bCs/>
+        </w:rPr>
+        <w:t>Mocking Service Interfaces:</w:t>
+      </w:r>
+    </w:p>
+    <w:p>
+      <w:r>
+        <w:rPr>
+          <w:b/>
+          <w:bCs/>
+        </w:rPr>
+        <w:t xml:space="preserve"> </w:t>
+      </w:r>
+      <w:r>
+        <w:t xml:space="preserve">Using the </w:t>
+      </w:r>
+      <w:proofErr w:type="spellStart"/>
+      <w:r>
+        <w:t>I</w:t>
+      </w:r>
+      <w:r>
+        <w:t>Auth</w:t>
+      </w:r>
+      <w:r>
+        <w:t>Service</w:t>
+      </w:r>
+      <w:proofErr w:type="spellEnd"/>
+      <w:r>
+        <w:t xml:space="preserve"> and </w:t>
+      </w:r>
+      <w:proofErr w:type="spellStart"/>
+      <w:r>
+        <w:t>I</w:t>
+      </w:r>
+      <w:r>
+        <w:t>Survey</w:t>
+      </w:r>
+      <w:r>
+        <w:t>Service</w:t>
+      </w:r>
+      <w:proofErr w:type="spellEnd"/>
+      <w:r>
+        <w:t>, we will create mock services to simulate backend responses. This allows us to test the UI logic without an active internet connection or Firebase dependency.</w:t>
+      </w:r>
+    </w:p>
+    <w:p>
+      <w:r>
+        <w:rPr>
+          <w:b/>
+          <w:bCs/>
+        </w:rPr>
+        <w:t xml:space="preserve">  Business Logic Validation:</w:t>
+      </w:r>
+    </w:p>
+    <w:p>
+      <w:r>
+        <w:rPr>
+          <w:b/>
+          <w:bCs/>
+        </w:rPr>
+        <w:t xml:space="preserve"> </w:t>
+      </w:r>
+      <w:r>
+        <w:t xml:space="preserve">The </w:t>
+      </w:r>
+      <w:proofErr w:type="spellStart"/>
+      <w:r>
+        <w:t>score_</w:t>
+      </w:r>
+      <w:proofErr w:type="gramStart"/>
+      <w:r>
+        <w:t>calculator.dart</w:t>
+      </w:r>
+      <w:proofErr w:type="spellEnd"/>
+      <w:proofErr w:type="gramEnd"/>
+      <w:r>
+        <w:t xml:space="preserve"> will be tested with diverse input sets (Binary and Likert scales) to ensure the mathematical output remains within the 0-100 </w:t>
+      </w:r>
+      <w:proofErr w:type="gramStart"/>
+      <w:r>
+        <w:t>range .</w:t>
+      </w:r>
+      <w:proofErr w:type="gramEnd"/>
+    </w:p>
+    <w:p>
+      <w:r>
+        <w:rPr>
+          <w:b/>
+          <w:bCs/>
+        </w:rPr>
+        <w:t>Model Mapping (Serialization</w:t>
+      </w:r>
+      <w:r>
+        <w:t>):</w:t>
+      </w:r>
+    </w:p>
+    <w:p>
+      <w:pPr>
+        <w:rPr>
+          <w:b/>
+          <w:bCs/>
+        </w:rPr>
+      </w:pPr>
+      <w:r>
+        <w:t xml:space="preserve"> We will verify that raw JSON data from </w:t>
+      </w:r>
+      <w:proofErr w:type="spellStart"/>
+      <w:r>
+        <w:t>Firestore</w:t>
+      </w:r>
+      <w:proofErr w:type="spellEnd"/>
+      <w:r>
+        <w:t xml:space="preserve"> is correctly mapped to our </w:t>
+      </w:r>
+      <w:proofErr w:type="spellStart"/>
+      <w:r>
+        <w:t>UserModel</w:t>
+      </w:r>
+      <w:proofErr w:type="spellEnd"/>
+      <w:r>
+        <w:t xml:space="preserve"> and </w:t>
+      </w:r>
+      <w:proofErr w:type="spellStart"/>
+      <w:r>
+        <w:t>SurveyModel</w:t>
+      </w:r>
+      <w:proofErr w:type="spellEnd"/>
+      <w:r>
+        <w:t xml:space="preserve"> classes.</w:t>
+      </w:r>
+    </w:p>
+    <w:p>
+      <w:pPr>
+        <w:rPr>
+          <w:b/>
+          <w:bCs/>
+        </w:rPr>
+      </w:pPr>
+      <w:r>
+        <w:rPr>
+          <w:b/>
+          <w:bCs/>
+          <w:sz w:val="28"/>
+          <w:szCs w:val="28"/>
+        </w:rPr>
+        <w:t xml:space="preserve">  </w:t>
+      </w:r>
+    </w:p>
+    <w:p/>
+    <w:p>
+      <w:pPr>
+        <w:rPr>
+          <w:b/>
+          <w:bCs/>
+          <w:lang w:val="tr-TR"/>
+        </w:rPr>
+      </w:pPr>
+    </w:p>
+    <w:p>
+      <w:pPr>
+        <w:rPr>
+          <w:b/>
+          <w:bCs/>
+          <w:lang w:val="tr-TR"/>
+        </w:rPr>
+      </w:pPr>
+    </w:p>
+    <w:p>
+      <w:pPr>
         <w:rPr>
           <w:b/>
           <w:bCs/>
@@ -396,113 +388,456 @@
           <w:szCs w:val="28"/>
           <w:lang w:val="tr-TR"/>
         </w:rPr>
-        <w:t>:</w:t>
-      </w:r>
-    </w:p>
-    <w:p>
-      <w:r>
-        <w:rPr>
-          <w:b/>
-          <w:bCs/>
-        </w:rPr>
-        <w:t xml:space="preserve">Task Success Rate: </w:t>
-      </w:r>
-      <w:r>
-        <w:t>We will measure the time and effort required for a user to navigate core functions, such as completing authentication actions (Login/Register) and submitting daily surveys.</w:t>
-      </w:r>
-    </w:p>
-    <w:p>
-      <w:r>
-        <w:rPr>
-          <w:b/>
-          <w:bCs/>
-        </w:rPr>
-        <w:t>Error Recovery &amp; Prevention:</w:t>
-      </w:r>
-      <w:r>
-        <w:t xml:space="preserve"> We will test how the UI handles invalid inputs (</w:t>
-      </w:r>
-      <w:r>
-        <w:t>such as</w:t>
-      </w:r>
-      <w:r>
-        <w:t xml:space="preserve"> incorrect email format or empty survey fields) to ensure that error messages are helpful and do not block the user from completing their tasks.</w:t>
-      </w:r>
-    </w:p>
-    <w:p/>
-    <w:p>
-      <w:pPr>
+      </w:pPr>
+      <w:r>
         <w:rPr>
           <w:b/>
           <w:bCs/>
           <w:sz w:val="28"/>
           <w:szCs w:val="28"/>
-        </w:rPr>
-      </w:pPr>
+          <w:lang w:val="tr-TR"/>
+        </w:rPr>
+        <w:lastRenderedPageBreak/>
+        <w:t>Integration</w:t>
+      </w:r>
       <w:r>
         <w:rPr>
           <w:b/>
           <w:bCs/>
           <w:sz w:val="28"/>
           <w:szCs w:val="28"/>
-        </w:rPr>
-        <w:t>Automated vs Manual Testing</w:t>
-      </w:r>
-    </w:p>
-    <w:p>
-      <w:pPr>
+          <w:lang w:val="tr-TR"/>
+        </w:rPr>
+        <w:t xml:space="preserve"> </w:t>
+      </w:r>
+      <w:proofErr w:type="spellStart"/>
+      <w:r>
         <w:rPr>
           <w:b/>
           <w:bCs/>
           <w:sz w:val="28"/>
           <w:szCs w:val="28"/>
-        </w:rPr>
-      </w:pPr>
+          <w:lang w:val="tr-TR"/>
+        </w:rPr>
+        <w:t>Testing</w:t>
+      </w:r>
+      <w:proofErr w:type="spellEnd"/>
       <w:r>
         <w:rPr>
           <w:b/>
           <w:bCs/>
           <w:sz w:val="28"/>
           <w:szCs w:val="28"/>
-        </w:rPr>
-        <w:t>Automated Testing</w:t>
-      </w:r>
-      <w:r>
+          <w:lang w:val="tr-TR"/>
+        </w:rPr>
+        <w:t>:</w:t>
+      </w:r>
+    </w:p>
+    <w:p>
+      <w:pPr>
+        <w:rPr>
+          <w:lang w:val="tr-TR"/>
+        </w:rPr>
+      </w:pPr>
+      <w:proofErr w:type="spellStart"/>
+      <w:r>
+        <w:rPr>
+          <w:lang w:val="tr-TR"/>
+        </w:rPr>
+        <w:t>This</w:t>
+      </w:r>
+      <w:proofErr w:type="spellEnd"/>
+      <w:r>
+        <w:rPr>
+          <w:lang w:val="tr-TR"/>
+        </w:rPr>
+        <w:t xml:space="preserve"> </w:t>
+      </w:r>
+      <w:proofErr w:type="spellStart"/>
+      <w:r>
+        <w:rPr>
+          <w:lang w:val="tr-TR"/>
+        </w:rPr>
+        <w:t>methodology</w:t>
+      </w:r>
+      <w:proofErr w:type="spellEnd"/>
+      <w:r>
+        <w:rPr>
+          <w:lang w:val="tr-TR"/>
+        </w:rPr>
+        <w:t xml:space="preserve"> </w:t>
+      </w:r>
+      <w:proofErr w:type="spellStart"/>
+      <w:r>
+        <w:rPr>
+          <w:lang w:val="tr-TR"/>
+        </w:rPr>
+        <w:t>verifies</w:t>
+      </w:r>
+      <w:proofErr w:type="spellEnd"/>
+      <w:r>
+        <w:rPr>
+          <w:lang w:val="tr-TR"/>
+        </w:rPr>
+        <w:t xml:space="preserve"> </w:t>
+      </w:r>
+      <w:proofErr w:type="spellStart"/>
+      <w:r>
+        <w:rPr>
+          <w:lang w:val="tr-TR"/>
+        </w:rPr>
+        <w:t>the</w:t>
+      </w:r>
+      <w:proofErr w:type="spellEnd"/>
+      <w:r>
+        <w:rPr>
+          <w:lang w:val="tr-TR"/>
+        </w:rPr>
+        <w:t xml:space="preserve"> </w:t>
+      </w:r>
+      <w:proofErr w:type="spellStart"/>
+      <w:r>
+        <w:rPr>
+          <w:lang w:val="tr-TR"/>
+        </w:rPr>
+        <w:t>interaction</w:t>
+      </w:r>
+      <w:proofErr w:type="spellEnd"/>
+      <w:r>
+        <w:rPr>
+          <w:lang w:val="tr-TR"/>
+        </w:rPr>
+        <w:t xml:space="preserve"> </w:t>
+      </w:r>
+      <w:proofErr w:type="spellStart"/>
+      <w:r>
+        <w:rPr>
+          <w:lang w:val="tr-TR"/>
+        </w:rPr>
+        <w:t>between</w:t>
+      </w:r>
+      <w:proofErr w:type="spellEnd"/>
+      <w:r>
+        <w:rPr>
+          <w:lang w:val="tr-TR"/>
+        </w:rPr>
+        <w:t xml:space="preserve"> </w:t>
+      </w:r>
+      <w:proofErr w:type="spellStart"/>
+      <w:r>
+        <w:rPr>
+          <w:lang w:val="tr-TR"/>
+        </w:rPr>
+        <w:t>integrated</w:t>
+      </w:r>
+      <w:proofErr w:type="spellEnd"/>
+      <w:r>
+        <w:rPr>
+          <w:lang w:val="tr-TR"/>
+        </w:rPr>
+        <w:t xml:space="preserve"> </w:t>
+      </w:r>
+      <w:proofErr w:type="spellStart"/>
+      <w:r>
+        <w:rPr>
+          <w:lang w:val="tr-TR"/>
+        </w:rPr>
+        <w:t>units</w:t>
+      </w:r>
+      <w:proofErr w:type="spellEnd"/>
+      <w:r>
+        <w:rPr>
+          <w:lang w:val="tr-TR"/>
+        </w:rPr>
+        <w:t xml:space="preserve"> </w:t>
+      </w:r>
+      <w:proofErr w:type="spellStart"/>
+      <w:r>
+        <w:rPr>
+          <w:lang w:val="tr-TR"/>
+        </w:rPr>
+        <w:t>and</w:t>
+      </w:r>
+      <w:proofErr w:type="spellEnd"/>
+      <w:r>
+        <w:rPr>
+          <w:lang w:val="tr-TR"/>
+        </w:rPr>
+        <w:t xml:space="preserve"> </w:t>
+      </w:r>
+      <w:proofErr w:type="spellStart"/>
+      <w:r>
+        <w:rPr>
+          <w:lang w:val="tr-TR"/>
+        </w:rPr>
+        <w:t>external</w:t>
+      </w:r>
+      <w:proofErr w:type="spellEnd"/>
+      <w:r>
+        <w:rPr>
+          <w:lang w:val="tr-TR"/>
+        </w:rPr>
+        <w:t xml:space="preserve"> </w:t>
+      </w:r>
+      <w:proofErr w:type="spellStart"/>
+      <w:r>
+        <w:rPr>
+          <w:lang w:val="tr-TR"/>
+        </w:rPr>
+        <w:t>services</w:t>
+      </w:r>
+      <w:proofErr w:type="spellEnd"/>
+      <w:r>
+        <w:rPr>
+          <w:lang w:val="tr-TR"/>
+        </w:rPr>
+        <w:t>.</w:t>
+      </w:r>
+    </w:p>
+    <w:p>
+      <w:r>
+        <w:t xml:space="preserve"> </w:t>
+      </w:r>
+      <w:r>
+        <w:rPr>
+          <w:b/>
+          <w:bCs/>
+        </w:rPr>
+        <w:t>Service-to-Database Flow:</w:t>
+      </w:r>
+      <w:r>
+        <w:t xml:space="preserve"> We will verify that surveys submitted via the </w:t>
+      </w:r>
+      <w:proofErr w:type="spellStart"/>
+      <w:r>
+        <w:t>SurveyService</w:t>
+      </w:r>
+      <w:proofErr w:type="spellEnd"/>
+      <w:r>
+        <w:t xml:space="preserve"> are correctly stored in Cloud </w:t>
+      </w:r>
+      <w:proofErr w:type="spellStart"/>
+      <w:r>
+        <w:t>Firestore</w:t>
+      </w:r>
+      <w:proofErr w:type="spellEnd"/>
+      <w:r>
+        <w:t xml:space="preserve"> under the specific path /users/{</w:t>
+      </w:r>
+      <w:proofErr w:type="spellStart"/>
+      <w:r>
+        <w:t>uid</w:t>
+      </w:r>
+      <w:proofErr w:type="spellEnd"/>
+      <w:r>
+        <w:t xml:space="preserve">}/surveys/ with accurate </w:t>
+      </w:r>
+      <w:proofErr w:type="gramStart"/>
+      <w:r>
+        <w:t>timestamps .</w:t>
+      </w:r>
+      <w:proofErr w:type="gramEnd"/>
+    </w:p>
+    <w:p>
+      <w:r>
+        <w:t xml:space="preserve"> </w:t>
+      </w:r>
+      <w:r>
+        <w:rPr>
+          <w:b/>
+          <w:bCs/>
+        </w:rPr>
+        <w:t>Authentication Integration:</w:t>
+      </w:r>
+      <w:r>
+        <w:t xml:space="preserve"> The flow from the Firebase Auth SDK login to fetching the user's profile from </w:t>
+      </w:r>
+      <w:proofErr w:type="spellStart"/>
+      <w:r>
+        <w:t>Firestore</w:t>
+      </w:r>
+      <w:proofErr w:type="spellEnd"/>
+      <w:r>
+        <w:t xml:space="preserve"> will be validated to ensure end-to-end data </w:t>
+      </w:r>
+      <w:proofErr w:type="gramStart"/>
+      <w:r>
+        <w:t>integrity .</w:t>
+      </w:r>
+      <w:proofErr w:type="gramEnd"/>
+    </w:p>
+    <w:p>
+      <w:pPr>
         <w:rPr>
           <w:b/>
           <w:bCs/>
           <w:sz w:val="28"/>
           <w:szCs w:val="28"/>
-        </w:rPr>
-        <w:t>:</w:t>
-      </w:r>
-    </w:p>
-    <w:p>
-      <w:r>
-        <w:rPr>
-          <w:b/>
-          <w:bCs/>
-        </w:rPr>
-        <w:t>Unit Tests</w:t>
-      </w:r>
+          <w:lang w:val="tr-TR"/>
+        </w:rPr>
+      </w:pPr>
+      <w:proofErr w:type="spellStart"/>
       <w:r>
         <w:rPr>
           <w:b/>
           <w:bCs/>
           <w:sz w:val="28"/>
           <w:szCs w:val="28"/>
-        </w:rPr>
-        <w:t>:</w:t>
-      </w:r>
-      <w:r>
-        <w:rPr>
+          <w:lang w:val="tr-TR"/>
+        </w:rPr>
+        <w:t>Usability</w:t>
+      </w:r>
+      <w:proofErr w:type="spellEnd"/>
+      <w:r>
+        <w:rPr>
+          <w:b/>
+          <w:bCs/>
           <w:sz w:val="28"/>
           <w:szCs w:val="28"/>
+          <w:lang w:val="tr-TR"/>
         </w:rPr>
         <w:t xml:space="preserve"> </w:t>
       </w:r>
-      <w:r>
-        <w:t>All mathematical logic within score_calculator.dart and business rules for the scoring engine will be covered by automated tests to ensure accuracy.</w:t>
+      <w:proofErr w:type="spellStart"/>
+      <w:r>
+        <w:rPr>
+          <w:b/>
+          <w:bCs/>
+          <w:sz w:val="28"/>
+          <w:szCs w:val="28"/>
+          <w:lang w:val="tr-TR"/>
+        </w:rPr>
+        <w:t>Testing</w:t>
+      </w:r>
+      <w:proofErr w:type="spellEnd"/>
+      <w:r>
+        <w:rPr>
+          <w:b/>
+          <w:bCs/>
+          <w:sz w:val="28"/>
+          <w:szCs w:val="28"/>
+          <w:lang w:val="tr-TR"/>
+        </w:rPr>
+        <w:t>:</w:t>
+      </w:r>
+    </w:p>
+    <w:p>
+      <w:r>
+        <w:rPr>
+          <w:b/>
+          <w:bCs/>
+        </w:rPr>
+        <w:t xml:space="preserve">Task Success Rate: </w:t>
+      </w:r>
+      <w:r>
+        <w:t>We will measure the time and effort required for a user to navigate core functions, such as completing authentication actions (Login/Register) and submitting daily surveys.</w:t>
+      </w:r>
+    </w:p>
+    <w:p>
+      <w:r>
+        <w:rPr>
+          <w:b/>
+          <w:bCs/>
+        </w:rPr>
+        <w:t>Error Recovery &amp; Prevention:</w:t>
+      </w:r>
+      <w:r>
+        <w:t xml:space="preserve"> We will test how the UI handles invalid inputs (</w:t>
+      </w:r>
+      <w:r>
+        <w:t>such as</w:t>
+      </w:r>
+      <w:r>
+        <w:t xml:space="preserve"> incorrect email format or empty survey fields) to ensure that error messages are helpful and do not block the user from completing their tasks.</w:t>
+      </w:r>
+    </w:p>
+    <w:p/>
+    <w:p>
+      <w:pPr>
+        <w:rPr>
+          <w:b/>
+          <w:bCs/>
+          <w:sz w:val="28"/>
+          <w:szCs w:val="28"/>
+        </w:rPr>
+      </w:pPr>
+      <w:r>
+        <w:rPr>
+          <w:b/>
+          <w:bCs/>
+          <w:sz w:val="28"/>
+          <w:szCs w:val="28"/>
+        </w:rPr>
+        <w:t>Automated vs Manual Testing</w:t>
+      </w:r>
+    </w:p>
+    <w:p>
+      <w:pPr>
+        <w:rPr>
+          <w:b/>
+          <w:bCs/>
+          <w:sz w:val="28"/>
+          <w:szCs w:val="28"/>
+        </w:rPr>
+      </w:pPr>
+      <w:r>
+        <w:rPr>
+          <w:b/>
+          <w:bCs/>
+          <w:sz w:val="28"/>
+          <w:szCs w:val="28"/>
+        </w:rPr>
+        <w:t>Automated Testing</w:t>
+      </w:r>
+      <w:r>
+        <w:rPr>
+          <w:b/>
+          <w:bCs/>
+          <w:sz w:val="28"/>
+          <w:szCs w:val="28"/>
+        </w:rPr>
+        <w:t>:</w:t>
+      </w:r>
+    </w:p>
+    <w:p>
+      <w:r>
+        <w:rPr>
+          <w:b/>
+          <w:bCs/>
+        </w:rPr>
+        <w:t>Unit Tests</w:t>
+      </w:r>
+      <w:r>
+        <w:rPr>
+          <w:b/>
+          <w:bCs/>
+          <w:sz w:val="28"/>
+          <w:szCs w:val="28"/>
+        </w:rPr>
+        <w:t>:</w:t>
+      </w:r>
+      <w:r>
+        <w:rPr>
+          <w:sz w:val="28"/>
+          <w:szCs w:val="28"/>
+        </w:rPr>
+        <w:t xml:space="preserve"> </w:t>
+      </w:r>
+      <w:r>
+        <w:t xml:space="preserve">All mathematical logic within </w:t>
+      </w:r>
+      <w:proofErr w:type="spellStart"/>
+      <w:r>
+        <w:t>score_</w:t>
+      </w:r>
+      <w:proofErr w:type="gramStart"/>
+      <w:r>
+        <w:t>calculator.dart</w:t>
+      </w:r>
+      <w:proofErr w:type="spellEnd"/>
+      <w:proofErr w:type="gramEnd"/>
+      <w:r>
+        <w:t xml:space="preserve"> and business rules for the scoring engine will be covered by automated tests to ensure accuracy.</w:t>
       </w:r>
     </w:p>
     <w:p>
@@ -520,7 +855,20 @@
         <w:t>State Management Validation:</w:t>
       </w:r>
       <w:r>
-        <w:t xml:space="preserve"> Automated scripts will verify that the notifyListeners() method in our Providers correctly triggers UI updates</w:t>
+        <w:t xml:space="preserve"> Automated scripts will verify that the </w:t>
+      </w:r>
+      <w:proofErr w:type="spellStart"/>
+      <w:proofErr w:type="gramStart"/>
+      <w:r>
+        <w:t>notifyListeners</w:t>
+      </w:r>
+      <w:proofErr w:type="spellEnd"/>
+      <w:r>
+        <w:t>(</w:t>
+      </w:r>
+      <w:proofErr w:type="gramEnd"/>
+      <w:r>
+        <w:t>) method in our Providers correctly triggers UI updates</w:t>
       </w:r>
       <w:r>
         <w:t>.</w:t>
@@ -541,7 +889,31 @@
         <w:t>Data Model Integrity:</w:t>
       </w:r>
       <w:r>
-        <w:t xml:space="preserve"> Automated tests will confirm that raw JSON data from Firestore is correctly serialized and deserialized into our UserModel and SurveyModel classes.</w:t>
+        <w:t xml:space="preserve"> Automated tests will confirm that raw JSON data from </w:t>
+      </w:r>
+      <w:proofErr w:type="spellStart"/>
+      <w:r>
+        <w:t>Firestore</w:t>
+      </w:r>
+      <w:proofErr w:type="spellEnd"/>
+      <w:r>
+        <w:t xml:space="preserve"> is correctly serialized and deserialized into our </w:t>
+      </w:r>
+      <w:proofErr w:type="spellStart"/>
+      <w:r>
+        <w:t>UserModel</w:t>
+      </w:r>
+      <w:proofErr w:type="spellEnd"/>
+      <w:r>
+        <w:t xml:space="preserve"> and </w:t>
+      </w:r>
+      <w:proofErr w:type="spellStart"/>
+      <w:r>
+        <w:t>SurveyModel</w:t>
+      </w:r>
+      <w:proofErr w:type="spellEnd"/>
+      <w:r>
+        <w:t xml:space="preserve"> classes.</w:t>
       </w:r>
     </w:p>
     <w:p>
@@ -685,6 +1057,7 @@
                 <w:lang w:val="tr-TR"/>
               </w:rPr>
             </w:pPr>
+            <w:proofErr w:type="spellStart"/>
             <w:r>
               <w:rPr>
                 <w:b/>
@@ -693,8 +1066,31 @@
                 <w:szCs w:val="28"/>
                 <w:lang w:val="tr-TR"/>
               </w:rPr>
-              <w:t>Quality Factor</w:t>
+              <w:t>Quality</w:t>
             </w:r>
+            <w:proofErr w:type="spellEnd"/>
+            <w:r>
+              <w:rPr>
+                <w:b/>
+                <w:bCs/>
+                <w:sz w:val="28"/>
+                <w:szCs w:val="28"/>
+                <w:lang w:val="tr-TR"/>
+              </w:rPr>
+              <w:t xml:space="preserve"> </w:t>
+            </w:r>
+            <w:proofErr w:type="spellStart"/>
+            <w:r>
+              <w:rPr>
+                <w:b/>
+                <w:bCs/>
+                <w:sz w:val="28"/>
+                <w:szCs w:val="28"/>
+                <w:lang w:val="tr-TR"/>
+              </w:rPr>
+              <w:t>Factor</w:t>
+            </w:r>
+            <w:proofErr w:type="spellEnd"/>
           </w:p>
         </w:tc>
         <w:tc>
@@ -711,6 +1107,7 @@
                 <w:lang w:val="tr-TR"/>
               </w:rPr>
             </w:pPr>
+            <w:proofErr w:type="spellStart"/>
             <w:r>
               <w:rPr>
                 <w:b/>
@@ -721,6 +1118,7 @@
               </w:rPr>
               <w:t>Description</w:t>
             </w:r>
+            <w:proofErr w:type="spellEnd"/>
           </w:p>
         </w:tc>
         <w:tc>
@@ -737,6 +1135,7 @@
                 <w:lang w:val="tr-TR"/>
               </w:rPr>
             </w:pPr>
+            <w:proofErr w:type="spellStart"/>
             <w:r>
               <w:rPr>
                 <w:b/>
@@ -745,8 +1144,31 @@
                 <w:szCs w:val="28"/>
                 <w:lang w:val="tr-TR"/>
               </w:rPr>
-              <w:t>Measurement Metric</w:t>
+              <w:t>Measurement</w:t>
             </w:r>
+            <w:proofErr w:type="spellEnd"/>
+            <w:r>
+              <w:rPr>
+                <w:b/>
+                <w:bCs/>
+                <w:sz w:val="28"/>
+                <w:szCs w:val="28"/>
+                <w:lang w:val="tr-TR"/>
+              </w:rPr>
+              <w:t xml:space="preserve"> </w:t>
+            </w:r>
+            <w:proofErr w:type="spellStart"/>
+            <w:r>
+              <w:rPr>
+                <w:b/>
+                <w:bCs/>
+                <w:sz w:val="28"/>
+                <w:szCs w:val="28"/>
+                <w:lang w:val="tr-TR"/>
+              </w:rPr>
+              <w:t>Metric</w:t>
+            </w:r>
+            <w:proofErr w:type="spellEnd"/>
           </w:p>
         </w:tc>
       </w:tr>
@@ -768,6 +1190,7 @@
                 <w:lang w:val="tr-TR"/>
               </w:rPr>
             </w:pPr>
+            <w:proofErr w:type="spellStart"/>
             <w:r>
               <w:rPr>
                 <w:b/>
@@ -778,6 +1201,7 @@
               </w:rPr>
               <w:t>Performance</w:t>
             </w:r>
+            <w:proofErr w:type="spellEnd"/>
           </w:p>
         </w:tc>
         <w:tc>
@@ -815,7 +1239,15 @@
               <w:t>Response Time</w:t>
             </w:r>
             <w:r>
-              <w:t>: The duration between a user action (e.g., clicking Login) and the system's response must be within 5 seconds.( Target: &lt;5 seconds)</w:t>
+              <w:t xml:space="preserve">: The duration between a user action (e.g., clicking Login) and the system's response must be within 5 </w:t>
+            </w:r>
+            <w:proofErr w:type="gramStart"/>
+            <w:r>
+              <w:t>seconds.(</w:t>
+            </w:r>
+            <w:proofErr w:type="gramEnd"/>
+            <w:r>
+              <w:t xml:space="preserve"> Target: &lt;5 seconds)</w:t>
             </w:r>
           </w:p>
         </w:tc>
@@ -838,6 +1270,7 @@
                 <w:lang w:val="tr-TR"/>
               </w:rPr>
             </w:pPr>
+            <w:proofErr w:type="spellStart"/>
             <w:r>
               <w:rPr>
                 <w:b/>
@@ -847,6 +1280,27 @@
                 <w:lang w:val="tr-TR"/>
               </w:rPr>
               <w:t>Efficiency</w:t>
+            </w:r>
+            <w:proofErr w:type="spellEnd"/>
+          </w:p>
+        </w:tc>
+        <w:tc>
+          <w:tcPr>
+            <w:tcW w:w="3117" w:type="dxa"/>
+          </w:tcPr>
+          <w:p>
+            <w:pPr>
+              <w:rPr>
+                <w:lang w:val="tr-TR"/>
+              </w:rPr>
+            </w:pPr>
+            <w:proofErr w:type="gramStart"/>
+            <w:r>
+              <w:t>Our  Singleton</w:t>
+            </w:r>
+            <w:proofErr w:type="gramEnd"/>
+            <w:r>
+              <w:t xml:space="preserve"> Pattern in lib/services/ saves RAM by preventing redundant service instances.</w:t>
             </w:r>
           </w:p>
         </w:tc>
@@ -860,34 +1314,195 @@
                 <w:lang w:val="tr-TR"/>
               </w:rPr>
             </w:pPr>
-            <w:r>
-              <w:t>Our  Singleton Pattern in lib/services/ saves RAM by preventing redundant service instances.</w:t>
-            </w:r>
-          </w:p>
-        </w:tc>
-        <w:tc>
-          <w:tcPr>
-            <w:tcW w:w="3117" w:type="dxa"/>
-          </w:tcPr>
-          <w:p>
-            <w:pPr>
-              <w:rPr>
-                <w:lang w:val="tr-TR"/>
-              </w:rPr>
-            </w:pPr>
+            <w:proofErr w:type="spellStart"/>
             <w:r>
               <w:rPr>
                 <w:b/>
                 <w:bCs/>
                 <w:lang w:val="tr-TR"/>
               </w:rPr>
-              <w:t xml:space="preserve">Initial Load Size: </w:t>
+              <w:t>Initial</w:t>
             </w:r>
+            <w:proofErr w:type="spellEnd"/>
+            <w:r>
+              <w:rPr>
+                <w:b/>
+                <w:bCs/>
+                <w:lang w:val="tr-TR"/>
+              </w:rPr>
+              <w:t xml:space="preserve"> </w:t>
+            </w:r>
+            <w:proofErr w:type="spellStart"/>
+            <w:r>
+              <w:rPr>
+                <w:b/>
+                <w:bCs/>
+                <w:lang w:val="tr-TR"/>
+              </w:rPr>
+              <w:t>Load</w:t>
+            </w:r>
+            <w:proofErr w:type="spellEnd"/>
+            <w:r>
+              <w:rPr>
+                <w:b/>
+                <w:bCs/>
+                <w:lang w:val="tr-TR"/>
+              </w:rPr>
+              <w:t xml:space="preserve"> Size: </w:t>
+            </w:r>
+            <w:proofErr w:type="spellStart"/>
             <w:r>
               <w:rPr>
                 <w:lang w:val="tr-TR"/>
               </w:rPr>
-              <w:t>We will monitor our build to ensure initial load size stays below 20 MB.</w:t>
+              <w:t>We</w:t>
+            </w:r>
+            <w:proofErr w:type="spellEnd"/>
+            <w:r>
+              <w:rPr>
+                <w:lang w:val="tr-TR"/>
+              </w:rPr>
+              <w:t xml:space="preserve"> </w:t>
+            </w:r>
+            <w:proofErr w:type="spellStart"/>
+            <w:r>
+              <w:rPr>
+                <w:lang w:val="tr-TR"/>
+              </w:rPr>
+              <w:t>will</w:t>
+            </w:r>
+            <w:proofErr w:type="spellEnd"/>
+            <w:r>
+              <w:rPr>
+                <w:lang w:val="tr-TR"/>
+              </w:rPr>
+              <w:t xml:space="preserve"> </w:t>
+            </w:r>
+            <w:proofErr w:type="spellStart"/>
+            <w:r>
+              <w:rPr>
+                <w:lang w:val="tr-TR"/>
+              </w:rPr>
+              <w:t>monitor</w:t>
+            </w:r>
+            <w:proofErr w:type="spellEnd"/>
+            <w:r>
+              <w:rPr>
+                <w:lang w:val="tr-TR"/>
+              </w:rPr>
+              <w:t xml:space="preserve"> </w:t>
+            </w:r>
+            <w:proofErr w:type="spellStart"/>
+            <w:r>
+              <w:rPr>
+                <w:lang w:val="tr-TR"/>
+              </w:rPr>
+              <w:t>our</w:t>
+            </w:r>
+            <w:proofErr w:type="spellEnd"/>
+            <w:r>
+              <w:rPr>
+                <w:lang w:val="tr-TR"/>
+              </w:rPr>
+              <w:t xml:space="preserve"> </w:t>
+            </w:r>
+            <w:proofErr w:type="spellStart"/>
+            <w:r>
+              <w:rPr>
+                <w:lang w:val="tr-TR"/>
+              </w:rPr>
+              <w:t>build</w:t>
+            </w:r>
+            <w:proofErr w:type="spellEnd"/>
+            <w:r>
+              <w:rPr>
+                <w:lang w:val="tr-TR"/>
+              </w:rPr>
+              <w:t xml:space="preserve"> </w:t>
+            </w:r>
+            <w:proofErr w:type="spellStart"/>
+            <w:r>
+              <w:rPr>
+                <w:lang w:val="tr-TR"/>
+              </w:rPr>
+              <w:t>to</w:t>
+            </w:r>
+            <w:proofErr w:type="spellEnd"/>
+            <w:r>
+              <w:rPr>
+                <w:lang w:val="tr-TR"/>
+              </w:rPr>
+              <w:t xml:space="preserve"> </w:t>
+            </w:r>
+            <w:proofErr w:type="spellStart"/>
+            <w:r>
+              <w:rPr>
+                <w:lang w:val="tr-TR"/>
+              </w:rPr>
+              <w:t>ensure</w:t>
+            </w:r>
+            <w:proofErr w:type="spellEnd"/>
+            <w:r>
+              <w:rPr>
+                <w:lang w:val="tr-TR"/>
+              </w:rPr>
+              <w:t xml:space="preserve"> </w:t>
+            </w:r>
+            <w:proofErr w:type="spellStart"/>
+            <w:r>
+              <w:rPr>
+                <w:lang w:val="tr-TR"/>
+              </w:rPr>
+              <w:t>initial</w:t>
+            </w:r>
+            <w:proofErr w:type="spellEnd"/>
+            <w:r>
+              <w:rPr>
+                <w:lang w:val="tr-TR"/>
+              </w:rPr>
+              <w:t xml:space="preserve"> </w:t>
+            </w:r>
+            <w:proofErr w:type="spellStart"/>
+            <w:r>
+              <w:rPr>
+                <w:lang w:val="tr-TR"/>
+              </w:rPr>
+              <w:t>load</w:t>
+            </w:r>
+            <w:proofErr w:type="spellEnd"/>
+            <w:r>
+              <w:rPr>
+                <w:lang w:val="tr-TR"/>
+              </w:rPr>
+              <w:t xml:space="preserve"> size </w:t>
+            </w:r>
+            <w:proofErr w:type="spellStart"/>
+            <w:r>
+              <w:rPr>
+                <w:lang w:val="tr-TR"/>
+              </w:rPr>
+              <w:t>stays</w:t>
+            </w:r>
+            <w:proofErr w:type="spellEnd"/>
+            <w:r>
+              <w:rPr>
+                <w:lang w:val="tr-TR"/>
+              </w:rPr>
+              <w:t xml:space="preserve"> </w:t>
+            </w:r>
+            <w:proofErr w:type="spellStart"/>
+            <w:r>
+              <w:rPr>
+                <w:lang w:val="tr-TR"/>
+              </w:rPr>
+              <w:t>below</w:t>
+            </w:r>
+            <w:proofErr w:type="spellEnd"/>
+            <w:r>
+              <w:rPr>
+                <w:lang w:val="tr-TR"/>
+              </w:rPr>
+              <w:t xml:space="preserve"> 20 MB.</w:t>
             </w:r>
           </w:p>
           <w:p>
@@ -917,6 +1532,7 @@
                 <w:lang w:val="tr-TR"/>
               </w:rPr>
             </w:pPr>
+            <w:proofErr w:type="spellStart"/>
             <w:r>
               <w:rPr>
                 <w:b/>
@@ -927,6 +1543,7 @@
               </w:rPr>
               <w:t>Maintainability</w:t>
             </w:r>
+            <w:proofErr w:type="spellEnd"/>
           </w:p>
         </w:tc>
         <w:tc>
@@ -962,13 +1579,41 @@
                 <w:lang w:val="tr-TR"/>
               </w:rPr>
             </w:pPr>
+            <w:proofErr w:type="spellStart"/>
             <w:r>
               <w:rPr>
                 <w:b/>
                 <w:bCs/>
                 <w:lang w:val="tr-TR"/>
               </w:rPr>
-              <w:t>Abstarction Coverage:</w:t>
+              <w:t>Abstarction</w:t>
+            </w:r>
+            <w:proofErr w:type="spellEnd"/>
+            <w:r>
+              <w:rPr>
+                <w:b/>
+                <w:bCs/>
+                <w:lang w:val="tr-TR"/>
+              </w:rPr>
+              <w:t xml:space="preserve"> </w:t>
+            </w:r>
+            <w:proofErr w:type="spellStart"/>
+            <w:r>
+              <w:rPr>
+                <w:b/>
+                <w:bCs/>
+                <w:lang w:val="tr-TR"/>
+              </w:rPr>
+              <w:t>Coverage</w:t>
+            </w:r>
+            <w:proofErr w:type="spellEnd"/>
+            <w:r>
+              <w:rPr>
+                <w:b/>
+                <w:bCs/>
+                <w:lang w:val="tr-TR"/>
+              </w:rPr>
+              <w:t>:</w:t>
             </w:r>
           </w:p>
           <w:p>
@@ -977,11 +1622,159 @@
                 <w:lang w:val="tr-TR"/>
               </w:rPr>
             </w:pPr>
+            <w:proofErr w:type="spellStart"/>
             <w:r>
               <w:rPr>
                 <w:lang w:val="tr-TR"/>
               </w:rPr>
-              <w:t>We check whether our services use Interfaces instead of direct Firebase code.</w:t>
+              <w:t>We</w:t>
+            </w:r>
+            <w:proofErr w:type="spellEnd"/>
+            <w:r>
+              <w:rPr>
+                <w:lang w:val="tr-TR"/>
+              </w:rPr>
+              <w:t xml:space="preserve"> </w:t>
+            </w:r>
+            <w:proofErr w:type="spellStart"/>
+            <w:r>
+              <w:rPr>
+                <w:lang w:val="tr-TR"/>
+              </w:rPr>
+              <w:t>check</w:t>
+            </w:r>
+            <w:proofErr w:type="spellEnd"/>
+            <w:r>
+              <w:rPr>
+                <w:lang w:val="tr-TR"/>
+              </w:rPr>
+              <w:t xml:space="preserve"> </w:t>
+            </w:r>
+            <w:proofErr w:type="spellStart"/>
+            <w:r>
+              <w:rPr>
+                <w:lang w:val="tr-TR"/>
+              </w:rPr>
+              <w:t>whether</w:t>
+            </w:r>
+            <w:proofErr w:type="spellEnd"/>
+            <w:r>
+              <w:rPr>
+                <w:lang w:val="tr-TR"/>
+              </w:rPr>
+              <w:t xml:space="preserve"> </w:t>
+            </w:r>
+            <w:proofErr w:type="spellStart"/>
+            <w:r>
+              <w:rPr>
+                <w:lang w:val="tr-TR"/>
+              </w:rPr>
+              <w:t>our</w:t>
+            </w:r>
+            <w:proofErr w:type="spellEnd"/>
+            <w:r>
+              <w:rPr>
+                <w:lang w:val="tr-TR"/>
+              </w:rPr>
+              <w:t xml:space="preserve"> </w:t>
+            </w:r>
+            <w:proofErr w:type="spellStart"/>
+            <w:r>
+              <w:rPr>
+                <w:lang w:val="tr-TR"/>
+              </w:rPr>
+              <w:t>services</w:t>
+            </w:r>
+            <w:proofErr w:type="spellEnd"/>
+            <w:r>
+              <w:rPr>
+                <w:lang w:val="tr-TR"/>
+              </w:rPr>
+              <w:t xml:space="preserve"> </w:t>
+            </w:r>
+            <w:proofErr w:type="spellStart"/>
+            <w:r>
+              <w:rPr>
+                <w:lang w:val="tr-TR"/>
+              </w:rPr>
+              <w:t>use</w:t>
+            </w:r>
+            <w:proofErr w:type="spellEnd"/>
+            <w:r>
+              <w:rPr>
+                <w:lang w:val="tr-TR"/>
+              </w:rPr>
+              <w:t xml:space="preserve"> </w:t>
+            </w:r>
+            <w:proofErr w:type="spellStart"/>
+            <w:r>
+              <w:rPr>
+                <w:lang w:val="tr-TR"/>
+              </w:rPr>
+              <w:t>Interfaces</w:t>
+            </w:r>
+            <w:proofErr w:type="spellEnd"/>
+            <w:r>
+              <w:rPr>
+                <w:lang w:val="tr-TR"/>
+              </w:rPr>
+              <w:t xml:space="preserve"> </w:t>
+            </w:r>
+            <w:proofErr w:type="spellStart"/>
+            <w:r>
+              <w:rPr>
+                <w:lang w:val="tr-TR"/>
+              </w:rPr>
+              <w:t>instead</w:t>
+            </w:r>
+            <w:proofErr w:type="spellEnd"/>
+            <w:r>
+              <w:rPr>
+                <w:lang w:val="tr-TR"/>
+              </w:rPr>
+              <w:t xml:space="preserve"> of </w:t>
+            </w:r>
+            <w:proofErr w:type="spellStart"/>
+            <w:r>
+              <w:rPr>
+                <w:lang w:val="tr-TR"/>
+              </w:rPr>
+              <w:t>direct</w:t>
+            </w:r>
+            <w:proofErr w:type="spellEnd"/>
+            <w:r>
+              <w:rPr>
+                <w:lang w:val="tr-TR"/>
+              </w:rPr>
+              <w:t xml:space="preserve"> </w:t>
+            </w:r>
+            <w:proofErr w:type="spellStart"/>
+            <w:r>
+              <w:rPr>
+                <w:lang w:val="tr-TR"/>
+              </w:rPr>
+              <w:t>Firebase</w:t>
+            </w:r>
+            <w:proofErr w:type="spellEnd"/>
+            <w:r>
+              <w:rPr>
+                <w:lang w:val="tr-TR"/>
+              </w:rPr>
+              <w:t xml:space="preserve"> </w:t>
+            </w:r>
+            <w:proofErr w:type="spellStart"/>
+            <w:r>
+              <w:rPr>
+                <w:lang w:val="tr-TR"/>
+              </w:rPr>
+              <w:t>code</w:t>
+            </w:r>
+            <w:proofErr w:type="spellEnd"/>
+            <w:r>
+              <w:rPr>
+                <w:lang w:val="tr-TR"/>
+              </w:rPr>
+              <w:t>.</w:t>
             </w:r>
           </w:p>
         </w:tc>
@@ -1004,6 +1797,7 @@
                 <w:lang w:val="tr-TR"/>
               </w:rPr>
             </w:pPr>
+            <w:proofErr w:type="spellStart"/>
             <w:r>
               <w:rPr>
                 <w:b/>
@@ -1014,6 +1808,7 @@
               </w:rPr>
               <w:t>Reliability</w:t>
             </w:r>
+            <w:proofErr w:type="spellEnd"/>
           </w:p>
         </w:tc>
         <w:tc>
@@ -1090,6 +1885,2981 @@
           <w:lang w:val="tr-TR"/>
         </w:rPr>
       </w:pPr>
+      <w:r>
+        <w:rPr>
+          <w:b/>
+          <w:bCs/>
+          <w:sz w:val="28"/>
+          <w:szCs w:val="28"/>
+          <w:lang w:val="tr-TR"/>
+        </w:rPr>
+        <w:t>3. Test Plan</w:t>
+      </w:r>
+    </w:p>
+    <w:p>
+      <w:pPr>
+        <w:jc w:val="both"/>
+        <w:rPr>
+          <w:rFonts w:cs="Times New Roman"/>
+          <w:b/>
+          <w:bCs/>
+          <w:color w:val="000000"/>
+        </w:rPr>
+      </w:pPr>
+      <w:r>
+        <w:rPr>
+          <w:rFonts w:cs="Times New Roman"/>
+          <w:b/>
+          <w:bCs/>
+        </w:rPr>
+        <w:t xml:space="preserve">Test Case 1: </w:t>
+      </w:r>
+      <w:r>
+        <w:rPr>
+          <w:rFonts w:cs="Times New Roman"/>
+          <w:b/>
+          <w:bCs/>
+          <w:color w:val="000000"/>
+        </w:rPr>
+        <w:t>Interface-based Registration (UC1)</w:t>
+      </w:r>
+    </w:p>
+    <w:p>
+      <w:pPr>
+        <w:jc w:val="both"/>
+        <w:rPr>
+          <w:rFonts w:cs="Times New Roman"/>
+          <w:color w:val="000000" w:themeColor="text1"/>
+        </w:rPr>
+      </w:pPr>
+      <w:r>
+        <w:rPr>
+          <w:rStyle w:val="Strong"/>
+          <w:rFonts w:cs="Times New Roman"/>
+          <w:color w:val="000000" w:themeColor="text1"/>
+        </w:rPr>
+        <w:t>Objective:</w:t>
+      </w:r>
+      <w:r>
+        <w:rPr>
+          <w:rStyle w:val="apple-converted-space"/>
+          <w:rFonts w:cs="Times New Roman"/>
+          <w:color w:val="000000" w:themeColor="text1"/>
+        </w:rPr>
+        <w:t> </w:t>
+      </w:r>
+      <w:r>
+        <w:rPr>
+          <w:rFonts w:cs="Times New Roman"/>
+          <w:color w:val="000000" w:themeColor="text1"/>
+        </w:rPr>
+        <w:t xml:space="preserve">Verifies that a new user account is successfully created through the abstracted </w:t>
+      </w:r>
+      <w:proofErr w:type="spellStart"/>
+      <w:r>
+        <w:rPr>
+          <w:rFonts w:cs="Times New Roman"/>
+          <w:color w:val="000000" w:themeColor="text1"/>
+        </w:rPr>
+        <w:t>AuthService</w:t>
+      </w:r>
+      <w:proofErr w:type="spellEnd"/>
+      <w:r>
+        <w:rPr>
+          <w:rFonts w:cs="Times New Roman"/>
+          <w:color w:val="000000" w:themeColor="text1"/>
+        </w:rPr>
+        <w:t xml:space="preserve"> and persisted in </w:t>
+      </w:r>
+      <w:proofErr w:type="spellStart"/>
+      <w:r>
+        <w:rPr>
+          <w:rFonts w:cs="Times New Roman"/>
+          <w:color w:val="000000" w:themeColor="text1"/>
+        </w:rPr>
+        <w:t>Firestore</w:t>
+      </w:r>
+      <w:proofErr w:type="spellEnd"/>
+      <w:r>
+        <w:rPr>
+          <w:rFonts w:cs="Times New Roman"/>
+          <w:color w:val="000000" w:themeColor="text1"/>
+        </w:rPr>
+        <w:t>.</w:t>
+      </w:r>
+    </w:p>
+    <w:p>
+      <w:pPr>
+        <w:pStyle w:val="font-claude-response-body"/>
+        <w:jc w:val="both"/>
+        <w:rPr>
+          <w:rFonts w:asciiTheme="minorHAnsi" w:hAnsiTheme="minorHAnsi"/>
+          <w:color w:val="000000" w:themeColor="text1"/>
+        </w:rPr>
+      </w:pPr>
+      <w:r>
+        <w:rPr>
+          <w:rStyle w:val="Strong"/>
+          <w:rFonts w:asciiTheme="minorHAnsi" w:eastAsiaTheme="majorEastAsia" w:hAnsiTheme="minorHAnsi"/>
+          <w:color w:val="000000" w:themeColor="text1"/>
+        </w:rPr>
+        <w:t>Preconditions:</w:t>
+      </w:r>
+    </w:p>
+    <w:p>
+      <w:pPr>
+        <w:pStyle w:val="whitespace-normal"/>
+        <w:numPr>
+          <w:ilvl w:val="0"/>
+          <w:numId w:val="4"/>
+        </w:numPr>
+        <w:jc w:val="both"/>
+        <w:rPr>
+          <w:rFonts w:asciiTheme="minorHAnsi" w:hAnsiTheme="minorHAnsi"/>
+          <w:color w:val="000000" w:themeColor="text1"/>
+        </w:rPr>
+      </w:pPr>
+      <w:r>
+        <w:rPr>
+          <w:rFonts w:asciiTheme="minorHAnsi" w:hAnsiTheme="minorHAnsi"/>
+          <w:color w:val="000000" w:themeColor="text1"/>
+        </w:rPr>
+        <w:t>The application is running in a modern web browser (Chrome/Edge).</w:t>
+      </w:r>
+    </w:p>
+    <w:p>
+      <w:pPr>
+        <w:pStyle w:val="whitespace-normal"/>
+        <w:numPr>
+          <w:ilvl w:val="0"/>
+          <w:numId w:val="4"/>
+        </w:numPr>
+        <w:jc w:val="both"/>
+        <w:rPr>
+          <w:rFonts w:asciiTheme="minorHAnsi" w:hAnsiTheme="minorHAnsi"/>
+          <w:color w:val="000000" w:themeColor="text1"/>
+        </w:rPr>
+      </w:pPr>
+      <w:r>
+        <w:rPr>
+          <w:rFonts w:asciiTheme="minorHAnsi" w:hAnsiTheme="minorHAnsi"/>
+          <w:color w:val="000000" w:themeColor="text1"/>
+        </w:rPr>
+        <w:t>The user does not already have an account with the test email.</w:t>
+      </w:r>
+    </w:p>
+    <w:p>
+      <w:pPr>
+        <w:pStyle w:val="whitespace-normal"/>
+        <w:numPr>
+          <w:ilvl w:val="0"/>
+          <w:numId w:val="4"/>
+        </w:numPr>
+        <w:jc w:val="both"/>
+        <w:rPr>
+          <w:rFonts w:asciiTheme="minorHAnsi" w:hAnsiTheme="minorHAnsi"/>
+          <w:color w:val="000000" w:themeColor="text1"/>
+        </w:rPr>
+      </w:pPr>
+      <w:r>
+        <w:rPr>
+          <w:rFonts w:asciiTheme="minorHAnsi" w:hAnsiTheme="minorHAnsi"/>
+          <w:color w:val="000000" w:themeColor="text1"/>
+        </w:rPr>
+        <w:t>Firebase Auth and Firestore services are active.</w:t>
+      </w:r>
+    </w:p>
+    <w:p>
+      <w:pPr>
+        <w:pStyle w:val="font-claude-response-body"/>
+        <w:jc w:val="both"/>
+        <w:rPr>
+          <w:rFonts w:asciiTheme="minorHAnsi" w:hAnsiTheme="minorHAnsi"/>
+          <w:color w:val="000000" w:themeColor="text1"/>
+        </w:rPr>
+      </w:pPr>
+      <w:r>
+        <w:rPr>
+          <w:rStyle w:val="Strong"/>
+          <w:rFonts w:asciiTheme="minorHAnsi" w:eastAsiaTheme="majorEastAsia" w:hAnsiTheme="minorHAnsi"/>
+          <w:color w:val="000000" w:themeColor="text1"/>
+        </w:rPr>
+        <w:lastRenderedPageBreak/>
+        <w:t>Steps:</w:t>
+      </w:r>
+    </w:p>
+    <w:p>
+      <w:pPr>
+        <w:pStyle w:val="whitespace-normal"/>
+        <w:numPr>
+          <w:ilvl w:val="0"/>
+          <w:numId w:val="5"/>
+        </w:numPr>
+        <w:jc w:val="both"/>
+        <w:rPr>
+          <w:rFonts w:asciiTheme="minorHAnsi" w:hAnsiTheme="minorHAnsi"/>
+          <w:color w:val="000000" w:themeColor="text1"/>
+        </w:rPr>
+      </w:pPr>
+      <w:r>
+        <w:rPr>
+          <w:rFonts w:asciiTheme="minorHAnsi" w:hAnsiTheme="minorHAnsi"/>
+          <w:color w:val="000000" w:themeColor="text1"/>
+        </w:rPr>
+        <w:t>Navigate to the Register Screen.</w:t>
+      </w:r>
+    </w:p>
+    <w:p>
+      <w:pPr>
+        <w:pStyle w:val="whitespace-normal"/>
+        <w:numPr>
+          <w:ilvl w:val="0"/>
+          <w:numId w:val="5"/>
+        </w:numPr>
+        <w:jc w:val="both"/>
+        <w:rPr>
+          <w:rFonts w:asciiTheme="minorHAnsi" w:hAnsiTheme="minorHAnsi"/>
+          <w:color w:val="000000" w:themeColor="text1"/>
+        </w:rPr>
+      </w:pPr>
+      <w:r>
+        <w:rPr>
+          <w:rFonts w:asciiTheme="minorHAnsi" w:hAnsiTheme="minorHAnsi"/>
+          <w:color w:val="000000" w:themeColor="text1"/>
+        </w:rPr>
+        <w:t>Enter a valid, unique email address (e.g.,</w:t>
+      </w:r>
+      <w:r>
+        <w:rPr>
+          <w:rStyle w:val="apple-converted-space"/>
+          <w:rFonts w:asciiTheme="minorHAnsi" w:eastAsiaTheme="majorEastAsia" w:hAnsiTheme="minorHAnsi"/>
+          <w:color w:val="000000" w:themeColor="text1"/>
+        </w:rPr>
+        <w:t> </w:t>
+      </w:r>
+      <w:r>
+        <w:rPr>
+          <w:rStyle w:val="HTMLCode"/>
+          <w:rFonts w:asciiTheme="minorHAnsi" w:eastAsiaTheme="majorEastAsia" w:hAnsiTheme="minorHAnsi"/>
+          <w:color w:val="000000" w:themeColor="text1"/>
+        </w:rPr>
+        <w:t>testuser@planeta.com</w:t>
+      </w:r>
+      <w:r>
+        <w:rPr>
+          <w:rFonts w:asciiTheme="minorHAnsi" w:hAnsiTheme="minorHAnsi"/>
+          <w:color w:val="000000" w:themeColor="text1"/>
+        </w:rPr>
+        <w:t>).</w:t>
+      </w:r>
+    </w:p>
+    <w:p>
+      <w:pPr>
+        <w:pStyle w:val="whitespace-normal"/>
+        <w:numPr>
+          <w:ilvl w:val="0"/>
+          <w:numId w:val="5"/>
+        </w:numPr>
+        <w:jc w:val="both"/>
+        <w:rPr>
+          <w:rFonts w:asciiTheme="minorHAnsi" w:hAnsiTheme="minorHAnsi"/>
+          <w:color w:val="000000" w:themeColor="text1"/>
+        </w:rPr>
+      </w:pPr>
+      <w:r>
+        <w:rPr>
+          <w:rFonts w:asciiTheme="minorHAnsi" w:hAnsiTheme="minorHAnsi"/>
+          <w:color w:val="000000" w:themeColor="text1"/>
+        </w:rPr>
+        <w:t>Enter a valid password meeting the minimum security requirement of min 4 – max 8 characters.</w:t>
+      </w:r>
+    </w:p>
+    <w:p>
+      <w:pPr>
+        <w:pStyle w:val="whitespace-normal"/>
+        <w:numPr>
+          <w:ilvl w:val="0"/>
+          <w:numId w:val="5"/>
+        </w:numPr>
+        <w:jc w:val="both"/>
+        <w:rPr>
+          <w:rFonts w:asciiTheme="minorHAnsi" w:hAnsiTheme="minorHAnsi"/>
+          <w:color w:val="000000" w:themeColor="text1"/>
+        </w:rPr>
+      </w:pPr>
+      <w:r>
+        <w:rPr>
+          <w:rFonts w:asciiTheme="minorHAnsi" w:hAnsiTheme="minorHAnsi"/>
+          <w:color w:val="000000" w:themeColor="text1"/>
+        </w:rPr>
+        <w:t>Enter a unique username.</w:t>
+      </w:r>
+    </w:p>
+    <w:p>
+      <w:pPr>
+        <w:pStyle w:val="whitespace-normal"/>
+        <w:numPr>
+          <w:ilvl w:val="0"/>
+          <w:numId w:val="5"/>
+        </w:numPr>
+        <w:jc w:val="both"/>
+        <w:rPr>
+          <w:rFonts w:asciiTheme="minorHAnsi" w:hAnsiTheme="minorHAnsi"/>
+          <w:color w:val="000000" w:themeColor="text1"/>
+        </w:rPr>
+      </w:pPr>
+      <w:r>
+        <w:rPr>
+          <w:rFonts w:asciiTheme="minorHAnsi" w:hAnsiTheme="minorHAnsi"/>
+          <w:color w:val="000000" w:themeColor="text1"/>
+        </w:rPr>
+        <w:t>Click "Create Account".</w:t>
+      </w:r>
+    </w:p>
+    <w:p>
+      <w:pPr>
+        <w:spacing w:after="0" w:line="240" w:lineRule="auto"/>
+        <w:jc w:val="both"/>
+        <w:rPr>
+          <w:rFonts w:cs="Times New Roman"/>
+          <w:color w:val="000000" w:themeColor="text1"/>
+        </w:rPr>
+      </w:pPr>
+      <w:r>
+        <w:rPr>
+          <w:rStyle w:val="Strong"/>
+          <w:rFonts w:cs="Times New Roman"/>
+          <w:color w:val="000000" w:themeColor="text1"/>
+        </w:rPr>
+        <w:t>Expected Result:</w:t>
+      </w:r>
+      <w:r>
+        <w:rPr>
+          <w:rStyle w:val="apple-converted-space"/>
+          <w:rFonts w:cs="Times New Roman"/>
+          <w:color w:val="000000" w:themeColor="text1"/>
+        </w:rPr>
+        <w:t> </w:t>
+      </w:r>
+      <w:proofErr w:type="spellStart"/>
+      <w:r>
+        <w:rPr>
+          <w:rStyle w:val="HTMLCode"/>
+          <w:rFonts w:asciiTheme="minorHAnsi" w:eastAsiaTheme="majorEastAsia" w:hAnsiTheme="minorHAnsi" w:cs="Times New Roman"/>
+          <w:color w:val="000000" w:themeColor="text1"/>
+        </w:rPr>
+        <w:t>AuthService</w:t>
+      </w:r>
+      <w:proofErr w:type="spellEnd"/>
+      <w:r>
+        <w:rPr>
+          <w:rStyle w:val="apple-converted-space"/>
+          <w:rFonts w:cs="Times New Roman"/>
+          <w:color w:val="000000" w:themeColor="text1"/>
+        </w:rPr>
+        <w:t> </w:t>
+      </w:r>
+      <w:r>
+        <w:rPr>
+          <w:rFonts w:cs="Times New Roman"/>
+          <w:color w:val="000000" w:themeColor="text1"/>
+        </w:rPr>
+        <w:t>successfully calls Firebase Auth and creates credentials. A new user document containing</w:t>
+      </w:r>
+      <w:r>
+        <w:rPr>
+          <w:rStyle w:val="apple-converted-space"/>
+          <w:rFonts w:cs="Times New Roman"/>
+          <w:color w:val="000000" w:themeColor="text1"/>
+        </w:rPr>
+        <w:t> </w:t>
+      </w:r>
+      <w:r>
+        <w:rPr>
+          <w:rStyle w:val="HTMLCode"/>
+          <w:rFonts w:asciiTheme="minorHAnsi" w:eastAsiaTheme="majorEastAsia" w:hAnsiTheme="minorHAnsi" w:cs="Times New Roman"/>
+          <w:color w:val="000000" w:themeColor="text1"/>
+        </w:rPr>
+        <w:t>username</w:t>
+      </w:r>
+      <w:r>
+        <w:rPr>
+          <w:rFonts w:cs="Times New Roman"/>
+          <w:color w:val="000000" w:themeColor="text1"/>
+        </w:rPr>
+        <w:t>,</w:t>
+      </w:r>
+      <w:r>
+        <w:rPr>
+          <w:rStyle w:val="apple-converted-space"/>
+          <w:rFonts w:cs="Times New Roman"/>
+          <w:color w:val="000000" w:themeColor="text1"/>
+        </w:rPr>
+        <w:t> </w:t>
+      </w:r>
+      <w:r>
+        <w:rPr>
+          <w:rStyle w:val="HTMLCode"/>
+          <w:rFonts w:asciiTheme="minorHAnsi" w:eastAsiaTheme="majorEastAsia" w:hAnsiTheme="minorHAnsi" w:cs="Times New Roman"/>
+          <w:color w:val="000000" w:themeColor="text1"/>
+        </w:rPr>
+        <w:t>email</w:t>
+      </w:r>
+      <w:r>
+        <w:rPr>
+          <w:rFonts w:cs="Times New Roman"/>
+          <w:color w:val="000000" w:themeColor="text1"/>
+        </w:rPr>
+        <w:t>, and</w:t>
+      </w:r>
+      <w:r>
+        <w:rPr>
+          <w:rStyle w:val="apple-converted-space"/>
+          <w:rFonts w:cs="Times New Roman"/>
+          <w:color w:val="000000" w:themeColor="text1"/>
+        </w:rPr>
+        <w:t> </w:t>
+      </w:r>
+      <w:proofErr w:type="spellStart"/>
+      <w:r>
+        <w:rPr>
+          <w:rStyle w:val="HTMLCode"/>
+          <w:rFonts w:asciiTheme="minorHAnsi" w:eastAsiaTheme="majorEastAsia" w:hAnsiTheme="minorHAnsi" w:cs="Times New Roman"/>
+          <w:color w:val="000000" w:themeColor="text1"/>
+        </w:rPr>
+        <w:t>createdAt</w:t>
+      </w:r>
+      <w:proofErr w:type="spellEnd"/>
+      <w:r>
+        <w:rPr>
+          <w:rStyle w:val="apple-converted-space"/>
+          <w:rFonts w:cs="Times New Roman"/>
+          <w:color w:val="000000" w:themeColor="text1"/>
+        </w:rPr>
+        <w:t> </w:t>
+      </w:r>
+      <w:r>
+        <w:rPr>
+          <w:rFonts w:cs="Times New Roman"/>
+          <w:color w:val="000000" w:themeColor="text1"/>
+        </w:rPr>
+        <w:t xml:space="preserve">fields is initialized in </w:t>
+      </w:r>
+      <w:proofErr w:type="spellStart"/>
+      <w:r>
+        <w:rPr>
+          <w:rFonts w:cs="Times New Roman"/>
+          <w:color w:val="000000" w:themeColor="text1"/>
+        </w:rPr>
+        <w:t>Firestore</w:t>
+      </w:r>
+      <w:proofErr w:type="spellEnd"/>
+      <w:r>
+        <w:rPr>
+          <w:rFonts w:cs="Times New Roman"/>
+          <w:color w:val="000000" w:themeColor="text1"/>
+        </w:rPr>
+        <w:t xml:space="preserve"> under the</w:t>
+      </w:r>
+      <w:r>
+        <w:rPr>
+          <w:rStyle w:val="apple-converted-space"/>
+          <w:rFonts w:cs="Times New Roman"/>
+          <w:color w:val="000000" w:themeColor="text1"/>
+        </w:rPr>
+        <w:t> </w:t>
+      </w:r>
+      <w:r>
+        <w:rPr>
+          <w:rStyle w:val="HTMLCode"/>
+          <w:rFonts w:asciiTheme="minorHAnsi" w:eastAsiaTheme="majorEastAsia" w:hAnsiTheme="minorHAnsi" w:cs="Times New Roman"/>
+          <w:color w:val="000000" w:themeColor="text1"/>
+        </w:rPr>
+        <w:t>/users/{</w:t>
+      </w:r>
+      <w:proofErr w:type="spellStart"/>
+      <w:r>
+        <w:rPr>
+          <w:rStyle w:val="HTMLCode"/>
+          <w:rFonts w:asciiTheme="minorHAnsi" w:eastAsiaTheme="majorEastAsia" w:hAnsiTheme="minorHAnsi" w:cs="Times New Roman"/>
+          <w:color w:val="000000" w:themeColor="text1"/>
+        </w:rPr>
+        <w:t>uid</w:t>
+      </w:r>
+      <w:proofErr w:type="spellEnd"/>
+      <w:r>
+        <w:rPr>
+          <w:rStyle w:val="HTMLCode"/>
+          <w:rFonts w:asciiTheme="minorHAnsi" w:eastAsiaTheme="majorEastAsia" w:hAnsiTheme="minorHAnsi" w:cs="Times New Roman"/>
+          <w:color w:val="000000" w:themeColor="text1"/>
+        </w:rPr>
+        <w:t>}</w:t>
+      </w:r>
+      <w:r>
+        <w:rPr>
+          <w:rStyle w:val="apple-converted-space"/>
+          <w:rFonts w:cs="Times New Roman"/>
+          <w:color w:val="000000" w:themeColor="text1"/>
+        </w:rPr>
+        <w:t> </w:t>
+      </w:r>
+      <w:r>
+        <w:rPr>
+          <w:rFonts w:cs="Times New Roman"/>
+          <w:color w:val="000000" w:themeColor="text1"/>
+        </w:rPr>
+        <w:t>path. The app state transitions from</w:t>
+      </w:r>
+      <w:r>
+        <w:rPr>
+          <w:rStyle w:val="apple-converted-space"/>
+          <w:rFonts w:cs="Times New Roman"/>
+          <w:color w:val="000000" w:themeColor="text1"/>
+        </w:rPr>
+        <w:t> </w:t>
+      </w:r>
+      <w:r>
+        <w:rPr>
+          <w:rStyle w:val="HTMLCode"/>
+          <w:rFonts w:asciiTheme="minorHAnsi" w:eastAsiaTheme="majorEastAsia" w:hAnsiTheme="minorHAnsi" w:cs="Times New Roman"/>
+          <w:color w:val="000000" w:themeColor="text1"/>
+        </w:rPr>
+        <w:t>unauthenticated</w:t>
+      </w:r>
+      <w:r>
+        <w:rPr>
+          <w:rStyle w:val="apple-converted-space"/>
+          <w:rFonts w:cs="Times New Roman"/>
+          <w:color w:val="000000" w:themeColor="text1"/>
+        </w:rPr>
+        <w:t> </w:t>
+      </w:r>
+      <w:r>
+        <w:rPr>
+          <w:rFonts w:cs="Times New Roman"/>
+          <w:color w:val="000000" w:themeColor="text1"/>
+        </w:rPr>
+        <w:t>→</w:t>
+      </w:r>
+      <w:r>
+        <w:rPr>
+          <w:rStyle w:val="apple-converted-space"/>
+          <w:rFonts w:cs="Times New Roman"/>
+          <w:color w:val="000000" w:themeColor="text1"/>
+        </w:rPr>
+        <w:t> </w:t>
+      </w:r>
+      <w:r>
+        <w:rPr>
+          <w:rStyle w:val="HTMLCode"/>
+          <w:rFonts w:asciiTheme="minorHAnsi" w:eastAsiaTheme="majorEastAsia" w:hAnsiTheme="minorHAnsi" w:cs="Times New Roman"/>
+          <w:color w:val="000000" w:themeColor="text1"/>
+        </w:rPr>
+        <w:t>authenticated</w:t>
+      </w:r>
+      <w:r>
+        <w:rPr>
+          <w:rStyle w:val="apple-converted-space"/>
+          <w:rFonts w:cs="Times New Roman"/>
+          <w:color w:val="000000" w:themeColor="text1"/>
+        </w:rPr>
+        <w:t> </w:t>
+      </w:r>
+      <w:r>
+        <w:rPr>
+          <w:rFonts w:cs="Times New Roman"/>
+          <w:color w:val="000000" w:themeColor="text1"/>
+        </w:rPr>
+        <w:t>and the user is redirected to the Home Screen.</w:t>
+      </w:r>
+    </w:p>
+    <w:p>
+      <w:pPr>
+        <w:spacing w:after="0" w:line="240" w:lineRule="auto"/>
+        <w:jc w:val="both"/>
+        <w:rPr>
+          <w:rFonts w:cs="Times New Roman"/>
+          <w:color w:val="000000" w:themeColor="text1"/>
+        </w:rPr>
+      </w:pPr>
+    </w:p>
+    <w:p>
+      <w:pPr>
+        <w:spacing w:after="0" w:line="240" w:lineRule="auto"/>
+        <w:jc w:val="both"/>
+        <w:rPr>
+          <w:rStyle w:val="apple-converted-space"/>
+          <w:rFonts w:cs="Times New Roman"/>
+          <w:color w:val="000000" w:themeColor="text1"/>
+        </w:rPr>
+      </w:pPr>
+      <w:r>
+        <w:rPr>
+          <w:rStyle w:val="Strong"/>
+          <w:rFonts w:cs="Times New Roman"/>
+          <w:color w:val="000000" w:themeColor="text1"/>
+        </w:rPr>
+        <w:t>Pass Criteria:</w:t>
+      </w:r>
+      <w:r>
+        <w:rPr>
+          <w:rStyle w:val="apple-converted-space"/>
+          <w:rFonts w:cs="Times New Roman"/>
+          <w:color w:val="000000" w:themeColor="text1"/>
+        </w:rPr>
+        <w:t> </w:t>
+      </w:r>
+      <w:r>
+        <w:rPr>
+          <w:rFonts w:cs="Times New Roman"/>
+          <w:color w:val="000000" w:themeColor="text1"/>
+        </w:rPr>
+        <w:t xml:space="preserve">User document exists in </w:t>
+      </w:r>
+      <w:proofErr w:type="spellStart"/>
+      <w:proofErr w:type="gramStart"/>
+      <w:r>
+        <w:rPr>
+          <w:rFonts w:cs="Times New Roman"/>
+          <w:color w:val="000000" w:themeColor="text1"/>
+        </w:rPr>
+        <w:t>Firestore</w:t>
+      </w:r>
+      <w:proofErr w:type="spellEnd"/>
+      <w:proofErr w:type="gramEnd"/>
+      <w:r>
+        <w:rPr>
+          <w:rFonts w:cs="Times New Roman"/>
+          <w:color w:val="000000" w:themeColor="text1"/>
+        </w:rPr>
+        <w:t xml:space="preserve"> and the Home Screen is displayed without errors.</w:t>
+      </w:r>
+      <w:r>
+        <w:rPr>
+          <w:rStyle w:val="apple-converted-space"/>
+          <w:rFonts w:cs="Times New Roman"/>
+          <w:color w:val="000000" w:themeColor="text1"/>
+        </w:rPr>
+        <w:t> </w:t>
+      </w:r>
+    </w:p>
+    <w:p>
+      <w:pPr>
+        <w:spacing w:after="0" w:line="240" w:lineRule="auto"/>
+        <w:jc w:val="both"/>
+        <w:rPr>
+          <w:rFonts w:cs="Times New Roman"/>
+          <w:color w:val="000000" w:themeColor="text1"/>
+        </w:rPr>
+      </w:pPr>
+      <w:r>
+        <w:rPr>
+          <w:rStyle w:val="Strong"/>
+          <w:rFonts w:cs="Times New Roman"/>
+          <w:color w:val="000000" w:themeColor="text1"/>
+        </w:rPr>
+        <w:t>Fail Criteria:</w:t>
+      </w:r>
+      <w:r>
+        <w:rPr>
+          <w:rStyle w:val="apple-converted-space"/>
+          <w:rFonts w:cs="Times New Roman"/>
+          <w:color w:val="000000" w:themeColor="text1"/>
+        </w:rPr>
+        <w:t> </w:t>
+      </w:r>
+      <w:r>
+        <w:rPr>
+          <w:rFonts w:cs="Times New Roman"/>
+          <w:color w:val="000000" w:themeColor="text1"/>
+        </w:rPr>
+        <w:t xml:space="preserve">Error message is shown, or no document is created in </w:t>
+      </w:r>
+      <w:proofErr w:type="spellStart"/>
+      <w:r>
+        <w:rPr>
+          <w:rFonts w:cs="Times New Roman"/>
+          <w:color w:val="000000" w:themeColor="text1"/>
+        </w:rPr>
+        <w:t>Firestore</w:t>
+      </w:r>
+      <w:proofErr w:type="spellEnd"/>
+      <w:r>
+        <w:rPr>
+          <w:rFonts w:cs="Times New Roman"/>
+          <w:color w:val="000000" w:themeColor="text1"/>
+        </w:rPr>
+        <w:t>.</w:t>
+      </w:r>
+    </w:p>
+    <w:p>
+      <w:pPr>
+        <w:spacing w:after="0" w:line="240" w:lineRule="auto"/>
+        <w:jc w:val="both"/>
+        <w:rPr>
+          <w:rFonts w:eastAsia="Times New Roman" w:cs="Times New Roman"/>
+          <w:color w:val="000000" w:themeColor="text1"/>
+          <w:kern w:val="0"/>
+          <w14:ligatures w14:val="none"/>
+        </w:rPr>
+      </w:pPr>
+    </w:p>
+    <w:p>
+      <w:pPr>
+        <w:spacing w:before="100" w:beforeAutospacing="1" w:after="100" w:afterAutospacing="1" w:line="240" w:lineRule="auto"/>
+        <w:jc w:val="both"/>
+        <w:outlineLvl w:val="2"/>
+        <w:rPr>
+          <w:rFonts w:eastAsia="Times New Roman" w:cs="Times New Roman"/>
+          <w:b/>
+          <w:bCs/>
+          <w:color w:val="000000" w:themeColor="text1"/>
+          <w:kern w:val="0"/>
+          <w14:ligatures w14:val="none"/>
+        </w:rPr>
+      </w:pPr>
+      <w:r>
+        <w:rPr>
+          <w:rFonts w:eastAsia="Times New Roman" w:cs="Times New Roman"/>
+          <w:b/>
+          <w:bCs/>
+          <w:color w:val="000000" w:themeColor="text1"/>
+          <w:kern w:val="0"/>
+          <w14:ligatures w14:val="none"/>
+        </w:rPr>
+        <w:t>Test Case 2: Logic Service Scoring (UC3)</w:t>
+      </w:r>
+    </w:p>
+    <w:p>
+      <w:pPr>
+        <w:spacing w:before="100" w:beforeAutospacing="1" w:after="100" w:afterAutospacing="1" w:line="240" w:lineRule="auto"/>
+        <w:jc w:val="both"/>
+        <w:rPr>
+          <w:rFonts w:eastAsia="Times New Roman" w:cs="Times New Roman"/>
+          <w:color w:val="000000" w:themeColor="text1"/>
+          <w:kern w:val="0"/>
+          <w14:ligatures w14:val="none"/>
+        </w:rPr>
+      </w:pPr>
+      <w:r>
+        <w:rPr>
+          <w:rFonts w:eastAsia="Times New Roman" w:cs="Times New Roman"/>
+          <w:b/>
+          <w:bCs/>
+          <w:color w:val="000000" w:themeColor="text1"/>
+          <w:kern w:val="0"/>
+          <w14:ligatures w14:val="none"/>
+        </w:rPr>
+        <w:t>Objective:</w:t>
+      </w:r>
+      <w:r>
+        <w:rPr>
+          <w:rFonts w:eastAsia="Times New Roman" w:cs="Times New Roman"/>
+          <w:color w:val="000000" w:themeColor="text1"/>
+          <w:kern w:val="0"/>
+          <w14:ligatures w14:val="none"/>
+        </w:rPr>
+        <w:t> Validates that the Hybrid Scoring Engine within the Service Layer computes the sustainability score correctly for both binary and Likert-scale questions.</w:t>
+      </w:r>
+    </w:p>
+    <w:p>
+      <w:pPr>
+        <w:spacing w:before="100" w:beforeAutospacing="1" w:after="100" w:afterAutospacing="1" w:line="240" w:lineRule="auto"/>
+        <w:jc w:val="both"/>
+        <w:rPr>
+          <w:rFonts w:eastAsia="Times New Roman" w:cs="Times New Roman"/>
+          <w:color w:val="000000" w:themeColor="text1"/>
+          <w:kern w:val="0"/>
+          <w14:ligatures w14:val="none"/>
+        </w:rPr>
+      </w:pPr>
+      <w:r>
+        <w:rPr>
+          <w:rFonts w:eastAsia="Times New Roman" w:cs="Times New Roman"/>
+          <w:b/>
+          <w:bCs/>
+          <w:color w:val="000000" w:themeColor="text1"/>
+          <w:kern w:val="0"/>
+          <w14:ligatures w14:val="none"/>
+        </w:rPr>
+        <w:t>Preconditions:</w:t>
+      </w:r>
+    </w:p>
+    <w:p>
+      <w:pPr>
+        <w:numPr>
+          <w:ilvl w:val="0"/>
+          <w:numId w:val="6"/>
+        </w:numPr>
+        <w:spacing w:before="100" w:beforeAutospacing="1" w:after="100" w:afterAutospacing="1" w:line="240" w:lineRule="auto"/>
+        <w:jc w:val="both"/>
+        <w:rPr>
+          <w:rFonts w:eastAsia="Times New Roman" w:cs="Times New Roman"/>
+          <w:color w:val="000000" w:themeColor="text1"/>
+          <w:kern w:val="0"/>
+          <w14:ligatures w14:val="none"/>
+        </w:rPr>
+      </w:pPr>
+      <w:r>
+        <w:rPr>
+          <w:rFonts w:eastAsia="Times New Roman" w:cs="Times New Roman"/>
+          <w:color w:val="000000" w:themeColor="text1"/>
+          <w:kern w:val="0"/>
+          <w14:ligatures w14:val="none"/>
+        </w:rPr>
+        <w:t>The user is logged in with a valid account.</w:t>
+      </w:r>
+    </w:p>
+    <w:p>
+      <w:pPr>
+        <w:numPr>
+          <w:ilvl w:val="0"/>
+          <w:numId w:val="6"/>
+        </w:numPr>
+        <w:spacing w:before="100" w:beforeAutospacing="1" w:after="100" w:afterAutospacing="1" w:line="240" w:lineRule="auto"/>
+        <w:jc w:val="both"/>
+        <w:rPr>
+          <w:rFonts w:eastAsia="Times New Roman" w:cs="Times New Roman"/>
+          <w:color w:val="000000" w:themeColor="text1"/>
+          <w:kern w:val="0"/>
+          <w14:ligatures w14:val="none"/>
+        </w:rPr>
+      </w:pPr>
+      <w:r>
+        <w:rPr>
+          <w:rFonts w:eastAsia="Times New Roman" w:cs="Times New Roman"/>
+          <w:color w:val="000000" w:themeColor="text1"/>
+          <w:kern w:val="0"/>
+          <w14:ligatures w14:val="none"/>
+        </w:rPr>
+        <w:t>The daily survey has not yet been submitted for today.</w:t>
+      </w:r>
+    </w:p>
+    <w:p>
+      <w:pPr>
+        <w:numPr>
+          <w:ilvl w:val="0"/>
+          <w:numId w:val="6"/>
+        </w:numPr>
+        <w:spacing w:before="100" w:beforeAutospacing="1" w:after="100" w:afterAutospacing="1" w:line="240" w:lineRule="auto"/>
+        <w:jc w:val="both"/>
+        <w:rPr>
+          <w:rFonts w:eastAsia="Times New Roman" w:cs="Times New Roman"/>
+          <w:color w:val="000000" w:themeColor="text1"/>
+          <w:kern w:val="0"/>
+          <w14:ligatures w14:val="none"/>
+        </w:rPr>
+      </w:pPr>
+      <w:r>
+        <w:rPr>
+          <w:rFonts w:eastAsia="Times New Roman" w:cs="Times New Roman"/>
+          <w:color w:val="000000" w:themeColor="text1"/>
+          <w:kern w:val="0"/>
+          <w14:ligatures w14:val="none"/>
+        </w:rPr>
+        <w:t>The Survey Screen is accessible.</w:t>
+      </w:r>
+    </w:p>
+    <w:p>
+      <w:pPr>
+        <w:pStyle w:val="font-claude-response-body"/>
+        <w:jc w:val="both"/>
+        <w:rPr>
+          <w:rFonts w:asciiTheme="minorHAnsi" w:hAnsiTheme="minorHAnsi"/>
+          <w:color w:val="000000" w:themeColor="text1"/>
+        </w:rPr>
+      </w:pPr>
+      <w:r>
+        <w:rPr>
+          <w:rStyle w:val="Strong"/>
+          <w:rFonts w:asciiTheme="minorHAnsi" w:eastAsiaTheme="majorEastAsia" w:hAnsiTheme="minorHAnsi"/>
+          <w:color w:val="000000" w:themeColor="text1"/>
+        </w:rPr>
+        <w:t>Steps:</w:t>
+      </w:r>
+    </w:p>
+    <w:p>
+      <w:pPr>
+        <w:pStyle w:val="whitespace-normal"/>
+        <w:numPr>
+          <w:ilvl w:val="0"/>
+          <w:numId w:val="7"/>
+        </w:numPr>
+        <w:jc w:val="both"/>
+        <w:rPr>
+          <w:rFonts w:asciiTheme="minorHAnsi" w:hAnsiTheme="minorHAnsi"/>
+          <w:color w:val="000000" w:themeColor="text1"/>
+        </w:rPr>
+      </w:pPr>
+      <w:r>
+        <w:rPr>
+          <w:rFonts w:asciiTheme="minorHAnsi" w:hAnsiTheme="minorHAnsi"/>
+          <w:color w:val="000000" w:themeColor="text1"/>
+        </w:rPr>
+        <w:t>Navigate to the Survey Screen from the Home Screen.</w:t>
+      </w:r>
+    </w:p>
+    <w:p>
+      <w:pPr>
+        <w:pStyle w:val="whitespace-normal"/>
+        <w:numPr>
+          <w:ilvl w:val="0"/>
+          <w:numId w:val="7"/>
+        </w:numPr>
+        <w:jc w:val="both"/>
+        <w:rPr>
+          <w:rFonts w:asciiTheme="minorHAnsi" w:hAnsiTheme="minorHAnsi"/>
+          <w:color w:val="000000" w:themeColor="text1"/>
+        </w:rPr>
+      </w:pPr>
+      <w:r>
+        <w:rPr>
+          <w:rFonts w:asciiTheme="minorHAnsi" w:hAnsiTheme="minorHAnsi"/>
+          <w:color w:val="000000" w:themeColor="text1"/>
+        </w:rPr>
+        <w:t>Answer all binary (Yes/No) questions — select a known combination (e.g., all "Yes").</w:t>
+      </w:r>
+    </w:p>
+    <w:p>
+      <w:pPr>
+        <w:pStyle w:val="whitespace-normal"/>
+        <w:numPr>
+          <w:ilvl w:val="0"/>
+          <w:numId w:val="7"/>
+        </w:numPr>
+        <w:jc w:val="both"/>
+        <w:rPr>
+          <w:rFonts w:asciiTheme="minorHAnsi" w:hAnsiTheme="minorHAnsi"/>
+          <w:color w:val="000000" w:themeColor="text1"/>
+        </w:rPr>
+      </w:pPr>
+      <w:r>
+        <w:rPr>
+          <w:rFonts w:asciiTheme="minorHAnsi" w:hAnsiTheme="minorHAnsi"/>
+          <w:color w:val="000000" w:themeColor="text1"/>
+        </w:rPr>
+        <w:t>Answer all Likert-scale (5-option) questions — select a known option (e.g., always the highest option).</w:t>
+      </w:r>
+    </w:p>
+    <w:p>
+      <w:pPr>
+        <w:pStyle w:val="whitespace-normal"/>
+        <w:numPr>
+          <w:ilvl w:val="0"/>
+          <w:numId w:val="7"/>
+        </w:numPr>
+        <w:jc w:val="both"/>
+        <w:rPr>
+          <w:rFonts w:asciiTheme="minorHAnsi" w:hAnsiTheme="minorHAnsi"/>
+          <w:color w:val="000000" w:themeColor="text1"/>
+        </w:rPr>
+      </w:pPr>
+      <w:r>
+        <w:rPr>
+          <w:rFonts w:asciiTheme="minorHAnsi" w:hAnsiTheme="minorHAnsi"/>
+          <w:color w:val="000000" w:themeColor="text1"/>
+        </w:rPr>
+        <w:t>Click "Submit".</w:t>
+      </w:r>
+    </w:p>
+    <w:p>
+      <w:pPr>
+        <w:pStyle w:val="font-claude-response-body"/>
+        <w:jc w:val="both"/>
+        <w:rPr>
+          <w:rFonts w:asciiTheme="minorHAnsi" w:hAnsiTheme="minorHAnsi"/>
+          <w:color w:val="000000" w:themeColor="text1"/>
+        </w:rPr>
+      </w:pPr>
+      <w:r>
+        <w:rPr>
+          <w:rStyle w:val="Strong"/>
+          <w:rFonts w:asciiTheme="minorHAnsi" w:eastAsiaTheme="majorEastAsia" w:hAnsiTheme="minorHAnsi"/>
+          <w:color w:val="000000" w:themeColor="text1"/>
+        </w:rPr>
+        <w:t>Expected Result:</w:t>
+      </w:r>
+      <w:r>
+        <w:rPr>
+          <w:rStyle w:val="apple-converted-space"/>
+          <w:rFonts w:asciiTheme="minorHAnsi" w:eastAsiaTheme="majorEastAsia" w:hAnsiTheme="minorHAnsi"/>
+          <w:color w:val="000000" w:themeColor="text1"/>
+        </w:rPr>
+        <w:t> </w:t>
+      </w:r>
+      <w:r>
+        <w:rPr>
+          <w:rStyle w:val="HTMLCode"/>
+          <w:rFonts w:asciiTheme="minorHAnsi" w:eastAsiaTheme="majorEastAsia" w:hAnsiTheme="minorHAnsi"/>
+          <w:color w:val="000000" w:themeColor="text1"/>
+        </w:rPr>
+        <w:t>score_calculator.dart</w:t>
+      </w:r>
+      <w:r>
+        <w:rPr>
+          <w:rStyle w:val="apple-converted-space"/>
+          <w:rFonts w:asciiTheme="minorHAnsi" w:eastAsiaTheme="majorEastAsia" w:hAnsiTheme="minorHAnsi"/>
+          <w:color w:val="000000" w:themeColor="text1"/>
+        </w:rPr>
+        <w:t> </w:t>
+      </w:r>
+      <w:r>
+        <w:rPr>
+          <w:rFonts w:asciiTheme="minorHAnsi" w:hAnsiTheme="minorHAnsi"/>
+          <w:color w:val="000000" w:themeColor="text1"/>
+        </w:rPr>
+        <w:t>applies the scoring formula (</w:t>
+      </w:r>
+      <w:r>
+        <w:rPr>
+          <w:rStyle w:val="HTMLCode"/>
+          <w:rFonts w:asciiTheme="minorHAnsi" w:eastAsiaTheme="majorEastAsia" w:hAnsiTheme="minorHAnsi"/>
+          <w:color w:val="000000" w:themeColor="text1"/>
+        </w:rPr>
+        <w:t>finalScore = totalPoints / numberOfQuestions</w:t>
+      </w:r>
+      <w:r>
+        <w:rPr>
+          <w:rFonts w:asciiTheme="minorHAnsi" w:hAnsiTheme="minorHAnsi"/>
+          <w:color w:val="000000" w:themeColor="text1"/>
+        </w:rPr>
+        <w:t>) correctly: binary "Yes" = 100pts, Likert highest = 100pts. The computed score matches the manually expected value. Feedback appropriate to the score range is displayed immediately on screen.</w:t>
+      </w:r>
+    </w:p>
+    <w:p>
+      <w:pPr>
+        <w:pStyle w:val="font-claude-response-body"/>
+        <w:jc w:val="both"/>
+        <w:rPr>
+          <w:rStyle w:val="apple-converted-space"/>
+          <w:rFonts w:asciiTheme="minorHAnsi" w:eastAsiaTheme="majorEastAsia" w:hAnsiTheme="minorHAnsi"/>
+          <w:color w:val="000000" w:themeColor="text1"/>
+        </w:rPr>
+      </w:pPr>
+      <w:r>
+        <w:rPr>
+          <w:rStyle w:val="Strong"/>
+          <w:rFonts w:asciiTheme="minorHAnsi" w:eastAsiaTheme="majorEastAsia" w:hAnsiTheme="minorHAnsi"/>
+          <w:color w:val="000000" w:themeColor="text1"/>
+        </w:rPr>
+        <w:lastRenderedPageBreak/>
+        <w:t>Pass Criteria:</w:t>
+      </w:r>
+      <w:r>
+        <w:rPr>
+          <w:rStyle w:val="apple-converted-space"/>
+          <w:rFonts w:asciiTheme="minorHAnsi" w:eastAsiaTheme="majorEastAsia" w:hAnsiTheme="minorHAnsi"/>
+          <w:color w:val="000000" w:themeColor="text1"/>
+        </w:rPr>
+        <w:t> </w:t>
+      </w:r>
+      <w:r>
+        <w:rPr>
+          <w:rFonts w:asciiTheme="minorHAnsi" w:hAnsiTheme="minorHAnsi"/>
+          <w:color w:val="000000" w:themeColor="text1"/>
+        </w:rPr>
+        <w:t>Displayed score matches the expected calculated value and relevant feedback message appears.</w:t>
+      </w:r>
+      <w:r>
+        <w:rPr>
+          <w:rStyle w:val="apple-converted-space"/>
+          <w:rFonts w:asciiTheme="minorHAnsi" w:eastAsiaTheme="majorEastAsia" w:hAnsiTheme="minorHAnsi"/>
+          <w:color w:val="000000" w:themeColor="text1"/>
+        </w:rPr>
+        <w:t> </w:t>
+      </w:r>
+    </w:p>
+    <w:p>
+      <w:pPr>
+        <w:pStyle w:val="font-claude-response-body"/>
+        <w:jc w:val="both"/>
+        <w:rPr>
+          <w:rFonts w:asciiTheme="minorHAnsi" w:hAnsiTheme="minorHAnsi"/>
+          <w:color w:val="000000" w:themeColor="text1"/>
+        </w:rPr>
+      </w:pPr>
+      <w:r>
+        <w:rPr>
+          <w:rStyle w:val="Strong"/>
+          <w:rFonts w:asciiTheme="minorHAnsi" w:eastAsiaTheme="majorEastAsia" w:hAnsiTheme="minorHAnsi"/>
+          <w:color w:val="000000" w:themeColor="text1"/>
+        </w:rPr>
+        <w:t>Fail Criteria:</w:t>
+      </w:r>
+      <w:r>
+        <w:rPr>
+          <w:rStyle w:val="apple-converted-space"/>
+          <w:rFonts w:asciiTheme="minorHAnsi" w:eastAsiaTheme="majorEastAsia" w:hAnsiTheme="minorHAnsi"/>
+          <w:color w:val="000000" w:themeColor="text1"/>
+        </w:rPr>
+        <w:t> </w:t>
+      </w:r>
+      <w:r>
+        <w:rPr>
+          <w:rFonts w:asciiTheme="minorHAnsi" w:hAnsiTheme="minorHAnsi"/>
+          <w:color w:val="000000" w:themeColor="text1"/>
+        </w:rPr>
+        <w:t>Score is incorrect, missing, or feedback does not correspond to the score range.</w:t>
+      </w:r>
+    </w:p>
+    <w:p>
+      <w:pPr>
+        <w:spacing w:after="0" w:line="240" w:lineRule="auto"/>
+        <w:jc w:val="both"/>
+        <w:rPr>
+          <w:rFonts w:eastAsia="Times New Roman" w:cs="Times New Roman"/>
+          <w:color w:val="000000" w:themeColor="text1"/>
+          <w:kern w:val="0"/>
+          <w14:ligatures w14:val="none"/>
+        </w:rPr>
+      </w:pPr>
+    </w:p>
+    <w:p>
+      <w:pPr>
+        <w:spacing w:before="100" w:beforeAutospacing="1" w:after="100" w:afterAutospacing="1" w:line="240" w:lineRule="auto"/>
+        <w:jc w:val="both"/>
+        <w:outlineLvl w:val="2"/>
+        <w:rPr>
+          <w:rFonts w:eastAsia="Times New Roman" w:cs="Times New Roman"/>
+          <w:b/>
+          <w:bCs/>
+          <w:color w:val="000000" w:themeColor="text1"/>
+          <w:kern w:val="0"/>
+          <w14:ligatures w14:val="none"/>
+        </w:rPr>
+      </w:pPr>
+      <w:r>
+        <w:rPr>
+          <w:rFonts w:eastAsia="Times New Roman" w:cs="Times New Roman"/>
+          <w:b/>
+          <w:bCs/>
+          <w:color w:val="000000" w:themeColor="text1"/>
+          <w:kern w:val="0"/>
+          <w14:ligatures w14:val="none"/>
+        </w:rPr>
+        <w:t>Test Case 3: Data Persistence Verification (UC3 + UC4)</w:t>
+      </w:r>
+    </w:p>
+    <w:p>
+      <w:pPr>
+        <w:spacing w:before="100" w:beforeAutospacing="1" w:after="100" w:afterAutospacing="1" w:line="240" w:lineRule="auto"/>
+        <w:jc w:val="both"/>
+        <w:rPr>
+          <w:rFonts w:eastAsia="Times New Roman" w:cs="Times New Roman"/>
+          <w:color w:val="000000" w:themeColor="text1"/>
+          <w:kern w:val="0"/>
+          <w14:ligatures w14:val="none"/>
+        </w:rPr>
+      </w:pPr>
+      <w:r>
+        <w:rPr>
+          <w:rFonts w:eastAsia="Times New Roman" w:cs="Times New Roman"/>
+          <w:b/>
+          <w:bCs/>
+          <w:color w:val="000000" w:themeColor="text1"/>
+          <w:kern w:val="0"/>
+          <w14:ligatures w14:val="none"/>
+        </w:rPr>
+        <w:t>Objective:</w:t>
+      </w:r>
+      <w:r>
+        <w:rPr>
+          <w:rFonts w:eastAsia="Times New Roman" w:cs="Times New Roman"/>
+          <w:color w:val="000000" w:themeColor="text1"/>
+          <w:kern w:val="0"/>
+          <w14:ligatures w14:val="none"/>
+        </w:rPr>
+        <w:t xml:space="preserve"> Ensures that the Service Layer correctly writes submitted survey data as a timestamped document to </w:t>
+      </w:r>
+      <w:proofErr w:type="spellStart"/>
+      <w:r>
+        <w:rPr>
+          <w:rFonts w:eastAsia="Times New Roman" w:cs="Times New Roman"/>
+          <w:color w:val="000000" w:themeColor="text1"/>
+          <w:kern w:val="0"/>
+          <w14:ligatures w14:val="none"/>
+        </w:rPr>
+        <w:t>Firestore</w:t>
+      </w:r>
+      <w:proofErr w:type="spellEnd"/>
+      <w:r>
+        <w:rPr>
+          <w:rFonts w:eastAsia="Times New Roman" w:cs="Times New Roman"/>
+          <w:color w:val="000000" w:themeColor="text1"/>
+          <w:kern w:val="0"/>
+          <w14:ligatures w14:val="none"/>
+        </w:rPr>
+        <w:t xml:space="preserve"> and that it is retrievable.</w:t>
+      </w:r>
+    </w:p>
+    <w:p>
+      <w:pPr>
+        <w:spacing w:before="100" w:beforeAutospacing="1" w:after="100" w:afterAutospacing="1" w:line="240" w:lineRule="auto"/>
+        <w:jc w:val="both"/>
+        <w:rPr>
+          <w:rFonts w:eastAsia="Times New Roman" w:cs="Times New Roman"/>
+          <w:color w:val="000000" w:themeColor="text1"/>
+          <w:kern w:val="0"/>
+          <w14:ligatures w14:val="none"/>
+        </w:rPr>
+      </w:pPr>
+      <w:r>
+        <w:rPr>
+          <w:rFonts w:eastAsia="Times New Roman" w:cs="Times New Roman"/>
+          <w:b/>
+          <w:bCs/>
+          <w:color w:val="000000" w:themeColor="text1"/>
+          <w:kern w:val="0"/>
+          <w14:ligatures w14:val="none"/>
+        </w:rPr>
+        <w:t>Preconditions:</w:t>
+      </w:r>
+    </w:p>
+    <w:p>
+      <w:pPr>
+        <w:numPr>
+          <w:ilvl w:val="0"/>
+          <w:numId w:val="8"/>
+        </w:numPr>
+        <w:spacing w:before="100" w:beforeAutospacing="1" w:after="100" w:afterAutospacing="1" w:line="240" w:lineRule="auto"/>
+        <w:jc w:val="both"/>
+        <w:rPr>
+          <w:rFonts w:eastAsia="Times New Roman" w:cs="Times New Roman"/>
+          <w:color w:val="000000" w:themeColor="text1"/>
+          <w:kern w:val="0"/>
+          <w14:ligatures w14:val="none"/>
+        </w:rPr>
+      </w:pPr>
+      <w:r>
+        <w:rPr>
+          <w:rFonts w:eastAsia="Times New Roman" w:cs="Times New Roman"/>
+          <w:color w:val="000000" w:themeColor="text1"/>
+          <w:kern w:val="0"/>
+          <w14:ligatures w14:val="none"/>
+        </w:rPr>
+        <w:t>The user is logged in with a valid account.</w:t>
+      </w:r>
+    </w:p>
+    <w:p>
+      <w:pPr>
+        <w:numPr>
+          <w:ilvl w:val="0"/>
+          <w:numId w:val="8"/>
+        </w:numPr>
+        <w:spacing w:before="100" w:beforeAutospacing="1" w:after="100" w:afterAutospacing="1" w:line="240" w:lineRule="auto"/>
+        <w:jc w:val="both"/>
+        <w:rPr>
+          <w:rFonts w:eastAsia="Times New Roman" w:cs="Times New Roman"/>
+          <w:color w:val="000000" w:themeColor="text1"/>
+          <w:kern w:val="0"/>
+          <w14:ligatures w14:val="none"/>
+        </w:rPr>
+      </w:pPr>
+      <w:r>
+        <w:rPr>
+          <w:rFonts w:eastAsia="Times New Roman" w:cs="Times New Roman"/>
+          <w:color w:val="000000" w:themeColor="text1"/>
+          <w:kern w:val="0"/>
+          <w14:ligatures w14:val="none"/>
+        </w:rPr>
+        <w:t>The user has access to the Survey Screen and the History Screen.</w:t>
+      </w:r>
+    </w:p>
+    <w:p>
+      <w:pPr>
+        <w:numPr>
+          <w:ilvl w:val="0"/>
+          <w:numId w:val="8"/>
+        </w:numPr>
+        <w:spacing w:before="100" w:beforeAutospacing="1" w:after="100" w:afterAutospacing="1" w:line="240" w:lineRule="auto"/>
+        <w:jc w:val="both"/>
+        <w:rPr>
+          <w:rFonts w:eastAsia="Times New Roman" w:cs="Times New Roman"/>
+          <w:color w:val="000000" w:themeColor="text1"/>
+          <w:kern w:val="0"/>
+          <w14:ligatures w14:val="none"/>
+        </w:rPr>
+      </w:pPr>
+      <w:proofErr w:type="spellStart"/>
+      <w:r>
+        <w:rPr>
+          <w:rFonts w:eastAsia="Times New Roman" w:cs="Times New Roman"/>
+          <w:color w:val="000000" w:themeColor="text1"/>
+          <w:kern w:val="0"/>
+          <w14:ligatures w14:val="none"/>
+        </w:rPr>
+        <w:t>Firestore</w:t>
+      </w:r>
+      <w:proofErr w:type="spellEnd"/>
+      <w:r>
+        <w:rPr>
+          <w:rFonts w:eastAsia="Times New Roman" w:cs="Times New Roman"/>
+          <w:color w:val="000000" w:themeColor="text1"/>
+          <w:kern w:val="0"/>
+          <w14:ligatures w14:val="none"/>
+        </w:rPr>
+        <w:t xml:space="preserve"> write permissions are active for the authenticated user.</w:t>
+      </w:r>
+    </w:p>
+    <w:p>
+      <w:pPr>
+        <w:spacing w:before="100" w:beforeAutospacing="1" w:after="100" w:afterAutospacing="1" w:line="240" w:lineRule="auto"/>
+        <w:jc w:val="both"/>
+        <w:rPr>
+          <w:rFonts w:eastAsia="Times New Roman" w:cs="Times New Roman"/>
+          <w:color w:val="000000" w:themeColor="text1"/>
+          <w:kern w:val="0"/>
+          <w14:ligatures w14:val="none"/>
+        </w:rPr>
+      </w:pPr>
+      <w:r>
+        <w:rPr>
+          <w:rFonts w:eastAsia="Times New Roman" w:cs="Times New Roman"/>
+          <w:b/>
+          <w:bCs/>
+          <w:color w:val="000000" w:themeColor="text1"/>
+          <w:kern w:val="0"/>
+          <w14:ligatures w14:val="none"/>
+        </w:rPr>
+        <w:t>Steps:</w:t>
+      </w:r>
+    </w:p>
+    <w:p>
+      <w:pPr>
+        <w:numPr>
+          <w:ilvl w:val="0"/>
+          <w:numId w:val="9"/>
+        </w:numPr>
+        <w:spacing w:before="100" w:beforeAutospacing="1" w:after="100" w:afterAutospacing="1" w:line="240" w:lineRule="auto"/>
+        <w:jc w:val="both"/>
+        <w:rPr>
+          <w:rFonts w:eastAsia="Times New Roman" w:cs="Times New Roman"/>
+          <w:color w:val="000000" w:themeColor="text1"/>
+          <w:kern w:val="0"/>
+          <w14:ligatures w14:val="none"/>
+        </w:rPr>
+      </w:pPr>
+      <w:r>
+        <w:rPr>
+          <w:rFonts w:eastAsia="Times New Roman" w:cs="Times New Roman"/>
+          <w:color w:val="000000" w:themeColor="text1"/>
+          <w:kern w:val="0"/>
+          <w14:ligatures w14:val="none"/>
+        </w:rPr>
+        <w:t>Navigate to the Survey Screen.</w:t>
+      </w:r>
+    </w:p>
+    <w:p>
+      <w:pPr>
+        <w:numPr>
+          <w:ilvl w:val="0"/>
+          <w:numId w:val="9"/>
+        </w:numPr>
+        <w:spacing w:before="100" w:beforeAutospacing="1" w:after="100" w:afterAutospacing="1" w:line="240" w:lineRule="auto"/>
+        <w:jc w:val="both"/>
+        <w:rPr>
+          <w:rFonts w:eastAsia="Times New Roman" w:cs="Times New Roman"/>
+          <w:color w:val="000000" w:themeColor="text1"/>
+          <w:kern w:val="0"/>
+          <w14:ligatures w14:val="none"/>
+        </w:rPr>
+      </w:pPr>
+      <w:r>
+        <w:rPr>
+          <w:rFonts w:eastAsia="Times New Roman" w:cs="Times New Roman"/>
+          <w:color w:val="000000" w:themeColor="text1"/>
+          <w:kern w:val="0"/>
+          <w14:ligatures w14:val="none"/>
+        </w:rPr>
+        <w:t>Complete all survey questions with any valid answers.</w:t>
+      </w:r>
+    </w:p>
+    <w:p>
+      <w:pPr>
+        <w:numPr>
+          <w:ilvl w:val="0"/>
+          <w:numId w:val="9"/>
+        </w:numPr>
+        <w:spacing w:before="100" w:beforeAutospacing="1" w:after="100" w:afterAutospacing="1" w:line="240" w:lineRule="auto"/>
+        <w:jc w:val="both"/>
+        <w:rPr>
+          <w:rFonts w:eastAsia="Times New Roman" w:cs="Times New Roman"/>
+          <w:color w:val="000000" w:themeColor="text1"/>
+          <w:kern w:val="0"/>
+          <w14:ligatures w14:val="none"/>
+        </w:rPr>
+      </w:pPr>
+      <w:r>
+        <w:rPr>
+          <w:rFonts w:eastAsia="Times New Roman" w:cs="Times New Roman"/>
+          <w:color w:val="000000" w:themeColor="text1"/>
+          <w:kern w:val="0"/>
+          <w14:ligatures w14:val="none"/>
+        </w:rPr>
+        <w:t>Click "Submit".</w:t>
+      </w:r>
+    </w:p>
+    <w:p>
+      <w:pPr>
+        <w:numPr>
+          <w:ilvl w:val="0"/>
+          <w:numId w:val="9"/>
+        </w:numPr>
+        <w:spacing w:before="100" w:beforeAutospacing="1" w:after="100" w:afterAutospacing="1" w:line="240" w:lineRule="auto"/>
+        <w:jc w:val="both"/>
+        <w:rPr>
+          <w:rFonts w:eastAsia="Times New Roman" w:cs="Times New Roman"/>
+          <w:color w:val="000000" w:themeColor="text1"/>
+          <w:kern w:val="0"/>
+          <w14:ligatures w14:val="none"/>
+        </w:rPr>
+      </w:pPr>
+      <w:r>
+        <w:rPr>
+          <w:rFonts w:eastAsia="Times New Roman" w:cs="Times New Roman"/>
+          <w:color w:val="000000" w:themeColor="text1"/>
+          <w:kern w:val="0"/>
+          <w14:ligatures w14:val="none"/>
+        </w:rPr>
+        <w:t>Navigate to the "My History" screen.</w:t>
+      </w:r>
+    </w:p>
+    <w:p>
+      <w:pPr>
+        <w:numPr>
+          <w:ilvl w:val="0"/>
+          <w:numId w:val="9"/>
+        </w:numPr>
+        <w:spacing w:before="100" w:beforeAutospacing="1" w:after="100" w:afterAutospacing="1" w:line="240" w:lineRule="auto"/>
+        <w:jc w:val="both"/>
+        <w:rPr>
+          <w:rFonts w:eastAsia="Times New Roman" w:cs="Times New Roman"/>
+          <w:color w:val="000000" w:themeColor="text1"/>
+          <w:kern w:val="0"/>
+          <w14:ligatures w14:val="none"/>
+        </w:rPr>
+      </w:pPr>
+      <w:r>
+        <w:rPr>
+          <w:rFonts w:eastAsia="Times New Roman" w:cs="Times New Roman"/>
+          <w:color w:val="000000" w:themeColor="text1"/>
+          <w:kern w:val="0"/>
+          <w14:ligatures w14:val="none"/>
+        </w:rPr>
+        <w:t>Observe the most recent entry at the top of the list.</w:t>
+      </w:r>
+    </w:p>
+    <w:p>
+      <w:pPr>
+        <w:spacing w:before="100" w:beforeAutospacing="1" w:after="100" w:afterAutospacing="1" w:line="240" w:lineRule="auto"/>
+        <w:jc w:val="both"/>
+        <w:rPr>
+          <w:rFonts w:eastAsia="Times New Roman" w:cs="Times New Roman"/>
+          <w:color w:val="000000" w:themeColor="text1"/>
+          <w:kern w:val="0"/>
+          <w14:ligatures w14:val="none"/>
+        </w:rPr>
+      </w:pPr>
+      <w:r>
+        <w:rPr>
+          <w:rFonts w:eastAsia="Times New Roman" w:cs="Times New Roman"/>
+          <w:b/>
+          <w:bCs/>
+          <w:color w:val="000000" w:themeColor="text1"/>
+          <w:kern w:val="0"/>
+          <w14:ligatures w14:val="none"/>
+        </w:rPr>
+        <w:t>Expected Result:</w:t>
+      </w:r>
+      <w:r>
+        <w:rPr>
+          <w:rFonts w:eastAsia="Times New Roman" w:cs="Times New Roman"/>
+          <w:color w:val="000000" w:themeColor="text1"/>
+          <w:kern w:val="0"/>
+          <w14:ligatures w14:val="none"/>
+        </w:rPr>
+        <w:t> A </w:t>
+      </w:r>
+      <w:proofErr w:type="spellStart"/>
+      <w:r>
+        <w:rPr>
+          <w:rFonts w:eastAsia="Times New Roman" w:cs="Times New Roman"/>
+          <w:color w:val="000000" w:themeColor="text1"/>
+          <w:kern w:val="0"/>
+          <w14:ligatures w14:val="none"/>
+        </w:rPr>
+        <w:t>SurveyEntry</w:t>
+      </w:r>
+      <w:proofErr w:type="spellEnd"/>
+      <w:r>
+        <w:rPr>
+          <w:rFonts w:eastAsia="Times New Roman" w:cs="Times New Roman"/>
+          <w:color w:val="000000" w:themeColor="text1"/>
+          <w:kern w:val="0"/>
+          <w14:ligatures w14:val="none"/>
+        </w:rPr>
+        <w:t> document containing id, timestamp, answers, score, and feedback fields</w:t>
+      </w:r>
+      <w:r>
+        <w:rPr>
+          <w:rFonts w:eastAsia="Times New Roman" w:cs="Times New Roman"/>
+          <w:color w:val="000000" w:themeColor="text1"/>
+          <w:kern w:val="0"/>
+          <w14:ligatures w14:val="none"/>
+        </w:rPr>
+        <w:t xml:space="preserve"> </w:t>
+      </w:r>
+      <w:proofErr w:type="gramStart"/>
+      <w:r>
+        <w:rPr>
+          <w:rFonts w:eastAsia="Times New Roman" w:cs="Times New Roman"/>
+          <w:color w:val="000000" w:themeColor="text1"/>
+          <w:kern w:val="0"/>
+          <w14:ligatures w14:val="none"/>
+        </w:rPr>
+        <w:t>is persisted</w:t>
+      </w:r>
+      <w:proofErr w:type="gramEnd"/>
+      <w:r>
+        <w:rPr>
+          <w:rFonts w:eastAsia="Times New Roman" w:cs="Times New Roman"/>
+          <w:color w:val="000000" w:themeColor="text1"/>
+          <w:kern w:val="0"/>
+          <w14:ligatures w14:val="none"/>
+        </w:rPr>
+        <w:t xml:space="preserve"> under the authenticated user's path (/users/{</w:t>
+      </w:r>
+      <w:proofErr w:type="spellStart"/>
+      <w:r>
+        <w:rPr>
+          <w:rFonts w:eastAsia="Times New Roman" w:cs="Times New Roman"/>
+          <w:color w:val="000000" w:themeColor="text1"/>
+          <w:kern w:val="0"/>
+          <w14:ligatures w14:val="none"/>
+        </w:rPr>
+        <w:t>uid</w:t>
+      </w:r>
+      <w:proofErr w:type="spellEnd"/>
+      <w:r>
+        <w:rPr>
+          <w:rFonts w:eastAsia="Times New Roman" w:cs="Times New Roman"/>
+          <w:color w:val="000000" w:themeColor="text1"/>
+          <w:kern w:val="0"/>
+          <w14:ligatures w14:val="none"/>
+        </w:rPr>
+        <w:t>}/surveys/{</w:t>
+      </w:r>
+      <w:proofErr w:type="spellStart"/>
+      <w:r>
+        <w:rPr>
+          <w:rFonts w:eastAsia="Times New Roman" w:cs="Times New Roman"/>
+          <w:color w:val="000000" w:themeColor="text1"/>
+          <w:kern w:val="0"/>
+          <w14:ligatures w14:val="none"/>
+        </w:rPr>
+        <w:t>dateId</w:t>
+      </w:r>
+      <w:proofErr w:type="spellEnd"/>
+      <w:r>
+        <w:rPr>
+          <w:rFonts w:eastAsia="Times New Roman" w:cs="Times New Roman"/>
+          <w:color w:val="000000" w:themeColor="text1"/>
+          <w:kern w:val="0"/>
+          <w14:ligatures w14:val="none"/>
+        </w:rPr>
+        <w:t xml:space="preserve">}) in </w:t>
+      </w:r>
+      <w:proofErr w:type="spellStart"/>
+      <w:r>
+        <w:rPr>
+          <w:rFonts w:eastAsia="Times New Roman" w:cs="Times New Roman"/>
+          <w:color w:val="000000" w:themeColor="text1"/>
+          <w:kern w:val="0"/>
+          <w14:ligatures w14:val="none"/>
+        </w:rPr>
+        <w:t>Firestore</w:t>
+      </w:r>
+      <w:proofErr w:type="spellEnd"/>
+      <w:r>
+        <w:rPr>
+          <w:rFonts w:eastAsia="Times New Roman" w:cs="Times New Roman"/>
+          <w:color w:val="000000" w:themeColor="text1"/>
+          <w:kern w:val="0"/>
+          <w14:ligatures w14:val="none"/>
+        </w:rPr>
+        <w:t>. The History Screen displays this new entry at the top, sorted by timestamp (newest first), without requiring a manual refresh.</w:t>
+      </w:r>
+    </w:p>
+    <w:p>
+      <w:pPr>
+        <w:spacing w:before="100" w:beforeAutospacing="1" w:after="100" w:afterAutospacing="1" w:line="240" w:lineRule="auto"/>
+        <w:jc w:val="both"/>
+        <w:rPr>
+          <w:rFonts w:eastAsia="Times New Roman" w:cs="Times New Roman"/>
+          <w:color w:val="000000" w:themeColor="text1"/>
+          <w:kern w:val="0"/>
+          <w14:ligatures w14:val="none"/>
+        </w:rPr>
+      </w:pPr>
+      <w:r>
+        <w:rPr>
+          <w:rFonts w:eastAsia="Times New Roman" w:cs="Times New Roman"/>
+          <w:b/>
+          <w:bCs/>
+          <w:color w:val="000000" w:themeColor="text1"/>
+          <w:kern w:val="0"/>
+          <w14:ligatures w14:val="none"/>
+        </w:rPr>
+        <w:t>Pass Criteria:</w:t>
+      </w:r>
+      <w:r>
+        <w:rPr>
+          <w:rFonts w:eastAsia="Times New Roman" w:cs="Times New Roman"/>
+          <w:color w:val="000000" w:themeColor="text1"/>
+          <w:kern w:val="0"/>
+          <w14:ligatures w14:val="none"/>
+        </w:rPr>
+        <w:t> The new entry appears in the History Screen with the correct timestamp, score, and feedback. </w:t>
+      </w:r>
+    </w:p>
+    <w:p>
+      <w:pPr>
+        <w:spacing w:before="100" w:beforeAutospacing="1" w:after="100" w:afterAutospacing="1" w:line="240" w:lineRule="auto"/>
+        <w:jc w:val="both"/>
+        <w:rPr>
+          <w:rFonts w:eastAsia="Times New Roman" w:cs="Times New Roman"/>
+          <w:color w:val="000000" w:themeColor="text1"/>
+          <w:kern w:val="0"/>
+          <w14:ligatures w14:val="none"/>
+        </w:rPr>
+      </w:pPr>
+      <w:r>
+        <w:rPr>
+          <w:rFonts w:eastAsia="Times New Roman" w:cs="Times New Roman"/>
+          <w:b/>
+          <w:bCs/>
+          <w:color w:val="000000" w:themeColor="text1"/>
+          <w:kern w:val="0"/>
+          <w14:ligatures w14:val="none"/>
+        </w:rPr>
+        <w:t>Fail Criteria:</w:t>
+      </w:r>
+      <w:r>
+        <w:rPr>
+          <w:rFonts w:eastAsia="Times New Roman" w:cs="Times New Roman"/>
+          <w:color w:val="000000" w:themeColor="text1"/>
+          <w:kern w:val="0"/>
+          <w14:ligatures w14:val="none"/>
+        </w:rPr>
+        <w:t> Entry does not appear, data is missing fields, or the order is incorrect.</w:t>
+      </w:r>
+    </w:p>
+    <w:p>
+      <w:pPr>
+        <w:spacing w:before="100" w:beforeAutospacing="1" w:after="100" w:afterAutospacing="1" w:line="240" w:lineRule="auto"/>
+        <w:jc w:val="both"/>
+        <w:rPr>
+          <w:rFonts w:eastAsia="Times New Roman" w:cs="Times New Roman"/>
+          <w:color w:val="000000" w:themeColor="text1"/>
+          <w:kern w:val="0"/>
+          <w14:ligatures w14:val="none"/>
+        </w:rPr>
+      </w:pPr>
+    </w:p>
+    <w:p>
+      <w:pPr>
+        <w:spacing w:before="100" w:beforeAutospacing="1" w:after="100" w:afterAutospacing="1" w:line="240" w:lineRule="auto"/>
+        <w:jc w:val="both"/>
+        <w:outlineLvl w:val="2"/>
+        <w:rPr>
+          <w:rFonts w:eastAsia="Times New Roman" w:cs="Times New Roman"/>
+          <w:b/>
+          <w:bCs/>
+          <w:color w:val="000000" w:themeColor="text1"/>
+          <w:kern w:val="0"/>
+          <w14:ligatures w14:val="none"/>
+        </w:rPr>
+      </w:pPr>
+      <w:r>
+        <w:rPr>
+          <w:rFonts w:eastAsia="Times New Roman" w:cs="Times New Roman"/>
+          <w:b/>
+          <w:bCs/>
+          <w:color w:val="000000" w:themeColor="text1"/>
+          <w:kern w:val="0"/>
+          <w14:ligatures w14:val="none"/>
+        </w:rPr>
+        <w:t>Test Case 4: Award System Thresholds</w:t>
+      </w:r>
+    </w:p>
+    <w:p>
+      <w:pPr>
+        <w:spacing w:before="100" w:beforeAutospacing="1" w:after="100" w:afterAutospacing="1" w:line="240" w:lineRule="auto"/>
+        <w:jc w:val="both"/>
+        <w:rPr>
+          <w:rFonts w:eastAsia="Times New Roman" w:cs="Times New Roman"/>
+          <w:color w:val="000000" w:themeColor="text1"/>
+          <w:kern w:val="0"/>
+          <w14:ligatures w14:val="none"/>
+        </w:rPr>
+      </w:pPr>
+      <w:r>
+        <w:rPr>
+          <w:rFonts w:eastAsia="Times New Roman" w:cs="Times New Roman"/>
+          <w:b/>
+          <w:bCs/>
+          <w:color w:val="000000" w:themeColor="text1"/>
+          <w:kern w:val="0"/>
+          <w14:ligatures w14:val="none"/>
+        </w:rPr>
+        <w:t>Objective:</w:t>
+      </w:r>
+      <w:r>
+        <w:rPr>
+          <w:rFonts w:eastAsia="Times New Roman" w:cs="Times New Roman"/>
+          <w:color w:val="000000" w:themeColor="text1"/>
+          <w:kern w:val="0"/>
+          <w14:ligatures w14:val="none"/>
+        </w:rPr>
+        <w:t> Verifies that the Award Logic module automatically grants a badge or rank upgrade when the user's cumulative survey scores reach a predefined threshold.</w:t>
+      </w:r>
+    </w:p>
+    <w:p>
+      <w:pPr>
+        <w:spacing w:before="100" w:beforeAutospacing="1" w:after="100" w:afterAutospacing="1" w:line="240" w:lineRule="auto"/>
+        <w:jc w:val="both"/>
+        <w:rPr>
+          <w:rFonts w:eastAsia="Times New Roman" w:cs="Times New Roman"/>
+          <w:color w:val="000000" w:themeColor="text1"/>
+          <w:kern w:val="0"/>
+          <w14:ligatures w14:val="none"/>
+        </w:rPr>
+      </w:pPr>
+      <w:r>
+        <w:rPr>
+          <w:rFonts w:eastAsia="Times New Roman" w:cs="Times New Roman"/>
+          <w:b/>
+          <w:bCs/>
+          <w:color w:val="000000" w:themeColor="text1"/>
+          <w:kern w:val="0"/>
+          <w14:ligatures w14:val="none"/>
+        </w:rPr>
+        <w:lastRenderedPageBreak/>
+        <w:t>Preconditions:</w:t>
+      </w:r>
+    </w:p>
+    <w:p>
+      <w:pPr>
+        <w:numPr>
+          <w:ilvl w:val="0"/>
+          <w:numId w:val="10"/>
+        </w:numPr>
+        <w:spacing w:before="100" w:beforeAutospacing="1" w:after="100" w:afterAutospacing="1" w:line="240" w:lineRule="auto"/>
+        <w:jc w:val="both"/>
+        <w:rPr>
+          <w:rFonts w:eastAsia="Times New Roman" w:cs="Times New Roman"/>
+          <w:color w:val="000000" w:themeColor="text1"/>
+          <w:kern w:val="0"/>
+          <w14:ligatures w14:val="none"/>
+        </w:rPr>
+      </w:pPr>
+      <w:r>
+        <w:rPr>
+          <w:rFonts w:eastAsia="Times New Roman" w:cs="Times New Roman"/>
+          <w:color w:val="000000" w:themeColor="text1"/>
+          <w:kern w:val="0"/>
+          <w14:ligatures w14:val="none"/>
+        </w:rPr>
+        <w:t>The user is logged in with a valid account.</w:t>
+      </w:r>
+    </w:p>
+    <w:p>
+      <w:pPr>
+        <w:numPr>
+          <w:ilvl w:val="0"/>
+          <w:numId w:val="10"/>
+        </w:numPr>
+        <w:spacing w:before="100" w:beforeAutospacing="1" w:after="100" w:afterAutospacing="1" w:line="240" w:lineRule="auto"/>
+        <w:jc w:val="both"/>
+        <w:rPr>
+          <w:rFonts w:eastAsia="Times New Roman" w:cs="Times New Roman"/>
+          <w:color w:val="000000" w:themeColor="text1"/>
+          <w:kern w:val="0"/>
+          <w14:ligatures w14:val="none"/>
+        </w:rPr>
+      </w:pPr>
+      <w:r>
+        <w:rPr>
+          <w:rFonts w:eastAsia="Times New Roman" w:cs="Times New Roman"/>
+          <w:color w:val="000000" w:themeColor="text1"/>
+          <w:kern w:val="0"/>
+          <w14:ligatures w14:val="none"/>
+        </w:rPr>
+        <w:t>The user's current cumulative score is known and is just below a threshold (set up via test data or prior submissions).</w:t>
+      </w:r>
+    </w:p>
+    <w:p>
+      <w:pPr>
+        <w:numPr>
+          <w:ilvl w:val="0"/>
+          <w:numId w:val="10"/>
+        </w:numPr>
+        <w:spacing w:before="100" w:beforeAutospacing="1" w:after="100" w:afterAutospacing="1" w:line="240" w:lineRule="auto"/>
+        <w:jc w:val="both"/>
+        <w:rPr>
+          <w:rFonts w:eastAsia="Times New Roman" w:cs="Times New Roman"/>
+          <w:color w:val="000000" w:themeColor="text1"/>
+          <w:kern w:val="0"/>
+          <w14:ligatures w14:val="none"/>
+        </w:rPr>
+      </w:pPr>
+      <w:r>
+        <w:rPr>
+          <w:rFonts w:eastAsia="Times New Roman" w:cs="Times New Roman"/>
+          <w:color w:val="000000" w:themeColor="text1"/>
+          <w:kern w:val="0"/>
+          <w14:ligatures w14:val="none"/>
+        </w:rPr>
+        <w:t>The History Screen and profile/badge area are accessible.</w:t>
+      </w:r>
+    </w:p>
+    <w:p>
+      <w:pPr>
+        <w:spacing w:before="100" w:beforeAutospacing="1" w:after="100" w:afterAutospacing="1" w:line="240" w:lineRule="auto"/>
+        <w:jc w:val="both"/>
+        <w:rPr>
+          <w:rFonts w:eastAsia="Times New Roman" w:cs="Times New Roman"/>
+          <w:color w:val="000000" w:themeColor="text1"/>
+          <w:kern w:val="0"/>
+          <w14:ligatures w14:val="none"/>
+        </w:rPr>
+      </w:pPr>
+      <w:r>
+        <w:rPr>
+          <w:rFonts w:eastAsia="Times New Roman" w:cs="Times New Roman"/>
+          <w:b/>
+          <w:bCs/>
+          <w:color w:val="000000" w:themeColor="text1"/>
+          <w:kern w:val="0"/>
+          <w14:ligatures w14:val="none"/>
+        </w:rPr>
+        <w:t>Steps:</w:t>
+      </w:r>
+    </w:p>
+    <w:p>
+      <w:pPr>
+        <w:numPr>
+          <w:ilvl w:val="0"/>
+          <w:numId w:val="11"/>
+        </w:numPr>
+        <w:spacing w:before="100" w:beforeAutospacing="1" w:after="100" w:afterAutospacing="1" w:line="240" w:lineRule="auto"/>
+        <w:jc w:val="both"/>
+        <w:rPr>
+          <w:rFonts w:eastAsia="Times New Roman" w:cs="Times New Roman"/>
+          <w:color w:val="000000" w:themeColor="text1"/>
+          <w:kern w:val="0"/>
+          <w14:ligatures w14:val="none"/>
+        </w:rPr>
+      </w:pPr>
+      <w:r>
+        <w:rPr>
+          <w:rFonts w:eastAsia="Times New Roman" w:cs="Times New Roman"/>
+          <w:color w:val="000000" w:themeColor="text1"/>
+          <w:kern w:val="0"/>
+          <w14:ligatures w14:val="none"/>
+        </w:rPr>
+        <w:t>Note the user's current rank/badge status from the History or Profile screen.</w:t>
+      </w:r>
+    </w:p>
+    <w:p>
+      <w:pPr>
+        <w:numPr>
+          <w:ilvl w:val="0"/>
+          <w:numId w:val="11"/>
+        </w:numPr>
+        <w:spacing w:before="100" w:beforeAutospacing="1" w:after="100" w:afterAutospacing="1" w:line="240" w:lineRule="auto"/>
+        <w:jc w:val="both"/>
+        <w:rPr>
+          <w:rFonts w:eastAsia="Times New Roman" w:cs="Times New Roman"/>
+          <w:color w:val="000000" w:themeColor="text1"/>
+          <w:kern w:val="0"/>
+          <w14:ligatures w14:val="none"/>
+        </w:rPr>
+      </w:pPr>
+      <w:r>
+        <w:rPr>
+          <w:rFonts w:eastAsia="Times New Roman" w:cs="Times New Roman"/>
+          <w:color w:val="000000" w:themeColor="text1"/>
+          <w:kern w:val="0"/>
+          <w14:ligatures w14:val="none"/>
+        </w:rPr>
+        <w:t>Navigate to the Survey Screen.</w:t>
+      </w:r>
+    </w:p>
+    <w:p>
+      <w:pPr>
+        <w:numPr>
+          <w:ilvl w:val="0"/>
+          <w:numId w:val="11"/>
+        </w:numPr>
+        <w:spacing w:before="100" w:beforeAutospacing="1" w:after="100" w:afterAutospacing="1" w:line="240" w:lineRule="auto"/>
+        <w:jc w:val="both"/>
+        <w:rPr>
+          <w:rFonts w:eastAsia="Times New Roman" w:cs="Times New Roman"/>
+          <w:color w:val="000000" w:themeColor="text1"/>
+          <w:kern w:val="0"/>
+          <w14:ligatures w14:val="none"/>
+        </w:rPr>
+      </w:pPr>
+      <w:r>
+        <w:rPr>
+          <w:rFonts w:eastAsia="Times New Roman" w:cs="Times New Roman"/>
+          <w:color w:val="000000" w:themeColor="text1"/>
+          <w:kern w:val="0"/>
+          <w14:ligatures w14:val="none"/>
+        </w:rPr>
+        <w:t>Complete and submit a survey with answers that will push the cumulative score above the next defined threshold.</w:t>
+      </w:r>
+    </w:p>
+    <w:p>
+      <w:pPr>
+        <w:numPr>
+          <w:ilvl w:val="0"/>
+          <w:numId w:val="11"/>
+        </w:numPr>
+        <w:spacing w:before="100" w:beforeAutospacing="1" w:after="100" w:afterAutospacing="1" w:line="240" w:lineRule="auto"/>
+        <w:jc w:val="both"/>
+        <w:rPr>
+          <w:rFonts w:eastAsia="Times New Roman" w:cs="Times New Roman"/>
+          <w:color w:val="000000" w:themeColor="text1"/>
+          <w:kern w:val="0"/>
+          <w14:ligatures w14:val="none"/>
+        </w:rPr>
+      </w:pPr>
+      <w:r>
+        <w:rPr>
+          <w:rFonts w:eastAsia="Times New Roman" w:cs="Times New Roman"/>
+          <w:color w:val="000000" w:themeColor="text1"/>
+          <w:kern w:val="0"/>
+          <w14:ligatures w14:val="none"/>
+        </w:rPr>
+        <w:t>Navigate to the History Screen or Profile area after submission.</w:t>
+      </w:r>
+    </w:p>
+    <w:p>
+      <w:pPr>
+        <w:spacing w:before="100" w:beforeAutospacing="1" w:after="100" w:afterAutospacing="1" w:line="240" w:lineRule="auto"/>
+        <w:jc w:val="both"/>
+        <w:rPr>
+          <w:rFonts w:eastAsia="Times New Roman" w:cs="Times New Roman"/>
+          <w:color w:val="000000" w:themeColor="text1"/>
+          <w:kern w:val="0"/>
+          <w14:ligatures w14:val="none"/>
+        </w:rPr>
+      </w:pPr>
+      <w:r>
+        <w:rPr>
+          <w:rFonts w:eastAsia="Times New Roman" w:cs="Times New Roman"/>
+          <w:b/>
+          <w:bCs/>
+          <w:color w:val="000000" w:themeColor="text1"/>
+          <w:kern w:val="0"/>
+          <w14:ligatures w14:val="none"/>
+        </w:rPr>
+        <w:t>Expected Result:</w:t>
+      </w:r>
+      <w:r>
+        <w:rPr>
+          <w:rFonts w:eastAsia="Times New Roman" w:cs="Times New Roman"/>
+          <w:color w:val="000000" w:themeColor="text1"/>
+          <w:kern w:val="0"/>
+          <w14:ligatures w14:val="none"/>
+        </w:rPr>
+        <w:t> The Award Logic module detects that the cumulative threshold has been crossed. The system automatically grants the user a new badge or promotes them to the next sustainability rank. The updated badge or rank is visibly reflected on the History/Profile screen without requiring a manual page refresh.</w:t>
+      </w:r>
+    </w:p>
+    <w:p>
+      <w:pPr>
+        <w:spacing w:before="100" w:beforeAutospacing="1" w:after="100" w:afterAutospacing="1" w:line="240" w:lineRule="auto"/>
+        <w:jc w:val="both"/>
+        <w:rPr>
+          <w:rFonts w:eastAsia="Times New Roman" w:cs="Times New Roman"/>
+          <w:color w:val="000000" w:themeColor="text1"/>
+          <w:kern w:val="0"/>
+          <w14:ligatures w14:val="none"/>
+        </w:rPr>
+      </w:pPr>
+      <w:r>
+        <w:rPr>
+          <w:rFonts w:eastAsia="Times New Roman" w:cs="Times New Roman"/>
+          <w:b/>
+          <w:bCs/>
+          <w:color w:val="000000" w:themeColor="text1"/>
+          <w:kern w:val="0"/>
+          <w14:ligatures w14:val="none"/>
+        </w:rPr>
+        <w:t>Pass Criteria:</w:t>
+      </w:r>
+      <w:r>
+        <w:rPr>
+          <w:rFonts w:eastAsia="Times New Roman" w:cs="Times New Roman"/>
+          <w:color w:val="000000" w:themeColor="text1"/>
+          <w:kern w:val="0"/>
+          <w14:ligatures w14:val="none"/>
+        </w:rPr>
+        <w:t> The new badge or rank is displayed correctly and corresponds to the threshold that was crossed. </w:t>
+      </w:r>
+    </w:p>
+    <w:p>
+      <w:pPr>
+        <w:spacing w:before="100" w:beforeAutospacing="1" w:after="100" w:afterAutospacing="1" w:line="240" w:lineRule="auto"/>
+        <w:jc w:val="both"/>
+        <w:rPr>
+          <w:rFonts w:eastAsia="Times New Roman" w:cs="Times New Roman"/>
+          <w:color w:val="000000" w:themeColor="text1"/>
+          <w:kern w:val="0"/>
+          <w14:ligatures w14:val="none"/>
+        </w:rPr>
+      </w:pPr>
+      <w:r>
+        <w:rPr>
+          <w:rFonts w:eastAsia="Times New Roman" w:cs="Times New Roman"/>
+          <w:b/>
+          <w:bCs/>
+          <w:color w:val="000000" w:themeColor="text1"/>
+          <w:kern w:val="0"/>
+          <w14:ligatures w14:val="none"/>
+        </w:rPr>
+        <w:t>Fail Criteria:</w:t>
+      </w:r>
+      <w:r>
+        <w:rPr>
+          <w:rFonts w:eastAsia="Times New Roman" w:cs="Times New Roman"/>
+          <w:color w:val="000000" w:themeColor="text1"/>
+          <w:kern w:val="0"/>
+          <w14:ligatures w14:val="none"/>
+        </w:rPr>
+        <w:t> Badge/rank does not update, the wrong badge is granted, or the update only appears after a manual refresh.</w:t>
+      </w:r>
+    </w:p>
+    <w:p>
+      <w:pPr>
+        <w:spacing w:before="100" w:beforeAutospacing="1" w:after="100" w:afterAutospacing="1" w:line="240" w:lineRule="auto"/>
+        <w:jc w:val="both"/>
+        <w:rPr>
+          <w:rFonts w:eastAsia="Times New Roman" w:cs="Times New Roman"/>
+          <w:color w:val="000000" w:themeColor="text1"/>
+          <w:kern w:val="0"/>
+          <w14:ligatures w14:val="none"/>
+        </w:rPr>
+      </w:pPr>
+    </w:p>
+    <w:p>
+      <w:pPr>
+        <w:pStyle w:val="font-claude-response-body"/>
+        <w:jc w:val="both"/>
+        <w:rPr>
+          <w:rFonts w:asciiTheme="minorHAnsi" w:hAnsiTheme="minorHAnsi"/>
+          <w:color w:val="000000" w:themeColor="text1"/>
+        </w:rPr>
+      </w:pPr>
+      <w:r>
+        <w:rPr>
+          <w:rStyle w:val="Strong"/>
+          <w:rFonts w:asciiTheme="minorHAnsi" w:eastAsiaTheme="majorEastAsia" w:hAnsiTheme="minorHAnsi"/>
+          <w:color w:val="000000" w:themeColor="text1"/>
+        </w:rPr>
+        <w:t>Test Case 5: Session Termination &amp; Auth State Management</w:t>
+      </w:r>
+    </w:p>
+    <w:p>
+      <w:pPr>
+        <w:pStyle w:val="font-claude-response-body"/>
+        <w:jc w:val="both"/>
+        <w:rPr>
+          <w:rFonts w:asciiTheme="minorHAnsi" w:hAnsiTheme="minorHAnsi"/>
+          <w:color w:val="000000" w:themeColor="text1"/>
+        </w:rPr>
+      </w:pPr>
+      <w:r>
+        <w:rPr>
+          <w:rFonts w:asciiTheme="minorHAnsi" w:hAnsiTheme="minorHAnsi"/>
+          <w:color w:val="000000" w:themeColor="text1"/>
+        </w:rPr>
+        <w:t>Verifies that the logout flow correctly clears the authenticated session and restricts access to protected screens.</w:t>
+      </w:r>
+    </w:p>
+    <w:p>
+      <w:pPr>
+        <w:pStyle w:val="font-claude-response-body"/>
+        <w:jc w:val="both"/>
+        <w:rPr>
+          <w:rFonts w:asciiTheme="minorHAnsi" w:hAnsiTheme="minorHAnsi"/>
+          <w:color w:val="000000" w:themeColor="text1"/>
+        </w:rPr>
+      </w:pPr>
+      <w:r>
+        <w:rPr>
+          <w:rStyle w:val="Strong"/>
+          <w:rFonts w:asciiTheme="minorHAnsi" w:eastAsiaTheme="majorEastAsia" w:hAnsiTheme="minorHAnsi"/>
+          <w:color w:val="000000" w:themeColor="text1"/>
+        </w:rPr>
+        <w:t>Preconditions:</w:t>
+      </w:r>
+    </w:p>
+    <w:p>
+      <w:pPr>
+        <w:pStyle w:val="whitespace-normal"/>
+        <w:numPr>
+          <w:ilvl w:val="0"/>
+          <w:numId w:val="12"/>
+        </w:numPr>
+        <w:jc w:val="both"/>
+        <w:rPr>
+          <w:rFonts w:asciiTheme="minorHAnsi" w:hAnsiTheme="minorHAnsi"/>
+          <w:color w:val="000000" w:themeColor="text1"/>
+        </w:rPr>
+      </w:pPr>
+      <w:r>
+        <w:rPr>
+          <w:rFonts w:asciiTheme="minorHAnsi" w:hAnsiTheme="minorHAnsi"/>
+          <w:color w:val="000000" w:themeColor="text1"/>
+        </w:rPr>
+        <w:t>User is registered and logged into the application.</w:t>
+      </w:r>
+    </w:p>
+    <w:p>
+      <w:pPr>
+        <w:pStyle w:val="whitespace-normal"/>
+        <w:numPr>
+          <w:ilvl w:val="0"/>
+          <w:numId w:val="12"/>
+        </w:numPr>
+        <w:jc w:val="both"/>
+        <w:rPr>
+          <w:rFonts w:asciiTheme="minorHAnsi" w:hAnsiTheme="minorHAnsi"/>
+          <w:color w:val="000000" w:themeColor="text1"/>
+        </w:rPr>
+      </w:pPr>
+      <w:r>
+        <w:rPr>
+          <w:rFonts w:asciiTheme="minorHAnsi" w:hAnsiTheme="minorHAnsi"/>
+          <w:color w:val="000000" w:themeColor="text1"/>
+        </w:rPr>
+        <w:t>At least one survey has been submitted (History screen has data).</w:t>
+      </w:r>
+    </w:p>
+    <w:p>
+      <w:pPr>
+        <w:pStyle w:val="whitespace-normal"/>
+        <w:numPr>
+          <w:ilvl w:val="0"/>
+          <w:numId w:val="12"/>
+        </w:numPr>
+        <w:jc w:val="both"/>
+        <w:rPr>
+          <w:rFonts w:asciiTheme="minorHAnsi" w:hAnsiTheme="minorHAnsi"/>
+          <w:color w:val="000000" w:themeColor="text1"/>
+        </w:rPr>
+      </w:pPr>
+      <w:r>
+        <w:rPr>
+          <w:rFonts w:asciiTheme="minorHAnsi" w:hAnsiTheme="minorHAnsi"/>
+          <w:color w:val="000000" w:themeColor="text1"/>
+        </w:rPr>
+        <w:t>Application is in a stable, authenticated state.</w:t>
+      </w:r>
+    </w:p>
+    <w:p>
+      <w:pPr>
+        <w:pStyle w:val="font-claude-response-body"/>
+        <w:jc w:val="both"/>
+        <w:rPr>
+          <w:rFonts w:asciiTheme="minorHAnsi" w:hAnsiTheme="minorHAnsi"/>
+          <w:color w:val="000000" w:themeColor="text1"/>
+        </w:rPr>
+      </w:pPr>
+      <w:r>
+        <w:rPr>
+          <w:rStyle w:val="Strong"/>
+          <w:rFonts w:asciiTheme="minorHAnsi" w:eastAsiaTheme="majorEastAsia" w:hAnsiTheme="minorHAnsi"/>
+          <w:color w:val="000000" w:themeColor="text1"/>
+        </w:rPr>
+        <w:t>Steps:</w:t>
+      </w:r>
+    </w:p>
+    <w:p>
+      <w:pPr>
+        <w:pStyle w:val="whitespace-normal"/>
+        <w:numPr>
+          <w:ilvl w:val="0"/>
+          <w:numId w:val="13"/>
+        </w:numPr>
+        <w:jc w:val="both"/>
+        <w:rPr>
+          <w:rFonts w:asciiTheme="minorHAnsi" w:hAnsiTheme="minorHAnsi"/>
+          <w:color w:val="000000" w:themeColor="text1"/>
+        </w:rPr>
+      </w:pPr>
+      <w:r>
+        <w:rPr>
+          <w:rFonts w:asciiTheme="minorHAnsi" w:hAnsiTheme="minorHAnsi"/>
+          <w:color w:val="000000" w:themeColor="text1"/>
+        </w:rPr>
+        <w:t>Navigate to the Profile or Settings screen.</w:t>
+      </w:r>
+    </w:p>
+    <w:p>
+      <w:pPr>
+        <w:pStyle w:val="whitespace-normal"/>
+        <w:numPr>
+          <w:ilvl w:val="0"/>
+          <w:numId w:val="13"/>
+        </w:numPr>
+        <w:jc w:val="both"/>
+        <w:rPr>
+          <w:rFonts w:asciiTheme="minorHAnsi" w:hAnsiTheme="minorHAnsi"/>
+          <w:color w:val="000000" w:themeColor="text1"/>
+        </w:rPr>
+      </w:pPr>
+      <w:r>
+        <w:rPr>
+          <w:rFonts w:asciiTheme="minorHAnsi" w:hAnsiTheme="minorHAnsi"/>
+          <w:color w:val="000000" w:themeColor="text1"/>
+        </w:rPr>
+        <w:t>Click the "Log Out" button.</w:t>
+      </w:r>
+    </w:p>
+    <w:p>
+      <w:pPr>
+        <w:pStyle w:val="whitespace-normal"/>
+        <w:numPr>
+          <w:ilvl w:val="0"/>
+          <w:numId w:val="13"/>
+        </w:numPr>
+        <w:jc w:val="both"/>
+        <w:rPr>
+          <w:rFonts w:asciiTheme="minorHAnsi" w:hAnsiTheme="minorHAnsi"/>
+          <w:color w:val="000000" w:themeColor="text1"/>
+        </w:rPr>
+      </w:pPr>
+      <w:r>
+        <w:rPr>
+          <w:rFonts w:asciiTheme="minorHAnsi" w:hAnsiTheme="minorHAnsi"/>
+          <w:color w:val="000000" w:themeColor="text1"/>
+        </w:rPr>
+        <w:t>Observe the navigation behavior after logout.</w:t>
+      </w:r>
+    </w:p>
+    <w:p>
+      <w:pPr>
+        <w:pStyle w:val="whitespace-normal"/>
+        <w:numPr>
+          <w:ilvl w:val="0"/>
+          <w:numId w:val="13"/>
+        </w:numPr>
+        <w:jc w:val="both"/>
+        <w:rPr>
+          <w:rFonts w:asciiTheme="minorHAnsi" w:hAnsiTheme="minorHAnsi"/>
+          <w:color w:val="000000" w:themeColor="text1"/>
+        </w:rPr>
+      </w:pPr>
+      <w:r>
+        <w:rPr>
+          <w:rFonts w:asciiTheme="minorHAnsi" w:hAnsiTheme="minorHAnsi"/>
+          <w:color w:val="000000" w:themeColor="text1"/>
+        </w:rPr>
+        <w:lastRenderedPageBreak/>
+        <w:t>Attempt to navigate back using the browser's back button.</w:t>
+      </w:r>
+    </w:p>
+    <w:p>
+      <w:pPr>
+        <w:pStyle w:val="whitespace-normal"/>
+        <w:numPr>
+          <w:ilvl w:val="0"/>
+          <w:numId w:val="13"/>
+        </w:numPr>
+        <w:jc w:val="both"/>
+        <w:rPr>
+          <w:rFonts w:asciiTheme="minorHAnsi" w:hAnsiTheme="minorHAnsi"/>
+          <w:color w:val="000000" w:themeColor="text1"/>
+        </w:rPr>
+      </w:pPr>
+      <w:r>
+        <w:rPr>
+          <w:rFonts w:asciiTheme="minorHAnsi" w:hAnsiTheme="minorHAnsi"/>
+          <w:color w:val="000000" w:themeColor="text1"/>
+        </w:rPr>
+        <w:t>Restart the application and observe the initial screen.</w:t>
+      </w:r>
+    </w:p>
+    <w:p>
+      <w:pPr>
+        <w:pStyle w:val="font-claude-response-body"/>
+        <w:jc w:val="both"/>
+        <w:rPr>
+          <w:rFonts w:asciiTheme="minorHAnsi" w:hAnsiTheme="minorHAnsi"/>
+          <w:color w:val="000000" w:themeColor="text1"/>
+        </w:rPr>
+      </w:pPr>
+      <w:r>
+        <w:rPr>
+          <w:rStyle w:val="Strong"/>
+          <w:rFonts w:asciiTheme="minorHAnsi" w:eastAsiaTheme="majorEastAsia" w:hAnsiTheme="minorHAnsi"/>
+          <w:color w:val="000000" w:themeColor="text1"/>
+        </w:rPr>
+        <w:t>Expected Result:</w:t>
+      </w:r>
+      <w:r>
+        <w:rPr>
+          <w:rStyle w:val="apple-converted-space"/>
+          <w:rFonts w:asciiTheme="minorHAnsi" w:eastAsiaTheme="majorEastAsia" w:hAnsiTheme="minorHAnsi"/>
+          <w:color w:val="000000" w:themeColor="text1"/>
+        </w:rPr>
+        <w:t> </w:t>
+      </w:r>
+      <w:r>
+        <w:rPr>
+          <w:rFonts w:asciiTheme="minorHAnsi" w:hAnsiTheme="minorHAnsi"/>
+          <w:color w:val="000000" w:themeColor="text1"/>
+        </w:rPr>
+        <w:t>AuthService clears the Firebase Auth session token; the application redirects the user to the Login screen. The back button does not allow re-entry into protected screens. Upon restart, the app launches directly to the Login screen with no persisted authenticated state.</w:t>
+      </w:r>
+    </w:p>
+    <w:p>
+      <w:pPr>
+        <w:pStyle w:val="font-claude-response-body"/>
+        <w:jc w:val="both"/>
+        <w:rPr>
+          <w:rFonts w:asciiTheme="minorHAnsi" w:hAnsiTheme="minorHAnsi"/>
+          <w:color w:val="000000" w:themeColor="text1"/>
+        </w:rPr>
+      </w:pPr>
+      <w:r>
+        <w:rPr>
+          <w:rStyle w:val="Strong"/>
+          <w:rFonts w:asciiTheme="minorHAnsi" w:eastAsiaTheme="majorEastAsia" w:hAnsiTheme="minorHAnsi"/>
+          <w:color w:val="000000" w:themeColor="text1"/>
+        </w:rPr>
+        <w:t>Pass Criteria:</w:t>
+      </w:r>
+      <w:r>
+        <w:rPr>
+          <w:rStyle w:val="apple-converted-space"/>
+          <w:rFonts w:asciiTheme="minorHAnsi" w:eastAsiaTheme="majorEastAsia" w:hAnsiTheme="minorHAnsi"/>
+          <w:color w:val="000000" w:themeColor="text1"/>
+        </w:rPr>
+        <w:t> </w:t>
+      </w:r>
+      <w:r>
+        <w:rPr>
+          <w:rFonts w:asciiTheme="minorHAnsi" w:hAnsiTheme="minorHAnsi"/>
+          <w:color w:val="000000" w:themeColor="text1"/>
+        </w:rPr>
+        <w:t>User is fully redirected to Login, protected routes are inaccessible, and session state is not persisted after logout.</w:t>
+      </w:r>
+    </w:p>
+    <w:p>
+      <w:pPr>
+        <w:pStyle w:val="font-claude-response-body"/>
+        <w:jc w:val="both"/>
+        <w:rPr>
+          <w:rFonts w:asciiTheme="minorHAnsi" w:hAnsiTheme="minorHAnsi"/>
+          <w:color w:val="000000" w:themeColor="text1"/>
+        </w:rPr>
+      </w:pPr>
+      <w:r>
+        <w:rPr>
+          <w:rStyle w:val="Strong"/>
+          <w:rFonts w:asciiTheme="minorHAnsi" w:eastAsiaTheme="majorEastAsia" w:hAnsiTheme="minorHAnsi"/>
+          <w:color w:val="000000" w:themeColor="text1"/>
+        </w:rPr>
+        <w:t>Fail Criteria:</w:t>
+      </w:r>
+      <w:r>
+        <w:rPr>
+          <w:rStyle w:val="apple-converted-space"/>
+          <w:rFonts w:asciiTheme="minorHAnsi" w:eastAsiaTheme="majorEastAsia" w:hAnsiTheme="minorHAnsi"/>
+          <w:color w:val="000000" w:themeColor="text1"/>
+        </w:rPr>
+        <w:t> </w:t>
+      </w:r>
+      <w:r>
+        <w:rPr>
+          <w:rFonts w:asciiTheme="minorHAnsi" w:hAnsiTheme="minorHAnsi"/>
+          <w:color w:val="000000" w:themeColor="text1"/>
+        </w:rPr>
+        <w:t>User remains on a protected screen, back navigation bypasses authentication, or session token persists after explicit logout.</w:t>
+      </w:r>
+    </w:p>
+    <w:p>
+      <w:pPr>
+        <w:pStyle w:val="font-claude-response-body"/>
+        <w:jc w:val="both"/>
+        <w:rPr>
+          <w:rFonts w:asciiTheme="minorHAnsi" w:hAnsiTheme="minorHAnsi"/>
+          <w:color w:val="000000" w:themeColor="text1"/>
+        </w:rPr>
+      </w:pPr>
+    </w:p>
+    <w:p>
+      <w:pPr>
+        <w:pStyle w:val="font-claude-response-body"/>
+        <w:rPr>
+          <w:rFonts w:asciiTheme="minorHAnsi" w:hAnsiTheme="minorHAnsi"/>
+          <w:color w:val="000000" w:themeColor="text1"/>
+        </w:rPr>
+      </w:pPr>
+      <w:r>
+        <w:rPr>
+          <w:rStyle w:val="Strong"/>
+          <w:rFonts w:asciiTheme="minorHAnsi" w:eastAsiaTheme="majorEastAsia" w:hAnsiTheme="minorHAnsi"/>
+          <w:color w:val="000000" w:themeColor="text1"/>
+        </w:rPr>
+        <w:t>Bug Tracking</w:t>
+      </w:r>
+    </w:p>
+    <w:p>
+      <w:pPr>
+        <w:pStyle w:val="font-claude-response-body"/>
+        <w:rPr>
+          <w:rFonts w:asciiTheme="minorHAnsi" w:hAnsiTheme="minorHAnsi"/>
+          <w:color w:val="000000" w:themeColor="text1"/>
+        </w:rPr>
+      </w:pPr>
+      <w:r>
+        <w:rPr>
+          <w:rFonts w:asciiTheme="minorHAnsi" w:hAnsiTheme="minorHAnsi"/>
+          <w:color w:val="000000" w:themeColor="text1"/>
+        </w:rPr>
+        <w:t>Bugs discovered during testing will be reported and tracked using GitHub Issues. Each bug report must follow the template below:</w:t>
+      </w:r>
+    </w:p>
+    <w:p>
+      <w:pPr>
+        <w:pStyle w:val="whitespace-normal"/>
+        <w:numPr>
+          <w:ilvl w:val="0"/>
+          <w:numId w:val="14"/>
+        </w:numPr>
+        <w:rPr>
+          <w:rFonts w:asciiTheme="minorHAnsi" w:hAnsiTheme="minorHAnsi"/>
+          <w:color w:val="000000" w:themeColor="text1"/>
+        </w:rPr>
+      </w:pPr>
+      <w:r>
+        <w:rPr>
+          <w:rStyle w:val="Strong"/>
+          <w:rFonts w:asciiTheme="minorHAnsi" w:eastAsiaTheme="majorEastAsia" w:hAnsiTheme="minorHAnsi"/>
+          <w:color w:val="000000" w:themeColor="text1"/>
+        </w:rPr>
+        <w:t>Title:</w:t>
+      </w:r>
+      <w:r>
+        <w:rPr>
+          <w:rStyle w:val="apple-converted-space"/>
+          <w:rFonts w:asciiTheme="minorHAnsi" w:eastAsiaTheme="majorEastAsia" w:hAnsiTheme="minorHAnsi"/>
+          <w:color w:val="000000" w:themeColor="text1"/>
+        </w:rPr>
+        <w:t> </w:t>
+      </w:r>
+      <w:r>
+        <w:rPr>
+          <w:rFonts w:asciiTheme="minorHAnsi" w:hAnsiTheme="minorHAnsi"/>
+          <w:color w:val="000000" w:themeColor="text1"/>
+        </w:rPr>
+        <w:t>Short description of the bug.</w:t>
+      </w:r>
+    </w:p>
+    <w:p>
+      <w:pPr>
+        <w:pStyle w:val="whitespace-normal"/>
+        <w:numPr>
+          <w:ilvl w:val="0"/>
+          <w:numId w:val="14"/>
+        </w:numPr>
+        <w:rPr>
+          <w:rFonts w:asciiTheme="minorHAnsi" w:hAnsiTheme="minorHAnsi"/>
+          <w:color w:val="000000" w:themeColor="text1"/>
+        </w:rPr>
+      </w:pPr>
+      <w:r>
+        <w:rPr>
+          <w:rStyle w:val="Strong"/>
+          <w:rFonts w:asciiTheme="minorHAnsi" w:eastAsiaTheme="majorEastAsia" w:hAnsiTheme="minorHAnsi"/>
+          <w:color w:val="000000" w:themeColor="text1"/>
+        </w:rPr>
+        <w:t>Severity:</w:t>
+      </w:r>
+      <w:r>
+        <w:rPr>
+          <w:rStyle w:val="apple-converted-space"/>
+          <w:rFonts w:asciiTheme="minorHAnsi" w:eastAsiaTheme="majorEastAsia" w:hAnsiTheme="minorHAnsi"/>
+          <w:color w:val="000000" w:themeColor="text1"/>
+        </w:rPr>
+        <w:t> </w:t>
+      </w:r>
+      <w:r>
+        <w:rPr>
+          <w:rFonts w:asciiTheme="minorHAnsi" w:hAnsiTheme="minorHAnsi"/>
+          <w:color w:val="000000" w:themeColor="text1"/>
+        </w:rPr>
+        <w:t>Critical / Major / Minor</w:t>
+      </w:r>
+    </w:p>
+    <w:p>
+      <w:pPr>
+        <w:pStyle w:val="whitespace-normal"/>
+        <w:numPr>
+          <w:ilvl w:val="0"/>
+          <w:numId w:val="14"/>
+        </w:numPr>
+        <w:rPr>
+          <w:rFonts w:asciiTheme="minorHAnsi" w:hAnsiTheme="minorHAnsi"/>
+          <w:color w:val="000000" w:themeColor="text1"/>
+        </w:rPr>
+      </w:pPr>
+      <w:r>
+        <w:rPr>
+          <w:rStyle w:val="Strong"/>
+          <w:rFonts w:asciiTheme="minorHAnsi" w:eastAsiaTheme="majorEastAsia" w:hAnsiTheme="minorHAnsi"/>
+          <w:color w:val="000000" w:themeColor="text1"/>
+        </w:rPr>
+        <w:t>Steps to Reproduce:</w:t>
+      </w:r>
+      <w:r>
+        <w:rPr>
+          <w:rStyle w:val="apple-converted-space"/>
+          <w:rFonts w:asciiTheme="minorHAnsi" w:eastAsiaTheme="majorEastAsia" w:hAnsiTheme="minorHAnsi"/>
+          <w:color w:val="000000" w:themeColor="text1"/>
+        </w:rPr>
+        <w:t> </w:t>
+      </w:r>
+      <w:r>
+        <w:rPr>
+          <w:rFonts w:asciiTheme="minorHAnsi" w:hAnsiTheme="minorHAnsi"/>
+          <w:color w:val="000000" w:themeColor="text1"/>
+        </w:rPr>
+        <w:t>Numbered list of actions that trigger the bug.</w:t>
+      </w:r>
+    </w:p>
+    <w:p>
+      <w:pPr>
+        <w:pStyle w:val="whitespace-normal"/>
+        <w:numPr>
+          <w:ilvl w:val="0"/>
+          <w:numId w:val="14"/>
+        </w:numPr>
+        <w:rPr>
+          <w:rFonts w:asciiTheme="minorHAnsi" w:hAnsiTheme="minorHAnsi"/>
+          <w:color w:val="000000" w:themeColor="text1"/>
+        </w:rPr>
+      </w:pPr>
+      <w:r>
+        <w:rPr>
+          <w:rStyle w:val="Strong"/>
+          <w:rFonts w:asciiTheme="minorHAnsi" w:eastAsiaTheme="majorEastAsia" w:hAnsiTheme="minorHAnsi"/>
+          <w:color w:val="000000" w:themeColor="text1"/>
+        </w:rPr>
+        <w:t>Expected Behavior:</w:t>
+      </w:r>
+      <w:r>
+        <w:rPr>
+          <w:rStyle w:val="apple-converted-space"/>
+          <w:rFonts w:asciiTheme="minorHAnsi" w:eastAsiaTheme="majorEastAsia" w:hAnsiTheme="minorHAnsi"/>
+          <w:color w:val="000000" w:themeColor="text1"/>
+        </w:rPr>
+        <w:t> </w:t>
+      </w:r>
+      <w:r>
+        <w:rPr>
+          <w:rFonts w:asciiTheme="minorHAnsi" w:hAnsiTheme="minorHAnsi"/>
+          <w:color w:val="000000" w:themeColor="text1"/>
+        </w:rPr>
+        <w:t>What should happen.</w:t>
+      </w:r>
+    </w:p>
+    <w:p>
+      <w:pPr>
+        <w:pStyle w:val="whitespace-normal"/>
+        <w:numPr>
+          <w:ilvl w:val="0"/>
+          <w:numId w:val="14"/>
+        </w:numPr>
+        <w:rPr>
+          <w:rFonts w:asciiTheme="minorHAnsi" w:hAnsiTheme="minorHAnsi"/>
+          <w:color w:val="000000" w:themeColor="text1"/>
+        </w:rPr>
+      </w:pPr>
+      <w:r>
+        <w:rPr>
+          <w:rStyle w:val="Strong"/>
+          <w:rFonts w:asciiTheme="minorHAnsi" w:eastAsiaTheme="majorEastAsia" w:hAnsiTheme="minorHAnsi"/>
+          <w:color w:val="000000" w:themeColor="text1"/>
+        </w:rPr>
+        <w:t>Actual Behavior:</w:t>
+      </w:r>
+      <w:r>
+        <w:rPr>
+          <w:rStyle w:val="apple-converted-space"/>
+          <w:rFonts w:asciiTheme="minorHAnsi" w:eastAsiaTheme="majorEastAsia" w:hAnsiTheme="minorHAnsi"/>
+          <w:color w:val="000000" w:themeColor="text1"/>
+        </w:rPr>
+        <w:t> </w:t>
+      </w:r>
+      <w:r>
+        <w:rPr>
+          <w:rFonts w:asciiTheme="minorHAnsi" w:hAnsiTheme="minorHAnsi"/>
+          <w:color w:val="000000" w:themeColor="text1"/>
+        </w:rPr>
+        <w:t>What actually happens.</w:t>
+      </w:r>
+    </w:p>
+    <w:p>
+      <w:pPr>
+        <w:pStyle w:val="whitespace-normal"/>
+        <w:numPr>
+          <w:ilvl w:val="0"/>
+          <w:numId w:val="14"/>
+        </w:numPr>
+        <w:rPr>
+          <w:rFonts w:asciiTheme="minorHAnsi" w:hAnsiTheme="minorHAnsi"/>
+          <w:color w:val="000000" w:themeColor="text1"/>
+        </w:rPr>
+      </w:pPr>
+      <w:r>
+        <w:rPr>
+          <w:rStyle w:val="Strong"/>
+          <w:rFonts w:asciiTheme="minorHAnsi" w:eastAsiaTheme="majorEastAsia" w:hAnsiTheme="minorHAnsi"/>
+          <w:color w:val="000000" w:themeColor="text1"/>
+        </w:rPr>
+        <w:t>Environment:</w:t>
+      </w:r>
+      <w:r>
+        <w:rPr>
+          <w:rStyle w:val="apple-converted-space"/>
+          <w:rFonts w:asciiTheme="minorHAnsi" w:eastAsiaTheme="majorEastAsia" w:hAnsiTheme="minorHAnsi"/>
+          <w:color w:val="000000" w:themeColor="text1"/>
+        </w:rPr>
+        <w:t> </w:t>
+      </w:r>
+      <w:r>
+        <w:rPr>
+          <w:rFonts w:asciiTheme="minorHAnsi" w:hAnsiTheme="minorHAnsi"/>
+          <w:color w:val="000000" w:themeColor="text1"/>
+        </w:rPr>
+        <w:t>Browser (Chrome/Edge + version)</w:t>
+      </w:r>
+    </w:p>
+    <w:p>
+      <w:pPr>
+        <w:pStyle w:val="whitespace-normal"/>
+        <w:numPr>
+          <w:ilvl w:val="0"/>
+          <w:numId w:val="14"/>
+        </w:numPr>
+        <w:rPr>
+          <w:rFonts w:asciiTheme="minorHAnsi" w:hAnsiTheme="minorHAnsi"/>
+          <w:color w:val="000000" w:themeColor="text1"/>
+        </w:rPr>
+      </w:pPr>
+      <w:r>
+        <w:rPr>
+          <w:rStyle w:val="Strong"/>
+          <w:rFonts w:asciiTheme="minorHAnsi" w:eastAsiaTheme="majorEastAsia" w:hAnsiTheme="minorHAnsi"/>
+          <w:color w:val="000000" w:themeColor="text1"/>
+        </w:rPr>
+        <w:t>Screenshot/Log:</w:t>
+      </w:r>
+      <w:r>
+        <w:rPr>
+          <w:rStyle w:val="apple-converted-space"/>
+          <w:rFonts w:asciiTheme="minorHAnsi" w:eastAsiaTheme="majorEastAsia" w:hAnsiTheme="minorHAnsi"/>
+          <w:color w:val="000000" w:themeColor="text1"/>
+        </w:rPr>
+        <w:t> </w:t>
+      </w:r>
+      <w:r>
+        <w:rPr>
+          <w:rFonts w:asciiTheme="minorHAnsi" w:hAnsiTheme="minorHAnsi"/>
+          <w:color w:val="000000" w:themeColor="text1"/>
+        </w:rPr>
+        <w:t>Attach if applicable.</w:t>
+      </w:r>
+    </w:p>
+    <w:p>
+      <w:pPr>
+        <w:pStyle w:val="font-claude-response-body"/>
+        <w:rPr>
+          <w:rFonts w:asciiTheme="minorHAnsi" w:hAnsiTheme="minorHAnsi"/>
+          <w:color w:val="000000" w:themeColor="text1"/>
+        </w:rPr>
+      </w:pPr>
+      <w:r>
+        <w:rPr>
+          <w:rFonts w:asciiTheme="minorHAnsi" w:hAnsiTheme="minorHAnsi"/>
+          <w:color w:val="000000" w:themeColor="text1"/>
+        </w:rPr>
+        <w:t>Severity definitions:</w:t>
+      </w:r>
+    </w:p>
+    <w:p>
+      <w:pPr>
+        <w:pStyle w:val="whitespace-normal"/>
+        <w:numPr>
+          <w:ilvl w:val="0"/>
+          <w:numId w:val="15"/>
+        </w:numPr>
+        <w:rPr>
+          <w:rFonts w:asciiTheme="minorHAnsi" w:hAnsiTheme="minorHAnsi"/>
+          <w:color w:val="000000" w:themeColor="text1"/>
+        </w:rPr>
+      </w:pPr>
+      <w:r>
+        <w:rPr>
+          <w:rStyle w:val="Strong"/>
+          <w:rFonts w:asciiTheme="minorHAnsi" w:eastAsiaTheme="majorEastAsia" w:hAnsiTheme="minorHAnsi"/>
+          <w:color w:val="000000" w:themeColor="text1"/>
+        </w:rPr>
+        <w:t>Critical:</w:t>
+      </w:r>
+      <w:r>
+        <w:rPr>
+          <w:rStyle w:val="apple-converted-space"/>
+          <w:rFonts w:asciiTheme="minorHAnsi" w:eastAsiaTheme="majorEastAsia" w:hAnsiTheme="minorHAnsi"/>
+          <w:color w:val="000000" w:themeColor="text1"/>
+        </w:rPr>
+        <w:t> </w:t>
+      </w:r>
+      <w:r>
+        <w:rPr>
+          <w:rFonts w:asciiTheme="minorHAnsi" w:hAnsiTheme="minorHAnsi"/>
+          <w:color w:val="000000" w:themeColor="text1"/>
+        </w:rPr>
+        <w:t>Application crash, data loss, authentication bypass.</w:t>
+      </w:r>
+    </w:p>
+    <w:p>
+      <w:pPr>
+        <w:pStyle w:val="whitespace-normal"/>
+        <w:numPr>
+          <w:ilvl w:val="0"/>
+          <w:numId w:val="15"/>
+        </w:numPr>
+        <w:rPr>
+          <w:rFonts w:asciiTheme="minorHAnsi" w:hAnsiTheme="minorHAnsi"/>
+          <w:color w:val="000000" w:themeColor="text1"/>
+        </w:rPr>
+      </w:pPr>
+      <w:r>
+        <w:rPr>
+          <w:rStyle w:val="Strong"/>
+          <w:rFonts w:asciiTheme="minorHAnsi" w:eastAsiaTheme="majorEastAsia" w:hAnsiTheme="minorHAnsi"/>
+          <w:color w:val="000000" w:themeColor="text1"/>
+        </w:rPr>
+        <w:t>Major:</w:t>
+      </w:r>
+      <w:r>
+        <w:rPr>
+          <w:rStyle w:val="apple-converted-space"/>
+          <w:rFonts w:asciiTheme="minorHAnsi" w:eastAsiaTheme="majorEastAsia" w:hAnsiTheme="minorHAnsi"/>
+          <w:color w:val="000000" w:themeColor="text1"/>
+        </w:rPr>
+        <w:t> </w:t>
+      </w:r>
+      <w:r>
+        <w:rPr>
+          <w:rFonts w:asciiTheme="minorHAnsi" w:hAnsiTheme="minorHAnsi"/>
+          <w:color w:val="000000" w:themeColor="text1"/>
+        </w:rPr>
+        <w:t>Feature not working as designed, incorrect score calculation.</w:t>
+      </w:r>
+    </w:p>
+    <w:p>
+      <w:pPr>
+        <w:pStyle w:val="whitespace-normal"/>
+        <w:numPr>
+          <w:ilvl w:val="0"/>
+          <w:numId w:val="15"/>
+        </w:numPr>
+        <w:rPr>
+          <w:rFonts w:asciiTheme="minorHAnsi" w:hAnsiTheme="minorHAnsi"/>
+          <w:color w:val="000000" w:themeColor="text1"/>
+        </w:rPr>
+      </w:pPr>
+      <w:r>
+        <w:rPr>
+          <w:rStyle w:val="Strong"/>
+          <w:rFonts w:asciiTheme="minorHAnsi" w:eastAsiaTheme="majorEastAsia" w:hAnsiTheme="minorHAnsi"/>
+          <w:color w:val="000000" w:themeColor="text1"/>
+        </w:rPr>
+        <w:t>Minor:</w:t>
+      </w:r>
+      <w:r>
+        <w:rPr>
+          <w:rStyle w:val="apple-converted-space"/>
+          <w:rFonts w:asciiTheme="minorHAnsi" w:eastAsiaTheme="majorEastAsia" w:hAnsiTheme="minorHAnsi"/>
+          <w:color w:val="000000" w:themeColor="text1"/>
+        </w:rPr>
+        <w:t> </w:t>
+      </w:r>
+      <w:r>
+        <w:rPr>
+          <w:rFonts w:asciiTheme="minorHAnsi" w:hAnsiTheme="minorHAnsi"/>
+          <w:color w:val="000000" w:themeColor="text1"/>
+        </w:rPr>
+        <w:t>UI misalignment, typo, non-blocking visual error.</w:t>
+      </w:r>
+    </w:p>
+    <w:p>
+      <w:pPr>
+        <w:pStyle w:val="font-claude-response-body"/>
+        <w:rPr>
+          <w:rFonts w:asciiTheme="minorHAnsi" w:hAnsiTheme="minorHAnsi"/>
+          <w:color w:val="000000" w:themeColor="text1"/>
+        </w:rPr>
+      </w:pPr>
+      <w:r>
+        <w:rPr>
+          <w:rFonts w:asciiTheme="minorHAnsi" w:hAnsiTheme="minorHAnsi"/>
+          <w:color w:val="000000" w:themeColor="text1"/>
+        </w:rPr>
+        <w:t>Workflow: Bug is identified → GitHub Issue is opened with the</w:t>
+      </w:r>
+      <w:r>
+        <w:rPr>
+          <w:rStyle w:val="apple-converted-space"/>
+          <w:rFonts w:asciiTheme="minorHAnsi" w:eastAsiaTheme="majorEastAsia" w:hAnsiTheme="minorHAnsi"/>
+          <w:color w:val="000000" w:themeColor="text1"/>
+        </w:rPr>
+        <w:t> </w:t>
+      </w:r>
+      <w:r>
+        <w:rPr>
+          <w:rStyle w:val="HTMLCode"/>
+          <w:rFonts w:asciiTheme="minorHAnsi" w:eastAsiaTheme="majorEastAsia" w:hAnsiTheme="minorHAnsi"/>
+          <w:color w:val="000000" w:themeColor="text1"/>
+        </w:rPr>
+        <w:t>bug</w:t>
+      </w:r>
+      <w:r>
+        <w:rPr>
+          <w:rStyle w:val="apple-converted-space"/>
+          <w:rFonts w:asciiTheme="minorHAnsi" w:eastAsiaTheme="majorEastAsia" w:hAnsiTheme="minorHAnsi"/>
+          <w:color w:val="000000" w:themeColor="text1"/>
+        </w:rPr>
+        <w:t> </w:t>
+      </w:r>
+      <w:r>
+        <w:rPr>
+          <w:rFonts w:asciiTheme="minorHAnsi" w:hAnsiTheme="minorHAnsi"/>
+          <w:color w:val="000000" w:themeColor="text1"/>
+        </w:rPr>
+        <w:t>label and assigned to the responsible team member → Fix is committed with a reference to the issue (e.g.,</w:t>
+      </w:r>
+      <w:r>
+        <w:rPr>
+          <w:rStyle w:val="apple-converted-space"/>
+          <w:rFonts w:asciiTheme="minorHAnsi" w:eastAsiaTheme="majorEastAsia" w:hAnsiTheme="minorHAnsi"/>
+          <w:color w:val="000000" w:themeColor="text1"/>
+        </w:rPr>
+        <w:t> </w:t>
+      </w:r>
+      <w:r>
+        <w:rPr>
+          <w:rStyle w:val="HTMLCode"/>
+          <w:rFonts w:asciiTheme="minorHAnsi" w:eastAsiaTheme="majorEastAsia" w:hAnsiTheme="minorHAnsi"/>
+          <w:color w:val="000000" w:themeColor="text1"/>
+        </w:rPr>
+        <w:t>closes #12</w:t>
+      </w:r>
+      <w:r>
+        <w:rPr>
+          <w:rFonts w:asciiTheme="minorHAnsi" w:hAnsiTheme="minorHAnsi"/>
+          <w:color w:val="000000" w:themeColor="text1"/>
+        </w:rPr>
+        <w:t>) → Issue is closed upon verification.</w:t>
+      </w:r>
+    </w:p>
+    <w:p>
+      <w:pPr>
+        <w:pStyle w:val="font-claude-response-body"/>
+        <w:jc w:val="both"/>
+        <w:rPr>
+          <w:rFonts w:asciiTheme="minorHAnsi" w:hAnsiTheme="minorHAnsi"/>
+          <w:color w:val="000000" w:themeColor="text1"/>
+        </w:rPr>
+      </w:pPr>
+    </w:p>
+    <w:p>
+      <w:pPr>
+        <w:jc w:val="both"/>
+        <w:rPr>
+          <w:rFonts w:eastAsia="Times New Roman" w:cs="Times New Roman"/>
+          <w:color w:val="000000" w:themeColor="text1"/>
+          <w:kern w:val="0"/>
+          <w14:ligatures w14:val="none"/>
+        </w:rPr>
+      </w:pPr>
+    </w:p>
+    <w:p>
+      <w:pPr>
+        <w:spacing w:after="0" w:line="240" w:lineRule="auto"/>
+        <w:jc w:val="both"/>
+        <w:rPr>
+          <w:rFonts w:eastAsia="Times New Roman" w:cs="Times New Roman"/>
+          <w:color w:val="000000" w:themeColor="text1"/>
+          <w:kern w:val="0"/>
+          <w14:ligatures w14:val="none"/>
+        </w:rPr>
+      </w:pPr>
+    </w:p>
+    <w:p>
+      <w:pPr>
+        <w:spacing w:after="0" w:line="240" w:lineRule="auto"/>
+        <w:jc w:val="both"/>
+        <w:rPr>
+          <w:rFonts w:eastAsia="Times New Roman" w:cs="Times New Roman"/>
+          <w:color w:val="000000" w:themeColor="text1"/>
+          <w:kern w:val="0"/>
+          <w14:ligatures w14:val="none"/>
+        </w:rPr>
+      </w:pPr>
+    </w:p>
+    <w:p>
+      <w:pPr>
+        <w:spacing w:after="0" w:line="240" w:lineRule="auto"/>
+        <w:jc w:val="both"/>
+        <w:rPr>
+          <w:rFonts w:eastAsia="Times New Roman" w:cs="Times New Roman"/>
+          <w:color w:val="000000" w:themeColor="text1"/>
+          <w:kern w:val="0"/>
+          <w14:ligatures w14:val="none"/>
+        </w:rPr>
+      </w:pPr>
+    </w:p>
+    <w:p>
+      <w:pPr>
+        <w:rPr>
+          <w:b/>
+          <w:bCs/>
+          <w:sz w:val="28"/>
+          <w:szCs w:val="28"/>
+          <w:lang w:val="tr-TR"/>
+        </w:rPr>
+      </w:pPr>
+    </w:p>
+    <w:p>
+      <w:pPr>
+        <w:rPr>
+          <w:b/>
+          <w:bCs/>
+          <w:sz w:val="28"/>
+          <w:szCs w:val="28"/>
+          <w:lang w:val="tr-TR"/>
+        </w:rPr>
+      </w:pPr>
     </w:p>
     <w:sectPr>
       <w:pgSz w:w="12240" w:h="15840"/>
@@ -1104,6 +4874,530 @@
 <file path=word/numbering.xml><?xml version="1.0" encoding="utf-8"?>
 <w:numbering xmlns:wpc="http://schemas.microsoft.com/office/word/2010/wordprocessingCanvas" xmlns:cx="http://schemas.microsoft.com/office/drawing/2014/chartex" xmlns:cx1="http://schemas.microsoft.com/office/drawing/2015/9/8/chartex" xmlns:cx2="http://schemas.microsoft.com/office/drawing/2015/10/21/chartex" xmlns:cx3="http://schemas.microsoft.com/office/drawing/2016/5/9/chartex" xmlns:cx4="http://schemas.microsoft.com/office/drawing/2016/5/10/chartex" xmlns:cx5="http://schemas.microsoft.com/office/drawing/2016/5/11/chartex" xmlns:cx6="http://schemas.microsoft.com/office/drawing/2016/5/12/chartex" xmlns:cx7="http://schemas.microsoft.com/office/drawing/2016/5/13/chartex" xmlns:cx8="http://schemas.microsoft.com/office/drawing/2016/5/14/chartex" xmlns:mc="http://schemas.openxmlformats.org/markup-compatibility/2006" xmlns:aink="http://schemas.microsoft.com/office/drawing/2016/ink" xmlns:am3d="http://schemas.microsoft.com/office/drawing/2017/model3d" xmlns:o="urn:schemas-microsoft-com:office:office" xmlns:oel="http://schemas.microsoft.com/office/2019/extlst" xmlns:r="http://schemas.openxmlformats.org/officeDocument/2006/relationships" xmlns:m="http://schemas.openxmlformats.org/officeDocument/2006/math" xmlns:v="urn:schemas-microsoft-com:vml" xmlns:wp14="http://schemas.microsoft.com/office/word/2010/wordprocessingDrawing" xmlns:wp="http://schemas.openxmlformats.org/drawingml/2006/wordprocessingDrawing" xmlns:w10="urn:schemas-microsoft-com:office:word" xmlns:w="http://schemas.openxmlformats.org/wordprocessingml/2006/main" xmlns:w14="http://schemas.microsoft.com/office/word/2010/wordml" xmlns:w15="http://schemas.microsoft.com/office/word/2012/wordml" xmlns:w16cex="http://schemas.microsoft.com/office/word/2018/wordml/cex" xmlns:w16cid="http://schemas.microsoft.com/office/word/2016/wordml/cid" xmlns:w16="http://schemas.microsoft.com/office/word/2018/wordml" xmlns:w16du="http://schemas.microsoft.com/office/word/2023/wordml/word16du" xmlns:w16sdtdh="http://schemas.microsoft.com/office/word/2020/wordml/sdtdatahash" xmlns:w16sdtfl="http://schemas.microsoft.com/office/word/2024/wordml/sdtformatlock" xmlns:w16se="http://schemas.microsoft.com/office/word/2015/wordml/symex" xmlns:wpg="http://schemas.microsoft.com/office/word/2010/wordprocessingGroup" xmlns:wpi="http://schemas.microsoft.com/office/word/2010/wordprocessingInk" xmlns:wne="http://schemas.microsoft.com/office/word/2006/wordml" xmlns:wps="http://schemas.microsoft.com/office/word/2010/wordprocessingShape" mc:Ignorable="w14 w15 w16se w16cid w16 w16cex w16sdtdh w16sdtfl w16du wp14">
   <w:abstractNum w:abstractNumId="0" w15:restartNumberingAfterBreak="0">
+    <w:nsid w:val="05402A73"/>
+    <w:multiLevelType w:val="multilevel"/>
+    <w:tmpl w:val="8AEABA08"/>
+    <w:lvl w:ilvl="0">
+      <w:start w:val="1"/>
+      <w:numFmt w:val="bullet"/>
+      <w:lvlText w:val=""/>
+      <w:lvlJc w:val="left"/>
+      <w:pPr>
+        <w:tabs>
+          <w:tab w:val="num" w:pos="720"/>
+        </w:tabs>
+        <w:ind w:left="720" w:hanging="360"/>
+      </w:pPr>
+      <w:rPr>
+        <w:rFonts w:ascii="Symbol" w:hAnsi="Symbol" w:hint="default"/>
+        <w:sz w:val="20"/>
+      </w:rPr>
+    </w:lvl>
+    <w:lvl w:ilvl="1" w:tentative="1">
+      <w:start w:val="1"/>
+      <w:numFmt w:val="bullet"/>
+      <w:lvlText w:val="o"/>
+      <w:lvlJc w:val="left"/>
+      <w:pPr>
+        <w:tabs>
+          <w:tab w:val="num" w:pos="1440"/>
+        </w:tabs>
+        <w:ind w:left="1440" w:hanging="360"/>
+      </w:pPr>
+      <w:rPr>
+        <w:rFonts w:ascii="Courier New" w:hAnsi="Courier New" w:hint="default"/>
+        <w:sz w:val="20"/>
+      </w:rPr>
+    </w:lvl>
+    <w:lvl w:ilvl="2" w:tentative="1">
+      <w:start w:val="1"/>
+      <w:numFmt w:val="bullet"/>
+      <w:lvlText w:val=""/>
+      <w:lvlJc w:val="left"/>
+      <w:pPr>
+        <w:tabs>
+          <w:tab w:val="num" w:pos="2160"/>
+        </w:tabs>
+        <w:ind w:left="2160" w:hanging="360"/>
+      </w:pPr>
+      <w:rPr>
+        <w:rFonts w:ascii="Wingdings" w:hAnsi="Wingdings" w:hint="default"/>
+        <w:sz w:val="20"/>
+      </w:rPr>
+    </w:lvl>
+    <w:lvl w:ilvl="3" w:tentative="1">
+      <w:start w:val="1"/>
+      <w:numFmt w:val="bullet"/>
+      <w:lvlText w:val=""/>
+      <w:lvlJc w:val="left"/>
+      <w:pPr>
+        <w:tabs>
+          <w:tab w:val="num" w:pos="2880"/>
+        </w:tabs>
+        <w:ind w:left="2880" w:hanging="360"/>
+      </w:pPr>
+      <w:rPr>
+        <w:rFonts w:ascii="Wingdings" w:hAnsi="Wingdings" w:hint="default"/>
+        <w:sz w:val="20"/>
+      </w:rPr>
+    </w:lvl>
+    <w:lvl w:ilvl="4" w:tentative="1">
+      <w:start w:val="1"/>
+      <w:numFmt w:val="bullet"/>
+      <w:lvlText w:val=""/>
+      <w:lvlJc w:val="left"/>
+      <w:pPr>
+        <w:tabs>
+          <w:tab w:val="num" w:pos="3600"/>
+        </w:tabs>
+        <w:ind w:left="3600" w:hanging="360"/>
+      </w:pPr>
+      <w:rPr>
+        <w:rFonts w:ascii="Wingdings" w:hAnsi="Wingdings" w:hint="default"/>
+        <w:sz w:val="20"/>
+      </w:rPr>
+    </w:lvl>
+    <w:lvl w:ilvl="5" w:tentative="1">
+      <w:start w:val="1"/>
+      <w:numFmt w:val="bullet"/>
+      <w:lvlText w:val=""/>
+      <w:lvlJc w:val="left"/>
+      <w:pPr>
+        <w:tabs>
+          <w:tab w:val="num" w:pos="4320"/>
+        </w:tabs>
+        <w:ind w:left="4320" w:hanging="360"/>
+      </w:pPr>
+      <w:rPr>
+        <w:rFonts w:ascii="Wingdings" w:hAnsi="Wingdings" w:hint="default"/>
+        <w:sz w:val="20"/>
+      </w:rPr>
+    </w:lvl>
+    <w:lvl w:ilvl="6" w:tentative="1">
+      <w:start w:val="1"/>
+      <w:numFmt w:val="bullet"/>
+      <w:lvlText w:val=""/>
+      <w:lvlJc w:val="left"/>
+      <w:pPr>
+        <w:tabs>
+          <w:tab w:val="num" w:pos="5040"/>
+        </w:tabs>
+        <w:ind w:left="5040" w:hanging="360"/>
+      </w:pPr>
+      <w:rPr>
+        <w:rFonts w:ascii="Wingdings" w:hAnsi="Wingdings" w:hint="default"/>
+        <w:sz w:val="20"/>
+      </w:rPr>
+    </w:lvl>
+    <w:lvl w:ilvl="7" w:tentative="1">
+      <w:start w:val="1"/>
+      <w:numFmt w:val="bullet"/>
+      <w:lvlText w:val=""/>
+      <w:lvlJc w:val="left"/>
+      <w:pPr>
+        <w:tabs>
+          <w:tab w:val="num" w:pos="5760"/>
+        </w:tabs>
+        <w:ind w:left="5760" w:hanging="360"/>
+      </w:pPr>
+      <w:rPr>
+        <w:rFonts w:ascii="Wingdings" w:hAnsi="Wingdings" w:hint="default"/>
+        <w:sz w:val="20"/>
+      </w:rPr>
+    </w:lvl>
+    <w:lvl w:ilvl="8" w:tentative="1">
+      <w:start w:val="1"/>
+      <w:numFmt w:val="bullet"/>
+      <w:lvlText w:val=""/>
+      <w:lvlJc w:val="left"/>
+      <w:pPr>
+        <w:tabs>
+          <w:tab w:val="num" w:pos="6480"/>
+        </w:tabs>
+        <w:ind w:left="6480" w:hanging="360"/>
+      </w:pPr>
+      <w:rPr>
+        <w:rFonts w:ascii="Wingdings" w:hAnsi="Wingdings" w:hint="default"/>
+        <w:sz w:val="20"/>
+      </w:rPr>
+    </w:lvl>
+  </w:abstractNum>
+  <w:abstractNum w:abstractNumId="1" w15:restartNumberingAfterBreak="0">
+    <w:nsid w:val="085B4642"/>
+    <w:multiLevelType w:val="multilevel"/>
+    <w:tmpl w:val="0A8E3908"/>
+    <w:lvl w:ilvl="0">
+      <w:start w:val="1"/>
+      <w:numFmt w:val="bullet"/>
+      <w:lvlText w:val=""/>
+      <w:lvlJc w:val="left"/>
+      <w:pPr>
+        <w:tabs>
+          <w:tab w:val="num" w:pos="720"/>
+        </w:tabs>
+        <w:ind w:left="720" w:hanging="360"/>
+      </w:pPr>
+      <w:rPr>
+        <w:rFonts w:ascii="Symbol" w:hAnsi="Symbol" w:hint="default"/>
+        <w:sz w:val="20"/>
+      </w:rPr>
+    </w:lvl>
+    <w:lvl w:ilvl="1" w:tentative="1">
+      <w:start w:val="1"/>
+      <w:numFmt w:val="bullet"/>
+      <w:lvlText w:val="o"/>
+      <w:lvlJc w:val="left"/>
+      <w:pPr>
+        <w:tabs>
+          <w:tab w:val="num" w:pos="1440"/>
+        </w:tabs>
+        <w:ind w:left="1440" w:hanging="360"/>
+      </w:pPr>
+      <w:rPr>
+        <w:rFonts w:ascii="Courier New" w:hAnsi="Courier New" w:hint="default"/>
+        <w:sz w:val="20"/>
+      </w:rPr>
+    </w:lvl>
+    <w:lvl w:ilvl="2" w:tentative="1">
+      <w:start w:val="1"/>
+      <w:numFmt w:val="bullet"/>
+      <w:lvlText w:val=""/>
+      <w:lvlJc w:val="left"/>
+      <w:pPr>
+        <w:tabs>
+          <w:tab w:val="num" w:pos="2160"/>
+        </w:tabs>
+        <w:ind w:left="2160" w:hanging="360"/>
+      </w:pPr>
+      <w:rPr>
+        <w:rFonts w:ascii="Wingdings" w:hAnsi="Wingdings" w:hint="default"/>
+        <w:sz w:val="20"/>
+      </w:rPr>
+    </w:lvl>
+    <w:lvl w:ilvl="3" w:tentative="1">
+      <w:start w:val="1"/>
+      <w:numFmt w:val="bullet"/>
+      <w:lvlText w:val=""/>
+      <w:lvlJc w:val="left"/>
+      <w:pPr>
+        <w:tabs>
+          <w:tab w:val="num" w:pos="2880"/>
+        </w:tabs>
+        <w:ind w:left="2880" w:hanging="360"/>
+      </w:pPr>
+      <w:rPr>
+        <w:rFonts w:ascii="Wingdings" w:hAnsi="Wingdings" w:hint="default"/>
+        <w:sz w:val="20"/>
+      </w:rPr>
+    </w:lvl>
+    <w:lvl w:ilvl="4" w:tentative="1">
+      <w:start w:val="1"/>
+      <w:numFmt w:val="bullet"/>
+      <w:lvlText w:val=""/>
+      <w:lvlJc w:val="left"/>
+      <w:pPr>
+        <w:tabs>
+          <w:tab w:val="num" w:pos="3600"/>
+        </w:tabs>
+        <w:ind w:left="3600" w:hanging="360"/>
+      </w:pPr>
+      <w:rPr>
+        <w:rFonts w:ascii="Wingdings" w:hAnsi="Wingdings" w:hint="default"/>
+        <w:sz w:val="20"/>
+      </w:rPr>
+    </w:lvl>
+    <w:lvl w:ilvl="5" w:tentative="1">
+      <w:start w:val="1"/>
+      <w:numFmt w:val="bullet"/>
+      <w:lvlText w:val=""/>
+      <w:lvlJc w:val="left"/>
+      <w:pPr>
+        <w:tabs>
+          <w:tab w:val="num" w:pos="4320"/>
+        </w:tabs>
+        <w:ind w:left="4320" w:hanging="360"/>
+      </w:pPr>
+      <w:rPr>
+        <w:rFonts w:ascii="Wingdings" w:hAnsi="Wingdings" w:hint="default"/>
+        <w:sz w:val="20"/>
+      </w:rPr>
+    </w:lvl>
+    <w:lvl w:ilvl="6" w:tentative="1">
+      <w:start w:val="1"/>
+      <w:numFmt w:val="bullet"/>
+      <w:lvlText w:val=""/>
+      <w:lvlJc w:val="left"/>
+      <w:pPr>
+        <w:tabs>
+          <w:tab w:val="num" w:pos="5040"/>
+        </w:tabs>
+        <w:ind w:left="5040" w:hanging="360"/>
+      </w:pPr>
+      <w:rPr>
+        <w:rFonts w:ascii="Wingdings" w:hAnsi="Wingdings" w:hint="default"/>
+        <w:sz w:val="20"/>
+      </w:rPr>
+    </w:lvl>
+    <w:lvl w:ilvl="7" w:tentative="1">
+      <w:start w:val="1"/>
+      <w:numFmt w:val="bullet"/>
+      <w:lvlText w:val=""/>
+      <w:lvlJc w:val="left"/>
+      <w:pPr>
+        <w:tabs>
+          <w:tab w:val="num" w:pos="5760"/>
+        </w:tabs>
+        <w:ind w:left="5760" w:hanging="360"/>
+      </w:pPr>
+      <w:rPr>
+        <w:rFonts w:ascii="Wingdings" w:hAnsi="Wingdings" w:hint="default"/>
+        <w:sz w:val="20"/>
+      </w:rPr>
+    </w:lvl>
+    <w:lvl w:ilvl="8" w:tentative="1">
+      <w:start w:val="1"/>
+      <w:numFmt w:val="bullet"/>
+      <w:lvlText w:val=""/>
+      <w:lvlJc w:val="left"/>
+      <w:pPr>
+        <w:tabs>
+          <w:tab w:val="num" w:pos="6480"/>
+        </w:tabs>
+        <w:ind w:left="6480" w:hanging="360"/>
+      </w:pPr>
+      <w:rPr>
+        <w:rFonts w:ascii="Wingdings" w:hAnsi="Wingdings" w:hint="default"/>
+        <w:sz w:val="20"/>
+      </w:rPr>
+    </w:lvl>
+  </w:abstractNum>
+  <w:abstractNum w:abstractNumId="2" w15:restartNumberingAfterBreak="0">
+    <w:nsid w:val="161318E3"/>
+    <w:multiLevelType w:val="multilevel"/>
+    <w:tmpl w:val="CF126070"/>
+    <w:lvl w:ilvl="0">
+      <w:start w:val="1"/>
+      <w:numFmt w:val="decimal"/>
+      <w:lvlText w:val="%1."/>
+      <w:lvlJc w:val="left"/>
+      <w:pPr>
+        <w:tabs>
+          <w:tab w:val="num" w:pos="720"/>
+        </w:tabs>
+        <w:ind w:left="720" w:hanging="360"/>
+      </w:pPr>
+    </w:lvl>
+    <w:lvl w:ilvl="1" w:tentative="1">
+      <w:start w:val="1"/>
+      <w:numFmt w:val="decimal"/>
+      <w:lvlText w:val="%2."/>
+      <w:lvlJc w:val="left"/>
+      <w:pPr>
+        <w:tabs>
+          <w:tab w:val="num" w:pos="1440"/>
+        </w:tabs>
+        <w:ind w:left="1440" w:hanging="360"/>
+      </w:pPr>
+    </w:lvl>
+    <w:lvl w:ilvl="2" w:tentative="1">
+      <w:start w:val="1"/>
+      <w:numFmt w:val="decimal"/>
+      <w:lvlText w:val="%3."/>
+      <w:lvlJc w:val="left"/>
+      <w:pPr>
+        <w:tabs>
+          <w:tab w:val="num" w:pos="2160"/>
+        </w:tabs>
+        <w:ind w:left="2160" w:hanging="360"/>
+      </w:pPr>
+    </w:lvl>
+    <w:lvl w:ilvl="3" w:tentative="1">
+      <w:start w:val="1"/>
+      <w:numFmt w:val="decimal"/>
+      <w:lvlText w:val="%4."/>
+      <w:lvlJc w:val="left"/>
+      <w:pPr>
+        <w:tabs>
+          <w:tab w:val="num" w:pos="2880"/>
+        </w:tabs>
+        <w:ind w:left="2880" w:hanging="360"/>
+      </w:pPr>
+    </w:lvl>
+    <w:lvl w:ilvl="4" w:tentative="1">
+      <w:start w:val="1"/>
+      <w:numFmt w:val="decimal"/>
+      <w:lvlText w:val="%5."/>
+      <w:lvlJc w:val="left"/>
+      <w:pPr>
+        <w:tabs>
+          <w:tab w:val="num" w:pos="3600"/>
+        </w:tabs>
+        <w:ind w:left="3600" w:hanging="360"/>
+      </w:pPr>
+    </w:lvl>
+    <w:lvl w:ilvl="5" w:tentative="1">
+      <w:start w:val="1"/>
+      <w:numFmt w:val="decimal"/>
+      <w:lvlText w:val="%6."/>
+      <w:lvlJc w:val="left"/>
+      <w:pPr>
+        <w:tabs>
+          <w:tab w:val="num" w:pos="4320"/>
+        </w:tabs>
+        <w:ind w:left="4320" w:hanging="360"/>
+      </w:pPr>
+    </w:lvl>
+    <w:lvl w:ilvl="6" w:tentative="1">
+      <w:start w:val="1"/>
+      <w:numFmt w:val="decimal"/>
+      <w:lvlText w:val="%7."/>
+      <w:lvlJc w:val="left"/>
+      <w:pPr>
+        <w:tabs>
+          <w:tab w:val="num" w:pos="5040"/>
+        </w:tabs>
+        <w:ind w:left="5040" w:hanging="360"/>
+      </w:pPr>
+    </w:lvl>
+    <w:lvl w:ilvl="7" w:tentative="1">
+      <w:start w:val="1"/>
+      <w:numFmt w:val="decimal"/>
+      <w:lvlText w:val="%8."/>
+      <w:lvlJc w:val="left"/>
+      <w:pPr>
+        <w:tabs>
+          <w:tab w:val="num" w:pos="5760"/>
+        </w:tabs>
+        <w:ind w:left="5760" w:hanging="360"/>
+      </w:pPr>
+    </w:lvl>
+    <w:lvl w:ilvl="8" w:tentative="1">
+      <w:start w:val="1"/>
+      <w:numFmt w:val="decimal"/>
+      <w:lvlText w:val="%9."/>
+      <w:lvlJc w:val="left"/>
+      <w:pPr>
+        <w:tabs>
+          <w:tab w:val="num" w:pos="6480"/>
+        </w:tabs>
+        <w:ind w:left="6480" w:hanging="360"/>
+      </w:pPr>
+    </w:lvl>
+  </w:abstractNum>
+  <w:abstractNum w:abstractNumId="3" w15:restartNumberingAfterBreak="0">
+    <w:nsid w:val="27174B6C"/>
+    <w:multiLevelType w:val="multilevel"/>
+    <w:tmpl w:val="760298E2"/>
+    <w:lvl w:ilvl="0">
+      <w:start w:val="1"/>
+      <w:numFmt w:val="decimal"/>
+      <w:lvlText w:val="%1."/>
+      <w:lvlJc w:val="left"/>
+      <w:pPr>
+        <w:tabs>
+          <w:tab w:val="num" w:pos="720"/>
+        </w:tabs>
+        <w:ind w:left="720" w:hanging="360"/>
+      </w:pPr>
+    </w:lvl>
+    <w:lvl w:ilvl="1" w:tentative="1">
+      <w:start w:val="1"/>
+      <w:numFmt w:val="decimal"/>
+      <w:lvlText w:val="%2."/>
+      <w:lvlJc w:val="left"/>
+      <w:pPr>
+        <w:tabs>
+          <w:tab w:val="num" w:pos="1440"/>
+        </w:tabs>
+        <w:ind w:left="1440" w:hanging="360"/>
+      </w:pPr>
+    </w:lvl>
+    <w:lvl w:ilvl="2" w:tentative="1">
+      <w:start w:val="1"/>
+      <w:numFmt w:val="decimal"/>
+      <w:lvlText w:val="%3."/>
+      <w:lvlJc w:val="left"/>
+      <w:pPr>
+        <w:tabs>
+          <w:tab w:val="num" w:pos="2160"/>
+        </w:tabs>
+        <w:ind w:left="2160" w:hanging="360"/>
+      </w:pPr>
+    </w:lvl>
+    <w:lvl w:ilvl="3" w:tentative="1">
+      <w:start w:val="1"/>
+      <w:numFmt w:val="decimal"/>
+      <w:lvlText w:val="%4."/>
+      <w:lvlJc w:val="left"/>
+      <w:pPr>
+        <w:tabs>
+          <w:tab w:val="num" w:pos="2880"/>
+        </w:tabs>
+        <w:ind w:left="2880" w:hanging="360"/>
+      </w:pPr>
+    </w:lvl>
+    <w:lvl w:ilvl="4" w:tentative="1">
+      <w:start w:val="1"/>
+      <w:numFmt w:val="decimal"/>
+      <w:lvlText w:val="%5."/>
+      <w:lvlJc w:val="left"/>
+      <w:pPr>
+        <w:tabs>
+          <w:tab w:val="num" w:pos="3600"/>
+        </w:tabs>
+        <w:ind w:left="3600" w:hanging="360"/>
+      </w:pPr>
+    </w:lvl>
+    <w:lvl w:ilvl="5" w:tentative="1">
+      <w:start w:val="1"/>
+      <w:numFmt w:val="decimal"/>
+      <w:lvlText w:val="%6."/>
+      <w:lvlJc w:val="left"/>
+      <w:pPr>
+        <w:tabs>
+          <w:tab w:val="num" w:pos="4320"/>
+        </w:tabs>
+        <w:ind w:left="4320" w:hanging="360"/>
+      </w:pPr>
+    </w:lvl>
+    <w:lvl w:ilvl="6" w:tentative="1">
+      <w:start w:val="1"/>
+      <w:numFmt w:val="decimal"/>
+      <w:lvlText w:val="%7."/>
+      <w:lvlJc w:val="left"/>
+      <w:pPr>
+        <w:tabs>
+          <w:tab w:val="num" w:pos="5040"/>
+        </w:tabs>
+        <w:ind w:left="5040" w:hanging="360"/>
+      </w:pPr>
+    </w:lvl>
+    <w:lvl w:ilvl="7" w:tentative="1">
+      <w:start w:val="1"/>
+      <w:numFmt w:val="decimal"/>
+      <w:lvlText w:val="%8."/>
+      <w:lvlJc w:val="left"/>
+      <w:pPr>
+        <w:tabs>
+          <w:tab w:val="num" w:pos="5760"/>
+        </w:tabs>
+        <w:ind w:left="5760" w:hanging="360"/>
+      </w:pPr>
+    </w:lvl>
+    <w:lvl w:ilvl="8" w:tentative="1">
+      <w:start w:val="1"/>
+      <w:numFmt w:val="decimal"/>
+      <w:lvlText w:val="%9."/>
+      <w:lvlJc w:val="left"/>
+      <w:pPr>
+        <w:tabs>
+          <w:tab w:val="num" w:pos="6480"/>
+        </w:tabs>
+        <w:ind w:left="6480" w:hanging="360"/>
+      </w:pPr>
+    </w:lvl>
+  </w:abstractNum>
+  <w:abstractNum w:abstractNumId="4" w15:restartNumberingAfterBreak="0">
     <w:nsid w:val="2B0F1492"/>
     <w:multiLevelType w:val="hybridMultilevel"/>
     <w:tmpl w:val="2B3E6298"/>
@@ -1192,7 +5486,156 @@
       </w:pPr>
     </w:lvl>
   </w:abstractNum>
-  <w:abstractNum w:abstractNumId="1" w15:restartNumberingAfterBreak="0">
+  <w:abstractNum w:abstractNumId="5" w15:restartNumberingAfterBreak="0">
+    <w:nsid w:val="3D4255A4"/>
+    <w:multiLevelType w:val="multilevel"/>
+    <w:tmpl w:val="76EE1A1A"/>
+    <w:lvl w:ilvl="0">
+      <w:start w:val="1"/>
+      <w:numFmt w:val="bullet"/>
+      <w:lvlText w:val=""/>
+      <w:lvlJc w:val="left"/>
+      <w:pPr>
+        <w:tabs>
+          <w:tab w:val="num" w:pos="720"/>
+        </w:tabs>
+        <w:ind w:left="720" w:hanging="360"/>
+      </w:pPr>
+      <w:rPr>
+        <w:rFonts w:ascii="Symbol" w:hAnsi="Symbol" w:hint="default"/>
+        <w:sz w:val="20"/>
+      </w:rPr>
+    </w:lvl>
+    <w:lvl w:ilvl="1" w:tentative="1">
+      <w:start w:val="1"/>
+      <w:numFmt w:val="bullet"/>
+      <w:lvlText w:val="o"/>
+      <w:lvlJc w:val="left"/>
+      <w:pPr>
+        <w:tabs>
+          <w:tab w:val="num" w:pos="1440"/>
+        </w:tabs>
+        <w:ind w:left="1440" w:hanging="360"/>
+      </w:pPr>
+      <w:rPr>
+        <w:rFonts w:ascii="Courier New" w:hAnsi="Courier New" w:hint="default"/>
+        <w:sz w:val="20"/>
+      </w:rPr>
+    </w:lvl>
+    <w:lvl w:ilvl="2" w:tentative="1">
+      <w:start w:val="1"/>
+      <w:numFmt w:val="bullet"/>
+      <w:lvlText w:val=""/>
+      <w:lvlJc w:val="left"/>
+      <w:pPr>
+        <w:tabs>
+          <w:tab w:val="num" w:pos="2160"/>
+        </w:tabs>
+        <w:ind w:left="2160" w:hanging="360"/>
+      </w:pPr>
+      <w:rPr>
+        <w:rFonts w:ascii="Wingdings" w:hAnsi="Wingdings" w:hint="default"/>
+        <w:sz w:val="20"/>
+      </w:rPr>
+    </w:lvl>
+    <w:lvl w:ilvl="3" w:tentative="1">
+      <w:start w:val="1"/>
+      <w:numFmt w:val="bullet"/>
+      <w:lvlText w:val=""/>
+      <w:lvlJc w:val="left"/>
+      <w:pPr>
+        <w:tabs>
+          <w:tab w:val="num" w:pos="2880"/>
+        </w:tabs>
+        <w:ind w:left="2880" w:hanging="360"/>
+      </w:pPr>
+      <w:rPr>
+        <w:rFonts w:ascii="Wingdings" w:hAnsi="Wingdings" w:hint="default"/>
+        <w:sz w:val="20"/>
+      </w:rPr>
+    </w:lvl>
+    <w:lvl w:ilvl="4" w:tentative="1">
+      <w:start w:val="1"/>
+      <w:numFmt w:val="bullet"/>
+      <w:lvlText w:val=""/>
+      <w:lvlJc w:val="left"/>
+      <w:pPr>
+        <w:tabs>
+          <w:tab w:val="num" w:pos="3600"/>
+        </w:tabs>
+        <w:ind w:left="3600" w:hanging="360"/>
+      </w:pPr>
+      <w:rPr>
+        <w:rFonts w:ascii="Wingdings" w:hAnsi="Wingdings" w:hint="default"/>
+        <w:sz w:val="20"/>
+      </w:rPr>
+    </w:lvl>
+    <w:lvl w:ilvl="5" w:tentative="1">
+      <w:start w:val="1"/>
+      <w:numFmt w:val="bullet"/>
+      <w:lvlText w:val=""/>
+      <w:lvlJc w:val="left"/>
+      <w:pPr>
+        <w:tabs>
+          <w:tab w:val="num" w:pos="4320"/>
+        </w:tabs>
+        <w:ind w:left="4320" w:hanging="360"/>
+      </w:pPr>
+      <w:rPr>
+        <w:rFonts w:ascii="Wingdings" w:hAnsi="Wingdings" w:hint="default"/>
+        <w:sz w:val="20"/>
+      </w:rPr>
+    </w:lvl>
+    <w:lvl w:ilvl="6" w:tentative="1">
+      <w:start w:val="1"/>
+      <w:numFmt w:val="bullet"/>
+      <w:lvlText w:val=""/>
+      <w:lvlJc w:val="left"/>
+      <w:pPr>
+        <w:tabs>
+          <w:tab w:val="num" w:pos="5040"/>
+        </w:tabs>
+        <w:ind w:left="5040" w:hanging="360"/>
+      </w:pPr>
+      <w:rPr>
+        <w:rFonts w:ascii="Wingdings" w:hAnsi="Wingdings" w:hint="default"/>
+        <w:sz w:val="20"/>
+      </w:rPr>
+    </w:lvl>
+    <w:lvl w:ilvl="7" w:tentative="1">
+      <w:start w:val="1"/>
+      <w:numFmt w:val="bullet"/>
+      <w:lvlText w:val=""/>
+      <w:lvlJc w:val="left"/>
+      <w:pPr>
+        <w:tabs>
+          <w:tab w:val="num" w:pos="5760"/>
+        </w:tabs>
+        <w:ind w:left="5760" w:hanging="360"/>
+      </w:pPr>
+      <w:rPr>
+        <w:rFonts w:ascii="Wingdings" w:hAnsi="Wingdings" w:hint="default"/>
+        <w:sz w:val="20"/>
+      </w:rPr>
+    </w:lvl>
+    <w:lvl w:ilvl="8" w:tentative="1">
+      <w:start w:val="1"/>
+      <w:numFmt w:val="bullet"/>
+      <w:lvlText w:val=""/>
+      <w:lvlJc w:val="left"/>
+      <w:pPr>
+        <w:tabs>
+          <w:tab w:val="num" w:pos="6480"/>
+        </w:tabs>
+        <w:ind w:left="6480" w:hanging="360"/>
+      </w:pPr>
+      <w:rPr>
+        <w:rFonts w:ascii="Wingdings" w:hAnsi="Wingdings" w:hint="default"/>
+        <w:sz w:val="20"/>
+      </w:rPr>
+    </w:lvl>
+  </w:abstractNum>
+  <w:abstractNum w:abstractNumId="6" w15:restartNumberingAfterBreak="0">
     <w:nsid w:val="44FC2FC0"/>
     <w:multiLevelType w:val="multilevel"/>
     <w:tmpl w:val="04F47252"/>
@@ -1341,7 +5784,680 @@
       </w:rPr>
     </w:lvl>
   </w:abstractNum>
-  <w:abstractNum w:abstractNumId="2" w15:restartNumberingAfterBreak="0">
+  <w:abstractNum w:abstractNumId="7" w15:restartNumberingAfterBreak="0">
+    <w:nsid w:val="47C932CE"/>
+    <w:multiLevelType w:val="multilevel"/>
+    <w:tmpl w:val="6D28EFAA"/>
+    <w:lvl w:ilvl="0">
+      <w:start w:val="1"/>
+      <w:numFmt w:val="decimal"/>
+      <w:lvlText w:val="%1."/>
+      <w:lvlJc w:val="left"/>
+      <w:pPr>
+        <w:tabs>
+          <w:tab w:val="num" w:pos="720"/>
+        </w:tabs>
+        <w:ind w:left="720" w:hanging="360"/>
+      </w:pPr>
+    </w:lvl>
+    <w:lvl w:ilvl="1" w:tentative="1">
+      <w:start w:val="1"/>
+      <w:numFmt w:val="decimal"/>
+      <w:lvlText w:val="%2."/>
+      <w:lvlJc w:val="left"/>
+      <w:pPr>
+        <w:tabs>
+          <w:tab w:val="num" w:pos="1440"/>
+        </w:tabs>
+        <w:ind w:left="1440" w:hanging="360"/>
+      </w:pPr>
+    </w:lvl>
+    <w:lvl w:ilvl="2" w:tentative="1">
+      <w:start w:val="1"/>
+      <w:numFmt w:val="decimal"/>
+      <w:lvlText w:val="%3."/>
+      <w:lvlJc w:val="left"/>
+      <w:pPr>
+        <w:tabs>
+          <w:tab w:val="num" w:pos="2160"/>
+        </w:tabs>
+        <w:ind w:left="2160" w:hanging="360"/>
+      </w:pPr>
+    </w:lvl>
+    <w:lvl w:ilvl="3" w:tentative="1">
+      <w:start w:val="1"/>
+      <w:numFmt w:val="decimal"/>
+      <w:lvlText w:val="%4."/>
+      <w:lvlJc w:val="left"/>
+      <w:pPr>
+        <w:tabs>
+          <w:tab w:val="num" w:pos="2880"/>
+        </w:tabs>
+        <w:ind w:left="2880" w:hanging="360"/>
+      </w:pPr>
+    </w:lvl>
+    <w:lvl w:ilvl="4" w:tentative="1">
+      <w:start w:val="1"/>
+      <w:numFmt w:val="decimal"/>
+      <w:lvlText w:val="%5."/>
+      <w:lvlJc w:val="left"/>
+      <w:pPr>
+        <w:tabs>
+          <w:tab w:val="num" w:pos="3600"/>
+        </w:tabs>
+        <w:ind w:left="3600" w:hanging="360"/>
+      </w:pPr>
+    </w:lvl>
+    <w:lvl w:ilvl="5" w:tentative="1">
+      <w:start w:val="1"/>
+      <w:numFmt w:val="decimal"/>
+      <w:lvlText w:val="%6."/>
+      <w:lvlJc w:val="left"/>
+      <w:pPr>
+        <w:tabs>
+          <w:tab w:val="num" w:pos="4320"/>
+        </w:tabs>
+        <w:ind w:left="4320" w:hanging="360"/>
+      </w:pPr>
+    </w:lvl>
+    <w:lvl w:ilvl="6" w:tentative="1">
+      <w:start w:val="1"/>
+      <w:numFmt w:val="decimal"/>
+      <w:lvlText w:val="%7."/>
+      <w:lvlJc w:val="left"/>
+      <w:pPr>
+        <w:tabs>
+          <w:tab w:val="num" w:pos="5040"/>
+        </w:tabs>
+        <w:ind w:left="5040" w:hanging="360"/>
+      </w:pPr>
+    </w:lvl>
+    <w:lvl w:ilvl="7" w:tentative="1">
+      <w:start w:val="1"/>
+      <w:numFmt w:val="decimal"/>
+      <w:lvlText w:val="%8."/>
+      <w:lvlJc w:val="left"/>
+      <w:pPr>
+        <w:tabs>
+          <w:tab w:val="num" w:pos="5760"/>
+        </w:tabs>
+        <w:ind w:left="5760" w:hanging="360"/>
+      </w:pPr>
+    </w:lvl>
+    <w:lvl w:ilvl="8" w:tentative="1">
+      <w:start w:val="1"/>
+      <w:numFmt w:val="decimal"/>
+      <w:lvlText w:val="%9."/>
+      <w:lvlJc w:val="left"/>
+      <w:pPr>
+        <w:tabs>
+          <w:tab w:val="num" w:pos="6480"/>
+        </w:tabs>
+        <w:ind w:left="6480" w:hanging="360"/>
+      </w:pPr>
+    </w:lvl>
+  </w:abstractNum>
+  <w:abstractNum w:abstractNumId="8" w15:restartNumberingAfterBreak="0">
+    <w:nsid w:val="4CC0326F"/>
+    <w:multiLevelType w:val="multilevel"/>
+    <w:tmpl w:val="0B5AFB5A"/>
+    <w:lvl w:ilvl="0">
+      <w:start w:val="1"/>
+      <w:numFmt w:val="bullet"/>
+      <w:lvlText w:val=""/>
+      <w:lvlJc w:val="left"/>
+      <w:pPr>
+        <w:tabs>
+          <w:tab w:val="num" w:pos="720"/>
+        </w:tabs>
+        <w:ind w:left="720" w:hanging="360"/>
+      </w:pPr>
+      <w:rPr>
+        <w:rFonts w:ascii="Symbol" w:hAnsi="Symbol" w:hint="default"/>
+        <w:sz w:val="20"/>
+      </w:rPr>
+    </w:lvl>
+    <w:lvl w:ilvl="1" w:tentative="1">
+      <w:start w:val="1"/>
+      <w:numFmt w:val="bullet"/>
+      <w:lvlText w:val="o"/>
+      <w:lvlJc w:val="left"/>
+      <w:pPr>
+        <w:tabs>
+          <w:tab w:val="num" w:pos="1440"/>
+        </w:tabs>
+        <w:ind w:left="1440" w:hanging="360"/>
+      </w:pPr>
+      <w:rPr>
+        <w:rFonts w:ascii="Courier New" w:hAnsi="Courier New" w:hint="default"/>
+        <w:sz w:val="20"/>
+      </w:rPr>
+    </w:lvl>
+    <w:lvl w:ilvl="2" w:tentative="1">
+      <w:start w:val="1"/>
+      <w:numFmt w:val="bullet"/>
+      <w:lvlText w:val=""/>
+      <w:lvlJc w:val="left"/>
+      <w:pPr>
+        <w:tabs>
+          <w:tab w:val="num" w:pos="2160"/>
+        </w:tabs>
+        <w:ind w:left="2160" w:hanging="360"/>
+      </w:pPr>
+      <w:rPr>
+        <w:rFonts w:ascii="Wingdings" w:hAnsi="Wingdings" w:hint="default"/>
+        <w:sz w:val="20"/>
+      </w:rPr>
+    </w:lvl>
+    <w:lvl w:ilvl="3" w:tentative="1">
+      <w:start w:val="1"/>
+      <w:numFmt w:val="bullet"/>
+      <w:lvlText w:val=""/>
+      <w:lvlJc w:val="left"/>
+      <w:pPr>
+        <w:tabs>
+          <w:tab w:val="num" w:pos="2880"/>
+        </w:tabs>
+        <w:ind w:left="2880" w:hanging="360"/>
+      </w:pPr>
+      <w:rPr>
+        <w:rFonts w:ascii="Wingdings" w:hAnsi="Wingdings" w:hint="default"/>
+        <w:sz w:val="20"/>
+      </w:rPr>
+    </w:lvl>
+    <w:lvl w:ilvl="4" w:tentative="1">
+      <w:start w:val="1"/>
+      <w:numFmt w:val="bullet"/>
+      <w:lvlText w:val=""/>
+      <w:lvlJc w:val="left"/>
+      <w:pPr>
+        <w:tabs>
+          <w:tab w:val="num" w:pos="3600"/>
+        </w:tabs>
+        <w:ind w:left="3600" w:hanging="360"/>
+      </w:pPr>
+      <w:rPr>
+        <w:rFonts w:ascii="Wingdings" w:hAnsi="Wingdings" w:hint="default"/>
+        <w:sz w:val="20"/>
+      </w:rPr>
+    </w:lvl>
+    <w:lvl w:ilvl="5" w:tentative="1">
+      <w:start w:val="1"/>
+      <w:numFmt w:val="bullet"/>
+      <w:lvlText w:val=""/>
+      <w:lvlJc w:val="left"/>
+      <w:pPr>
+        <w:tabs>
+          <w:tab w:val="num" w:pos="4320"/>
+        </w:tabs>
+        <w:ind w:left="4320" w:hanging="360"/>
+      </w:pPr>
+      <w:rPr>
+        <w:rFonts w:ascii="Wingdings" w:hAnsi="Wingdings" w:hint="default"/>
+        <w:sz w:val="20"/>
+      </w:rPr>
+    </w:lvl>
+    <w:lvl w:ilvl="6" w:tentative="1">
+      <w:start w:val="1"/>
+      <w:numFmt w:val="bullet"/>
+      <w:lvlText w:val=""/>
+      <w:lvlJc w:val="left"/>
+      <w:pPr>
+        <w:tabs>
+          <w:tab w:val="num" w:pos="5040"/>
+        </w:tabs>
+        <w:ind w:left="5040" w:hanging="360"/>
+      </w:pPr>
+      <w:rPr>
+        <w:rFonts w:ascii="Wingdings" w:hAnsi="Wingdings" w:hint="default"/>
+        <w:sz w:val="20"/>
+      </w:rPr>
+    </w:lvl>
+    <w:lvl w:ilvl="7" w:tentative="1">
+      <w:start w:val="1"/>
+      <w:numFmt w:val="bullet"/>
+      <w:lvlText w:val=""/>
+      <w:lvlJc w:val="left"/>
+      <w:pPr>
+        <w:tabs>
+          <w:tab w:val="num" w:pos="5760"/>
+        </w:tabs>
+        <w:ind w:left="5760" w:hanging="360"/>
+      </w:pPr>
+      <w:rPr>
+        <w:rFonts w:ascii="Wingdings" w:hAnsi="Wingdings" w:hint="default"/>
+        <w:sz w:val="20"/>
+      </w:rPr>
+    </w:lvl>
+    <w:lvl w:ilvl="8" w:tentative="1">
+      <w:start w:val="1"/>
+      <w:numFmt w:val="bullet"/>
+      <w:lvlText w:val=""/>
+      <w:lvlJc w:val="left"/>
+      <w:pPr>
+        <w:tabs>
+          <w:tab w:val="num" w:pos="6480"/>
+        </w:tabs>
+        <w:ind w:left="6480" w:hanging="360"/>
+      </w:pPr>
+      <w:rPr>
+        <w:rFonts w:ascii="Wingdings" w:hAnsi="Wingdings" w:hint="default"/>
+        <w:sz w:val="20"/>
+      </w:rPr>
+    </w:lvl>
+  </w:abstractNum>
+  <w:abstractNum w:abstractNumId="9" w15:restartNumberingAfterBreak="0">
+    <w:nsid w:val="56FB248E"/>
+    <w:multiLevelType w:val="multilevel"/>
+    <w:tmpl w:val="370E8B70"/>
+    <w:lvl w:ilvl="0">
+      <w:start w:val="1"/>
+      <w:numFmt w:val="bullet"/>
+      <w:lvlText w:val=""/>
+      <w:lvlJc w:val="left"/>
+      <w:pPr>
+        <w:tabs>
+          <w:tab w:val="num" w:pos="720"/>
+        </w:tabs>
+        <w:ind w:left="720" w:hanging="360"/>
+      </w:pPr>
+      <w:rPr>
+        <w:rFonts w:ascii="Symbol" w:hAnsi="Symbol" w:hint="default"/>
+        <w:sz w:val="20"/>
+      </w:rPr>
+    </w:lvl>
+    <w:lvl w:ilvl="1" w:tentative="1">
+      <w:start w:val="1"/>
+      <w:numFmt w:val="bullet"/>
+      <w:lvlText w:val="o"/>
+      <w:lvlJc w:val="left"/>
+      <w:pPr>
+        <w:tabs>
+          <w:tab w:val="num" w:pos="1440"/>
+        </w:tabs>
+        <w:ind w:left="1440" w:hanging="360"/>
+      </w:pPr>
+      <w:rPr>
+        <w:rFonts w:ascii="Courier New" w:hAnsi="Courier New" w:hint="default"/>
+        <w:sz w:val="20"/>
+      </w:rPr>
+    </w:lvl>
+    <w:lvl w:ilvl="2" w:tentative="1">
+      <w:start w:val="1"/>
+      <w:numFmt w:val="bullet"/>
+      <w:lvlText w:val=""/>
+      <w:lvlJc w:val="left"/>
+      <w:pPr>
+        <w:tabs>
+          <w:tab w:val="num" w:pos="2160"/>
+        </w:tabs>
+        <w:ind w:left="2160" w:hanging="360"/>
+      </w:pPr>
+      <w:rPr>
+        <w:rFonts w:ascii="Wingdings" w:hAnsi="Wingdings" w:hint="default"/>
+        <w:sz w:val="20"/>
+      </w:rPr>
+    </w:lvl>
+    <w:lvl w:ilvl="3" w:tentative="1">
+      <w:start w:val="1"/>
+      <w:numFmt w:val="bullet"/>
+      <w:lvlText w:val=""/>
+      <w:lvlJc w:val="left"/>
+      <w:pPr>
+        <w:tabs>
+          <w:tab w:val="num" w:pos="2880"/>
+        </w:tabs>
+        <w:ind w:left="2880" w:hanging="360"/>
+      </w:pPr>
+      <w:rPr>
+        <w:rFonts w:ascii="Wingdings" w:hAnsi="Wingdings" w:hint="default"/>
+        <w:sz w:val="20"/>
+      </w:rPr>
+    </w:lvl>
+    <w:lvl w:ilvl="4" w:tentative="1">
+      <w:start w:val="1"/>
+      <w:numFmt w:val="bullet"/>
+      <w:lvlText w:val=""/>
+      <w:lvlJc w:val="left"/>
+      <w:pPr>
+        <w:tabs>
+          <w:tab w:val="num" w:pos="3600"/>
+        </w:tabs>
+        <w:ind w:left="3600" w:hanging="360"/>
+      </w:pPr>
+      <w:rPr>
+        <w:rFonts w:ascii="Wingdings" w:hAnsi="Wingdings" w:hint="default"/>
+        <w:sz w:val="20"/>
+      </w:rPr>
+    </w:lvl>
+    <w:lvl w:ilvl="5" w:tentative="1">
+      <w:start w:val="1"/>
+      <w:numFmt w:val="bullet"/>
+      <w:lvlText w:val=""/>
+      <w:lvlJc w:val="left"/>
+      <w:pPr>
+        <w:tabs>
+          <w:tab w:val="num" w:pos="4320"/>
+        </w:tabs>
+        <w:ind w:left="4320" w:hanging="360"/>
+      </w:pPr>
+      <w:rPr>
+        <w:rFonts w:ascii="Wingdings" w:hAnsi="Wingdings" w:hint="default"/>
+        <w:sz w:val="20"/>
+      </w:rPr>
+    </w:lvl>
+    <w:lvl w:ilvl="6" w:tentative="1">
+      <w:start w:val="1"/>
+      <w:numFmt w:val="bullet"/>
+      <w:lvlText w:val=""/>
+      <w:lvlJc w:val="left"/>
+      <w:pPr>
+        <w:tabs>
+          <w:tab w:val="num" w:pos="5040"/>
+        </w:tabs>
+        <w:ind w:left="5040" w:hanging="360"/>
+      </w:pPr>
+      <w:rPr>
+        <w:rFonts w:ascii="Wingdings" w:hAnsi="Wingdings" w:hint="default"/>
+        <w:sz w:val="20"/>
+      </w:rPr>
+    </w:lvl>
+    <w:lvl w:ilvl="7" w:tentative="1">
+      <w:start w:val="1"/>
+      <w:numFmt w:val="bullet"/>
+      <w:lvlText w:val=""/>
+      <w:lvlJc w:val="left"/>
+      <w:pPr>
+        <w:tabs>
+          <w:tab w:val="num" w:pos="5760"/>
+        </w:tabs>
+        <w:ind w:left="5760" w:hanging="360"/>
+      </w:pPr>
+      <w:rPr>
+        <w:rFonts w:ascii="Wingdings" w:hAnsi="Wingdings" w:hint="default"/>
+        <w:sz w:val="20"/>
+      </w:rPr>
+    </w:lvl>
+    <w:lvl w:ilvl="8" w:tentative="1">
+      <w:start w:val="1"/>
+      <w:numFmt w:val="bullet"/>
+      <w:lvlText w:val=""/>
+      <w:lvlJc w:val="left"/>
+      <w:pPr>
+        <w:tabs>
+          <w:tab w:val="num" w:pos="6480"/>
+        </w:tabs>
+        <w:ind w:left="6480" w:hanging="360"/>
+      </w:pPr>
+      <w:rPr>
+        <w:rFonts w:ascii="Wingdings" w:hAnsi="Wingdings" w:hint="default"/>
+        <w:sz w:val="20"/>
+      </w:rPr>
+    </w:lvl>
+  </w:abstractNum>
+  <w:abstractNum w:abstractNumId="10" w15:restartNumberingAfterBreak="0">
+    <w:nsid w:val="5C6E2C82"/>
+    <w:multiLevelType w:val="multilevel"/>
+    <w:tmpl w:val="786E81E4"/>
+    <w:lvl w:ilvl="0">
+      <w:start w:val="1"/>
+      <w:numFmt w:val="bullet"/>
+      <w:lvlText w:val=""/>
+      <w:lvlJc w:val="left"/>
+      <w:pPr>
+        <w:tabs>
+          <w:tab w:val="num" w:pos="720"/>
+        </w:tabs>
+        <w:ind w:left="720" w:hanging="360"/>
+      </w:pPr>
+      <w:rPr>
+        <w:rFonts w:ascii="Symbol" w:hAnsi="Symbol" w:hint="default"/>
+        <w:sz w:val="20"/>
+      </w:rPr>
+    </w:lvl>
+    <w:lvl w:ilvl="1" w:tentative="1">
+      <w:start w:val="1"/>
+      <w:numFmt w:val="bullet"/>
+      <w:lvlText w:val="o"/>
+      <w:lvlJc w:val="left"/>
+      <w:pPr>
+        <w:tabs>
+          <w:tab w:val="num" w:pos="1440"/>
+        </w:tabs>
+        <w:ind w:left="1440" w:hanging="360"/>
+      </w:pPr>
+      <w:rPr>
+        <w:rFonts w:ascii="Courier New" w:hAnsi="Courier New" w:hint="default"/>
+        <w:sz w:val="20"/>
+      </w:rPr>
+    </w:lvl>
+    <w:lvl w:ilvl="2" w:tentative="1">
+      <w:start w:val="1"/>
+      <w:numFmt w:val="bullet"/>
+      <w:lvlText w:val=""/>
+      <w:lvlJc w:val="left"/>
+      <w:pPr>
+        <w:tabs>
+          <w:tab w:val="num" w:pos="2160"/>
+        </w:tabs>
+        <w:ind w:left="2160" w:hanging="360"/>
+      </w:pPr>
+      <w:rPr>
+        <w:rFonts w:ascii="Wingdings" w:hAnsi="Wingdings" w:hint="default"/>
+        <w:sz w:val="20"/>
+      </w:rPr>
+    </w:lvl>
+    <w:lvl w:ilvl="3" w:tentative="1">
+      <w:start w:val="1"/>
+      <w:numFmt w:val="bullet"/>
+      <w:lvlText w:val=""/>
+      <w:lvlJc w:val="left"/>
+      <w:pPr>
+        <w:tabs>
+          <w:tab w:val="num" w:pos="2880"/>
+        </w:tabs>
+        <w:ind w:left="2880" w:hanging="360"/>
+      </w:pPr>
+      <w:rPr>
+        <w:rFonts w:ascii="Wingdings" w:hAnsi="Wingdings" w:hint="default"/>
+        <w:sz w:val="20"/>
+      </w:rPr>
+    </w:lvl>
+    <w:lvl w:ilvl="4" w:tentative="1">
+      <w:start w:val="1"/>
+      <w:numFmt w:val="bullet"/>
+      <w:lvlText w:val=""/>
+      <w:lvlJc w:val="left"/>
+      <w:pPr>
+        <w:tabs>
+          <w:tab w:val="num" w:pos="3600"/>
+        </w:tabs>
+        <w:ind w:left="3600" w:hanging="360"/>
+      </w:pPr>
+      <w:rPr>
+        <w:rFonts w:ascii="Wingdings" w:hAnsi="Wingdings" w:hint="default"/>
+        <w:sz w:val="20"/>
+      </w:rPr>
+    </w:lvl>
+    <w:lvl w:ilvl="5" w:tentative="1">
+      <w:start w:val="1"/>
+      <w:numFmt w:val="bullet"/>
+      <w:lvlText w:val=""/>
+      <w:lvlJc w:val="left"/>
+      <w:pPr>
+        <w:tabs>
+          <w:tab w:val="num" w:pos="4320"/>
+        </w:tabs>
+        <w:ind w:left="4320" w:hanging="360"/>
+      </w:pPr>
+      <w:rPr>
+        <w:rFonts w:ascii="Wingdings" w:hAnsi="Wingdings" w:hint="default"/>
+        <w:sz w:val="20"/>
+      </w:rPr>
+    </w:lvl>
+    <w:lvl w:ilvl="6" w:tentative="1">
+      <w:start w:val="1"/>
+      <w:numFmt w:val="bullet"/>
+      <w:lvlText w:val=""/>
+      <w:lvlJc w:val="left"/>
+      <w:pPr>
+        <w:tabs>
+          <w:tab w:val="num" w:pos="5040"/>
+        </w:tabs>
+        <w:ind w:left="5040" w:hanging="360"/>
+      </w:pPr>
+      <w:rPr>
+        <w:rFonts w:ascii="Wingdings" w:hAnsi="Wingdings" w:hint="default"/>
+        <w:sz w:val="20"/>
+      </w:rPr>
+    </w:lvl>
+    <w:lvl w:ilvl="7" w:tentative="1">
+      <w:start w:val="1"/>
+      <w:numFmt w:val="bullet"/>
+      <w:lvlText w:val=""/>
+      <w:lvlJc w:val="left"/>
+      <w:pPr>
+        <w:tabs>
+          <w:tab w:val="num" w:pos="5760"/>
+        </w:tabs>
+        <w:ind w:left="5760" w:hanging="360"/>
+      </w:pPr>
+      <w:rPr>
+        <w:rFonts w:ascii="Wingdings" w:hAnsi="Wingdings" w:hint="default"/>
+        <w:sz w:val="20"/>
+      </w:rPr>
+    </w:lvl>
+    <w:lvl w:ilvl="8" w:tentative="1">
+      <w:start w:val="1"/>
+      <w:numFmt w:val="bullet"/>
+      <w:lvlText w:val=""/>
+      <w:lvlJc w:val="left"/>
+      <w:pPr>
+        <w:tabs>
+          <w:tab w:val="num" w:pos="6480"/>
+        </w:tabs>
+        <w:ind w:left="6480" w:hanging="360"/>
+      </w:pPr>
+      <w:rPr>
+        <w:rFonts w:ascii="Wingdings" w:hAnsi="Wingdings" w:hint="default"/>
+        <w:sz w:val="20"/>
+      </w:rPr>
+    </w:lvl>
+  </w:abstractNum>
+  <w:abstractNum w:abstractNumId="11" w15:restartNumberingAfterBreak="0">
+    <w:nsid w:val="68FF3B33"/>
+    <w:multiLevelType w:val="multilevel"/>
+    <w:tmpl w:val="B7969634"/>
+    <w:lvl w:ilvl="0">
+      <w:start w:val="1"/>
+      <w:numFmt w:val="decimal"/>
+      <w:lvlText w:val="%1."/>
+      <w:lvlJc w:val="left"/>
+      <w:pPr>
+        <w:tabs>
+          <w:tab w:val="num" w:pos="720"/>
+        </w:tabs>
+        <w:ind w:left="720" w:hanging="360"/>
+      </w:pPr>
+    </w:lvl>
+    <w:lvl w:ilvl="1" w:tentative="1">
+      <w:start w:val="1"/>
+      <w:numFmt w:val="decimal"/>
+      <w:lvlText w:val="%2."/>
+      <w:lvlJc w:val="left"/>
+      <w:pPr>
+        <w:tabs>
+          <w:tab w:val="num" w:pos="1440"/>
+        </w:tabs>
+        <w:ind w:left="1440" w:hanging="360"/>
+      </w:pPr>
+    </w:lvl>
+    <w:lvl w:ilvl="2" w:tentative="1">
+      <w:start w:val="1"/>
+      <w:numFmt w:val="decimal"/>
+      <w:lvlText w:val="%3."/>
+      <w:lvlJc w:val="left"/>
+      <w:pPr>
+        <w:tabs>
+          <w:tab w:val="num" w:pos="2160"/>
+        </w:tabs>
+        <w:ind w:left="2160" w:hanging="360"/>
+      </w:pPr>
+    </w:lvl>
+    <w:lvl w:ilvl="3" w:tentative="1">
+      <w:start w:val="1"/>
+      <w:numFmt w:val="decimal"/>
+      <w:lvlText w:val="%4."/>
+      <w:lvlJc w:val="left"/>
+      <w:pPr>
+        <w:tabs>
+          <w:tab w:val="num" w:pos="2880"/>
+        </w:tabs>
+        <w:ind w:left="2880" w:hanging="360"/>
+      </w:pPr>
+    </w:lvl>
+    <w:lvl w:ilvl="4" w:tentative="1">
+      <w:start w:val="1"/>
+      <w:numFmt w:val="decimal"/>
+      <w:lvlText w:val="%5."/>
+      <w:lvlJc w:val="left"/>
+      <w:pPr>
+        <w:tabs>
+          <w:tab w:val="num" w:pos="3600"/>
+        </w:tabs>
+        <w:ind w:left="3600" w:hanging="360"/>
+      </w:pPr>
+    </w:lvl>
+    <w:lvl w:ilvl="5" w:tentative="1">
+      <w:start w:val="1"/>
+      <w:numFmt w:val="decimal"/>
+      <w:lvlText w:val="%6."/>
+      <w:lvlJc w:val="left"/>
+      <w:pPr>
+        <w:tabs>
+          <w:tab w:val="num" w:pos="4320"/>
+        </w:tabs>
+        <w:ind w:left="4320" w:hanging="360"/>
+      </w:pPr>
+    </w:lvl>
+    <w:lvl w:ilvl="6" w:tentative="1">
+      <w:start w:val="1"/>
+      <w:numFmt w:val="decimal"/>
+      <w:lvlText w:val="%7."/>
+      <w:lvlJc w:val="left"/>
+      <w:pPr>
+        <w:tabs>
+          <w:tab w:val="num" w:pos="5040"/>
+        </w:tabs>
+        <w:ind w:left="5040" w:hanging="360"/>
+      </w:pPr>
+    </w:lvl>
+    <w:lvl w:ilvl="7" w:tentative="1">
+      <w:start w:val="1"/>
+      <w:numFmt w:val="decimal"/>
+      <w:lvlText w:val="%8."/>
+      <w:lvlJc w:val="left"/>
+      <w:pPr>
+        <w:tabs>
+          <w:tab w:val="num" w:pos="5760"/>
+        </w:tabs>
+        <w:ind w:left="5760" w:hanging="360"/>
+      </w:pPr>
+    </w:lvl>
+    <w:lvl w:ilvl="8" w:tentative="1">
+      <w:start w:val="1"/>
+      <w:numFmt w:val="decimal"/>
+      <w:lvlText w:val="%9."/>
+      <w:lvlJc w:val="left"/>
+      <w:pPr>
+        <w:tabs>
+          <w:tab w:val="num" w:pos="6480"/>
+        </w:tabs>
+        <w:ind w:left="6480" w:hanging="360"/>
+      </w:pPr>
+    </w:lvl>
+  </w:abstractNum>
+  <w:abstractNum w:abstractNumId="12" w15:restartNumberingAfterBreak="0">
     <w:nsid w:val="6EF56AD0"/>
     <w:multiLevelType w:val="multilevel"/>
     <w:tmpl w:val="E17E538A"/>
@@ -1490,14 +6606,312 @@
       </w:rPr>
     </w:lvl>
   </w:abstractNum>
+  <w:abstractNum w:abstractNumId="13" w15:restartNumberingAfterBreak="0">
+    <w:nsid w:val="7373485D"/>
+    <w:multiLevelType w:val="multilevel"/>
+    <w:tmpl w:val="99EEDB2C"/>
+    <w:lvl w:ilvl="0">
+      <w:start w:val="1"/>
+      <w:numFmt w:val="decimal"/>
+      <w:lvlText w:val="%1."/>
+      <w:lvlJc w:val="left"/>
+      <w:pPr>
+        <w:tabs>
+          <w:tab w:val="num" w:pos="720"/>
+        </w:tabs>
+        <w:ind w:left="720" w:hanging="360"/>
+      </w:pPr>
+    </w:lvl>
+    <w:lvl w:ilvl="1" w:tentative="1">
+      <w:start w:val="1"/>
+      <w:numFmt w:val="decimal"/>
+      <w:lvlText w:val="%2."/>
+      <w:lvlJc w:val="left"/>
+      <w:pPr>
+        <w:tabs>
+          <w:tab w:val="num" w:pos="1440"/>
+        </w:tabs>
+        <w:ind w:left="1440" w:hanging="360"/>
+      </w:pPr>
+    </w:lvl>
+    <w:lvl w:ilvl="2" w:tentative="1">
+      <w:start w:val="1"/>
+      <w:numFmt w:val="decimal"/>
+      <w:lvlText w:val="%3."/>
+      <w:lvlJc w:val="left"/>
+      <w:pPr>
+        <w:tabs>
+          <w:tab w:val="num" w:pos="2160"/>
+        </w:tabs>
+        <w:ind w:left="2160" w:hanging="360"/>
+      </w:pPr>
+    </w:lvl>
+    <w:lvl w:ilvl="3" w:tentative="1">
+      <w:start w:val="1"/>
+      <w:numFmt w:val="decimal"/>
+      <w:lvlText w:val="%4."/>
+      <w:lvlJc w:val="left"/>
+      <w:pPr>
+        <w:tabs>
+          <w:tab w:val="num" w:pos="2880"/>
+        </w:tabs>
+        <w:ind w:left="2880" w:hanging="360"/>
+      </w:pPr>
+    </w:lvl>
+    <w:lvl w:ilvl="4" w:tentative="1">
+      <w:start w:val="1"/>
+      <w:numFmt w:val="decimal"/>
+      <w:lvlText w:val="%5."/>
+      <w:lvlJc w:val="left"/>
+      <w:pPr>
+        <w:tabs>
+          <w:tab w:val="num" w:pos="3600"/>
+        </w:tabs>
+        <w:ind w:left="3600" w:hanging="360"/>
+      </w:pPr>
+    </w:lvl>
+    <w:lvl w:ilvl="5" w:tentative="1">
+      <w:start w:val="1"/>
+      <w:numFmt w:val="decimal"/>
+      <w:lvlText w:val="%6."/>
+      <w:lvlJc w:val="left"/>
+      <w:pPr>
+        <w:tabs>
+          <w:tab w:val="num" w:pos="4320"/>
+        </w:tabs>
+        <w:ind w:left="4320" w:hanging="360"/>
+      </w:pPr>
+    </w:lvl>
+    <w:lvl w:ilvl="6" w:tentative="1">
+      <w:start w:val="1"/>
+      <w:numFmt w:val="decimal"/>
+      <w:lvlText w:val="%7."/>
+      <w:lvlJc w:val="left"/>
+      <w:pPr>
+        <w:tabs>
+          <w:tab w:val="num" w:pos="5040"/>
+        </w:tabs>
+        <w:ind w:left="5040" w:hanging="360"/>
+      </w:pPr>
+    </w:lvl>
+    <w:lvl w:ilvl="7" w:tentative="1">
+      <w:start w:val="1"/>
+      <w:numFmt w:val="decimal"/>
+      <w:lvlText w:val="%8."/>
+      <w:lvlJc w:val="left"/>
+      <w:pPr>
+        <w:tabs>
+          <w:tab w:val="num" w:pos="5760"/>
+        </w:tabs>
+        <w:ind w:left="5760" w:hanging="360"/>
+      </w:pPr>
+    </w:lvl>
+    <w:lvl w:ilvl="8" w:tentative="1">
+      <w:start w:val="1"/>
+      <w:numFmt w:val="decimal"/>
+      <w:lvlText w:val="%9."/>
+      <w:lvlJc w:val="left"/>
+      <w:pPr>
+        <w:tabs>
+          <w:tab w:val="num" w:pos="6480"/>
+        </w:tabs>
+        <w:ind w:left="6480" w:hanging="360"/>
+      </w:pPr>
+    </w:lvl>
+  </w:abstractNum>
+  <w:abstractNum w:abstractNumId="14" w15:restartNumberingAfterBreak="0">
+    <w:nsid w:val="752F5793"/>
+    <w:multiLevelType w:val="multilevel"/>
+    <w:tmpl w:val="DB8AE9BA"/>
+    <w:lvl w:ilvl="0">
+      <w:start w:val="1"/>
+      <w:numFmt w:val="bullet"/>
+      <w:lvlText w:val=""/>
+      <w:lvlJc w:val="left"/>
+      <w:pPr>
+        <w:tabs>
+          <w:tab w:val="num" w:pos="720"/>
+        </w:tabs>
+        <w:ind w:left="720" w:hanging="360"/>
+      </w:pPr>
+      <w:rPr>
+        <w:rFonts w:ascii="Symbol" w:hAnsi="Symbol" w:hint="default"/>
+        <w:sz w:val="20"/>
+      </w:rPr>
+    </w:lvl>
+    <w:lvl w:ilvl="1" w:tentative="1">
+      <w:start w:val="1"/>
+      <w:numFmt w:val="bullet"/>
+      <w:lvlText w:val="o"/>
+      <w:lvlJc w:val="left"/>
+      <w:pPr>
+        <w:tabs>
+          <w:tab w:val="num" w:pos="1440"/>
+        </w:tabs>
+        <w:ind w:left="1440" w:hanging="360"/>
+      </w:pPr>
+      <w:rPr>
+        <w:rFonts w:ascii="Courier New" w:hAnsi="Courier New" w:hint="default"/>
+        <w:sz w:val="20"/>
+      </w:rPr>
+    </w:lvl>
+    <w:lvl w:ilvl="2" w:tentative="1">
+      <w:start w:val="1"/>
+      <w:numFmt w:val="bullet"/>
+      <w:lvlText w:val=""/>
+      <w:lvlJc w:val="left"/>
+      <w:pPr>
+        <w:tabs>
+          <w:tab w:val="num" w:pos="2160"/>
+        </w:tabs>
+        <w:ind w:left="2160" w:hanging="360"/>
+      </w:pPr>
+      <w:rPr>
+        <w:rFonts w:ascii="Wingdings" w:hAnsi="Wingdings" w:hint="default"/>
+        <w:sz w:val="20"/>
+      </w:rPr>
+    </w:lvl>
+    <w:lvl w:ilvl="3" w:tentative="1">
+      <w:start w:val="1"/>
+      <w:numFmt w:val="bullet"/>
+      <w:lvlText w:val=""/>
+      <w:lvlJc w:val="left"/>
+      <w:pPr>
+        <w:tabs>
+          <w:tab w:val="num" w:pos="2880"/>
+        </w:tabs>
+        <w:ind w:left="2880" w:hanging="360"/>
+      </w:pPr>
+      <w:rPr>
+        <w:rFonts w:ascii="Wingdings" w:hAnsi="Wingdings" w:hint="default"/>
+        <w:sz w:val="20"/>
+      </w:rPr>
+    </w:lvl>
+    <w:lvl w:ilvl="4" w:tentative="1">
+      <w:start w:val="1"/>
+      <w:numFmt w:val="bullet"/>
+      <w:lvlText w:val=""/>
+      <w:lvlJc w:val="left"/>
+      <w:pPr>
+        <w:tabs>
+          <w:tab w:val="num" w:pos="3600"/>
+        </w:tabs>
+        <w:ind w:left="3600" w:hanging="360"/>
+      </w:pPr>
+      <w:rPr>
+        <w:rFonts w:ascii="Wingdings" w:hAnsi="Wingdings" w:hint="default"/>
+        <w:sz w:val="20"/>
+      </w:rPr>
+    </w:lvl>
+    <w:lvl w:ilvl="5" w:tentative="1">
+      <w:start w:val="1"/>
+      <w:numFmt w:val="bullet"/>
+      <w:lvlText w:val=""/>
+      <w:lvlJc w:val="left"/>
+      <w:pPr>
+        <w:tabs>
+          <w:tab w:val="num" w:pos="4320"/>
+        </w:tabs>
+        <w:ind w:left="4320" w:hanging="360"/>
+      </w:pPr>
+      <w:rPr>
+        <w:rFonts w:ascii="Wingdings" w:hAnsi="Wingdings" w:hint="default"/>
+        <w:sz w:val="20"/>
+      </w:rPr>
+    </w:lvl>
+    <w:lvl w:ilvl="6" w:tentative="1">
+      <w:start w:val="1"/>
+      <w:numFmt w:val="bullet"/>
+      <w:lvlText w:val=""/>
+      <w:lvlJc w:val="left"/>
+      <w:pPr>
+        <w:tabs>
+          <w:tab w:val="num" w:pos="5040"/>
+        </w:tabs>
+        <w:ind w:left="5040" w:hanging="360"/>
+      </w:pPr>
+      <w:rPr>
+        <w:rFonts w:ascii="Wingdings" w:hAnsi="Wingdings" w:hint="default"/>
+        <w:sz w:val="20"/>
+      </w:rPr>
+    </w:lvl>
+    <w:lvl w:ilvl="7" w:tentative="1">
+      <w:start w:val="1"/>
+      <w:numFmt w:val="bullet"/>
+      <w:lvlText w:val=""/>
+      <w:lvlJc w:val="left"/>
+      <w:pPr>
+        <w:tabs>
+          <w:tab w:val="num" w:pos="5760"/>
+        </w:tabs>
+        <w:ind w:left="5760" w:hanging="360"/>
+      </w:pPr>
+      <w:rPr>
+        <w:rFonts w:ascii="Wingdings" w:hAnsi="Wingdings" w:hint="default"/>
+        <w:sz w:val="20"/>
+      </w:rPr>
+    </w:lvl>
+    <w:lvl w:ilvl="8" w:tentative="1">
+      <w:start w:val="1"/>
+      <w:numFmt w:val="bullet"/>
+      <w:lvlText w:val=""/>
+      <w:lvlJc w:val="left"/>
+      <w:pPr>
+        <w:tabs>
+          <w:tab w:val="num" w:pos="6480"/>
+        </w:tabs>
+        <w:ind w:left="6480" w:hanging="360"/>
+      </w:pPr>
+      <w:rPr>
+        <w:rFonts w:ascii="Wingdings" w:hAnsi="Wingdings" w:hint="default"/>
+        <w:sz w:val="20"/>
+      </w:rPr>
+    </w:lvl>
+  </w:abstractNum>
   <w:num w:numId="1" w16cid:durableId="420491974">
+    <w:abstractNumId w:val="4"/>
+  </w:num>
+  <w:num w:numId="2" w16cid:durableId="328145750">
+    <w:abstractNumId w:val="6"/>
+  </w:num>
+  <w:num w:numId="3" w16cid:durableId="826479235">
+    <w:abstractNumId w:val="12"/>
+  </w:num>
+  <w:num w:numId="4" w16cid:durableId="455296755">
+    <w:abstractNumId w:val="14"/>
+  </w:num>
+  <w:num w:numId="5" w16cid:durableId="1753047067">
+    <w:abstractNumId w:val="11"/>
+  </w:num>
+  <w:num w:numId="6" w16cid:durableId="1840388616">
+    <w:abstractNumId w:val="9"/>
+  </w:num>
+  <w:num w:numId="7" w16cid:durableId="1356422135">
+    <w:abstractNumId w:val="13"/>
+  </w:num>
+  <w:num w:numId="8" w16cid:durableId="1128430861">
+    <w:abstractNumId w:val="10"/>
+  </w:num>
+  <w:num w:numId="9" w16cid:durableId="1288198691">
+    <w:abstractNumId w:val="3"/>
+  </w:num>
+  <w:num w:numId="10" w16cid:durableId="534083709">
+    <w:abstractNumId w:val="1"/>
+  </w:num>
+  <w:num w:numId="11" w16cid:durableId="2115591420">
+    <w:abstractNumId w:val="2"/>
+  </w:num>
+  <w:num w:numId="12" w16cid:durableId="1868980045">
+    <w:abstractNumId w:val="5"/>
+  </w:num>
+  <w:num w:numId="13" w16cid:durableId="50468316">
+    <w:abstractNumId w:val="7"/>
+  </w:num>
+  <w:num w:numId="14" w16cid:durableId="470365102">
     <w:abstractNumId w:val="0"/>
   </w:num>
-  <w:num w:numId="2" w16cid:durableId="328145750">
-    <w:abstractNumId w:val="1"/>
-  </w:num>
-  <w:num w:numId="3" w16cid:durableId="826479235">
-    <w:abstractNumId w:val="2"/>
+  <w:num w:numId="15" w16cid:durableId="494762926">
+    <w:abstractNumId w:val="8"/>
   </w:num>
 </w:numbering>
 </file>
@@ -2449,6 +7863,63 @@
       </w:tblBorders>
     </w:tblPr>
   </w:style>
+  <w:style w:type="character" w:customStyle="1" w:styleId="apple-converted-space">
+    <w:name w:val="apple-converted-space"/>
+    <w:basedOn w:val="DefaultParagraphFont"/>
+    <w:rsid w:val="002667B8"/>
+  </w:style>
+  <w:style w:type="character" w:styleId="Strong">
+    <w:name w:val="Strong"/>
+    <w:basedOn w:val="DefaultParagraphFont"/>
+    <w:uiPriority w:val="22"/>
+    <w:qFormat/>
+    <w:rsid w:val="002667B8"/>
+    <w:rPr>
+      <w:b/>
+      <w:bCs/>
+    </w:rPr>
+  </w:style>
+  <w:style w:type="paragraph" w:customStyle="1" w:styleId="font-claude-response-body">
+    <w:name w:val="font-claude-response-body"/>
+    <w:basedOn w:val="Normal"/>
+    <w:rsid w:val="002667B8"/>
+    <w:pPr>
+      <w:spacing w:before="100" w:beforeAutospacing="1" w:after="100" w:afterAutospacing="1" w:line="240" w:lineRule="auto"/>
+    </w:pPr>
+    <w:rPr>
+      <w:rFonts w:ascii="Times New Roman" w:eastAsia="Times New Roman" w:hAnsi="Times New Roman" w:cs="Times New Roman"/>
+      <w:kern w:val="0"/>
+      <w:lang w:val="en-TR"/>
+      <w14:ligatures w14:val="none"/>
+    </w:rPr>
+  </w:style>
+  <w:style w:type="paragraph" w:customStyle="1" w:styleId="whitespace-normal">
+    <w:name w:val="whitespace-normal"/>
+    <w:basedOn w:val="Normal"/>
+    <w:rsid w:val="002667B8"/>
+    <w:pPr>
+      <w:spacing w:before="100" w:beforeAutospacing="1" w:after="100" w:afterAutospacing="1" w:line="240" w:lineRule="auto"/>
+    </w:pPr>
+    <w:rPr>
+      <w:rFonts w:ascii="Times New Roman" w:eastAsia="Times New Roman" w:hAnsi="Times New Roman" w:cs="Times New Roman"/>
+      <w:kern w:val="0"/>
+      <w:lang w:val="en-TR"/>
+      <w14:ligatures w14:val="none"/>
+    </w:rPr>
+  </w:style>
+  <w:style w:type="character" w:styleId="HTMLCode">
+    <w:name w:val="HTML Code"/>
+    <w:basedOn w:val="DefaultParagraphFont"/>
+    <w:uiPriority w:val="99"/>
+    <w:semiHidden/>
+    <w:unhideWhenUsed/>
+    <w:rsid w:val="002667B8"/>
+    <w:rPr>
+      <w:rFonts w:ascii="Courier New" w:eastAsia="Times New Roman" w:hAnsi="Courier New" w:cs="Courier New"/>
+      <w:sz w:val="20"/>
+      <w:szCs w:val="20"/>
+    </w:rPr>
+  </w:style>
 </w:styles>
 </file>
 
@@ -2918,20 +8389,20 @@
 </file>
 
 <file path=customXml/item2.xml><?xml version="1.0" encoding="utf-8"?>
+<p:properties xmlns:p="http://schemas.microsoft.com/office/2006/metadata/properties" xmlns:xsi="http://www.w3.org/2001/XMLSchema-instance" xmlns:pc="http://schemas.microsoft.com/office/infopath/2007/PartnerControls">
+  <documentManagement>
+    <_activity xmlns="1e098493-eaee-4f7f-8571-f68a4bb6b5fe" xsi:nil="true"/>
+  </documentManagement>
+</p:properties>
+</file>
+
+<file path=customXml/item3.xml><?xml version="1.0" encoding="utf-8"?>
 <?mso-contentType ?>
 <FormTemplates xmlns="http://schemas.microsoft.com/sharepoint/v3/contenttype/forms">
   <Display>DocumentLibraryForm</Display>
   <Edit>DocumentLibraryForm</Edit>
   <New>DocumentLibraryForm</New>
 </FormTemplates>
-</file>
-
-<file path=customXml/item3.xml><?xml version="1.0" encoding="utf-8"?>
-<p:properties xmlns:p="http://schemas.microsoft.com/office/2006/metadata/properties" xmlns:xsi="http://www.w3.org/2001/XMLSchema-instance" xmlns:pc="http://schemas.microsoft.com/office/infopath/2007/PartnerControls">
-  <documentManagement>
-    <_activity xmlns="1e098493-eaee-4f7f-8571-f68a4bb6b5fe" xsi:nil="true"/>
-  </documentManagement>
-</p:properties>
 </file>
 
 <file path=customXml/itemProps1.xml><?xml version="1.0" encoding="utf-8"?>
@@ -2953,14 +8424,6 @@
 </file>
 
 <file path=customXml/itemProps2.xml><?xml version="1.0" encoding="utf-8"?>
-<ds:datastoreItem xmlns:ds="http://schemas.openxmlformats.org/officeDocument/2006/customXml" ds:itemID="{F4DB681F-8FAC-4769-9904-2A88933A64F5}">
-  <ds:schemaRefs>
-    <ds:schemaRef ds:uri="http://schemas.microsoft.com/sharepoint/v3/contenttype/forms"/>
-  </ds:schemaRefs>
-</ds:datastoreItem>
-</file>
-
-<file path=customXml/itemProps3.xml><?xml version="1.0" encoding="utf-8"?>
 <ds:datastoreItem xmlns:ds="http://schemas.openxmlformats.org/officeDocument/2006/customXml" ds:itemID="{83DCEF34-1B48-48C9-96B7-390831F7CC80}">
   <ds:schemaRefs>
     <ds:schemaRef ds:uri="http://schemas.microsoft.com/office/2006/metadata/properties"/>
@@ -2968,4 +8431,12 @@
     <ds:schemaRef ds:uri="1e098493-eaee-4f7f-8571-f68a4bb6b5fe"/>
   </ds:schemaRefs>
 </ds:datastoreItem>
+</file>
+
+<file path=customXml/itemProps3.xml><?xml version="1.0" encoding="utf-8"?>
+<ds:datastoreItem xmlns:ds="http://schemas.openxmlformats.org/officeDocument/2006/customXml" ds:itemID="{F4DB681F-8FAC-4769-9904-2A88933A64F5}">
+  <ds:schemaRefs>
+    <ds:schemaRef ds:uri="http://schemas.microsoft.com/sharepoint/v3/contenttype/forms"/>
+  </ds:schemaRefs>
+</ds:datastoreItem>
 </file>